--- a/2 PSYCHOLOGICAL LEVEL LIQUIDITY PROTOCOL 2.docx
+++ b/2 PSYCHOLOGICAL LEVEL LIQUIDITY PROTOCOL 2.docx
@@ -69,17 +69,7 @@
           <w:bdr w:val="single" w:sz="2" w:space="0" w:color="E5E7EB" w:frame="1"/>
           <w:lang w:eastAsia="en-KE"/>
         </w:rPr>
-        <w:t>v3.0</w:t>
-      </w:r>
-      <w:r>
-        <w:rPr>
-          <w:rFonts w:ascii="Inter" w:eastAsia="Times New Roman" w:hAnsi="Inter" w:cs="Times New Roman"/>
-          <w:color w:val="F4F0EB"/>
-          <w:sz w:val="21"/>
-          <w:szCs w:val="21"/>
-          <w:lang w:eastAsia="en-KE"/>
-        </w:rPr>
-        <w:t> | </w:t>
+        <w:t>v3.</w:t>
       </w:r>
       <w:r>
         <w:rPr>
@@ -90,6 +80,29 @@
           <w:sz w:val="21"/>
           <w:szCs w:val="21"/>
           <w:bdr w:val="single" w:sz="2" w:space="0" w:color="E5E7EB" w:frame="1"/>
+          <w:lang w:val="en-US" w:eastAsia="en-KE"/>
+        </w:rPr>
+        <w:t>1</w:t>
+      </w:r>
+      <w:r>
+        <w:rPr>
+          <w:rFonts w:ascii="Inter" w:eastAsia="Times New Roman" w:hAnsi="Inter" w:cs="Times New Roman"/>
+          <w:color w:val="F4F0EB"/>
+          <w:sz w:val="21"/>
+          <w:szCs w:val="21"/>
+          <w:lang w:eastAsia="en-KE"/>
+        </w:rPr>
+        <w:t> | </w:t>
+      </w:r>
+      <w:r>
+        <w:rPr>
+          <w:rFonts w:ascii="Inter" w:eastAsia="Times New Roman" w:hAnsi="Inter" w:cs="Times New Roman"/>
+          <w:b/>
+          <w:bCs/>
+          <w:color w:val="F4F0EB"/>
+          <w:sz w:val="21"/>
+          <w:szCs w:val="21"/>
+          <w:bdr w:val="single" w:sz="2" w:space="0" w:color="E5E7EB" w:frame="1"/>
           <w:lang w:eastAsia="en-KE"/>
         </w:rPr>
         <w:t>Source:</w:t>
@@ -102,29 +115,7 @@
           <w:szCs w:val="21"/>
           <w:lang w:eastAsia="en-KE"/>
         </w:rPr>
-        <w:t> Psychological Levels (</w:t>
-      </w:r>
-      <w:proofErr w:type="spellStart"/>
-      <w:r>
-        <w:rPr>
-          <w:rFonts w:ascii="Inter" w:eastAsia="Times New Roman" w:hAnsi="Inter" w:cs="Times New Roman"/>
-          <w:color w:val="F4F0EB"/>
-          <w:sz w:val="21"/>
-          <w:szCs w:val="21"/>
-          <w:lang w:eastAsia="en-KE"/>
-        </w:rPr>
-        <w:t>BabyPips</w:t>
-      </w:r>
-      <w:proofErr w:type="spellEnd"/>
-      <w:r>
-        <w:rPr>
-          <w:rFonts w:ascii="Inter" w:eastAsia="Times New Roman" w:hAnsi="Inter" w:cs="Times New Roman"/>
-          <w:color w:val="F4F0EB"/>
-          <w:sz w:val="21"/>
-          <w:szCs w:val="21"/>
-          <w:lang w:eastAsia="en-KE"/>
-        </w:rPr>
-        <w:t>) — see lesson for pattern theory</w:t>
+        <w:t> Psychological Levels (BabyPips) — see lesson for pattern theory</w:t>
       </w:r>
       <w:r>
         <w:rPr>
@@ -686,7 +677,7 @@
                 <w:szCs w:val="21"/>
                 <w:lang w:eastAsia="en-KE"/>
               </w:rPr>
-              <w:t>Reduce size 50% or wait for clarity</w:t>
+              <w:t>Stand aside (No new entries)</w:t>
             </w:r>
           </w:p>
         </w:tc>
@@ -1066,11 +1057,11 @@
       </w:tblPr>
       <w:tblGrid>
         <w:gridCol w:w="415"/>
-        <w:gridCol w:w="1315"/>
-        <w:gridCol w:w="1130"/>
-        <w:gridCol w:w="1504"/>
-        <w:gridCol w:w="1622"/>
-        <w:gridCol w:w="1589"/>
+        <w:gridCol w:w="2587"/>
+        <w:gridCol w:w="967"/>
+        <w:gridCol w:w="1148"/>
+        <w:gridCol w:w="1213"/>
+        <w:gridCol w:w="1245"/>
       </w:tblGrid>
       <w:tr>
         <w:trPr>
@@ -1097,7 +1088,7 @@
                 <w:rFonts w:ascii="Times New Roman" w:eastAsia="Times New Roman" w:hAnsi="Times New Roman" w:cs="Times New Roman"/>
                 <w:b/>
                 <w:bCs/>
-                <w:color w:val="FFFFFF"/>
+                <w:color w:val="0070C0"/>
                 <w:sz w:val="21"/>
                 <w:szCs w:val="21"/>
                 <w:lang w:eastAsia="en-KE"/>
@@ -1108,7 +1099,7 @@
                 <w:rFonts w:ascii="Times New Roman" w:eastAsia="Times New Roman" w:hAnsi="Times New Roman" w:cs="Times New Roman"/>
                 <w:b/>
                 <w:bCs/>
-                <w:color w:val="FFFFFF"/>
+                <w:color w:val="0070C0"/>
                 <w:sz w:val="21"/>
                 <w:szCs w:val="21"/>
                 <w:lang w:eastAsia="en-KE"/>
@@ -1138,7 +1129,7 @@
                 <w:rFonts w:ascii="Times New Roman" w:eastAsia="Times New Roman" w:hAnsi="Times New Roman" w:cs="Times New Roman"/>
                 <w:b/>
                 <w:bCs/>
-                <w:color w:val="FFFFFF"/>
+                <w:color w:val="0070C0"/>
                 <w:sz w:val="21"/>
                 <w:szCs w:val="21"/>
                 <w:lang w:eastAsia="en-KE"/>
@@ -1149,7 +1140,7 @@
                 <w:rFonts w:ascii="Times New Roman" w:eastAsia="Times New Roman" w:hAnsi="Times New Roman" w:cs="Times New Roman"/>
                 <w:b/>
                 <w:bCs/>
-                <w:color w:val="FFFFFF"/>
+                <w:color w:val="0070C0"/>
                 <w:sz w:val="21"/>
                 <w:szCs w:val="21"/>
                 <w:lang w:eastAsia="en-KE"/>
@@ -1179,7 +1170,7 @@
                 <w:rFonts w:ascii="Times New Roman" w:eastAsia="Times New Roman" w:hAnsi="Times New Roman" w:cs="Times New Roman"/>
                 <w:b/>
                 <w:bCs/>
-                <w:color w:val="FFFFFF"/>
+                <w:color w:val="0070C0"/>
                 <w:sz w:val="21"/>
                 <w:szCs w:val="21"/>
                 <w:lang w:eastAsia="en-KE"/>
@@ -1190,7 +1181,7 @@
                 <w:rFonts w:ascii="Times New Roman" w:eastAsia="Times New Roman" w:hAnsi="Times New Roman" w:cs="Times New Roman"/>
                 <w:b/>
                 <w:bCs/>
-                <w:color w:val="FFFFFF"/>
+                <w:color w:val="0070C0"/>
                 <w:sz w:val="21"/>
                 <w:szCs w:val="21"/>
                 <w:lang w:eastAsia="en-KE"/>
@@ -1220,7 +1211,7 @@
                 <w:rFonts w:ascii="Times New Roman" w:eastAsia="Times New Roman" w:hAnsi="Times New Roman" w:cs="Times New Roman"/>
                 <w:b/>
                 <w:bCs/>
-                <w:color w:val="FFFFFF"/>
+                <w:color w:val="0070C0"/>
                 <w:sz w:val="21"/>
                 <w:szCs w:val="21"/>
                 <w:lang w:eastAsia="en-KE"/>
@@ -1231,7 +1222,7 @@
                 <w:rFonts w:ascii="Times New Roman" w:eastAsia="Times New Roman" w:hAnsi="Times New Roman" w:cs="Times New Roman"/>
                 <w:b/>
                 <w:bCs/>
-                <w:color w:val="FFFFFF"/>
+                <w:color w:val="0070C0"/>
                 <w:sz w:val="21"/>
                 <w:szCs w:val="21"/>
                 <w:lang w:eastAsia="en-KE"/>
@@ -1261,7 +1252,7 @@
                 <w:rFonts w:ascii="Times New Roman" w:eastAsia="Times New Roman" w:hAnsi="Times New Roman" w:cs="Times New Roman"/>
                 <w:b/>
                 <w:bCs/>
-                <w:color w:val="FFFFFF"/>
+                <w:color w:val="0070C0"/>
                 <w:sz w:val="21"/>
                 <w:szCs w:val="21"/>
                 <w:lang w:eastAsia="en-KE"/>
@@ -1272,7 +1263,7 @@
                 <w:rFonts w:ascii="Times New Roman" w:eastAsia="Times New Roman" w:hAnsi="Times New Roman" w:cs="Times New Roman"/>
                 <w:b/>
                 <w:bCs/>
-                <w:color w:val="FFFFFF"/>
+                <w:color w:val="0070C0"/>
                 <w:sz w:val="21"/>
                 <w:szCs w:val="21"/>
                 <w:lang w:eastAsia="en-KE"/>
@@ -1302,7 +1293,7 @@
                 <w:rFonts w:ascii="Times New Roman" w:eastAsia="Times New Roman" w:hAnsi="Times New Roman" w:cs="Times New Roman"/>
                 <w:b/>
                 <w:bCs/>
-                <w:color w:val="FFFFFF"/>
+                <w:color w:val="0070C0"/>
                 <w:sz w:val="21"/>
                 <w:szCs w:val="21"/>
                 <w:lang w:eastAsia="en-KE"/>
@@ -1313,7 +1304,7 @@
                 <w:rFonts w:ascii="Times New Roman" w:eastAsia="Times New Roman" w:hAnsi="Times New Roman" w:cs="Times New Roman"/>
                 <w:b/>
                 <w:bCs/>
-                <w:color w:val="FFFFFF"/>
+                <w:color w:val="0070C0"/>
                 <w:sz w:val="21"/>
                 <w:szCs w:val="21"/>
                 <w:lang w:eastAsia="en-KE"/>
@@ -1386,7 +1377,28 @@
                 <w:szCs w:val="21"/>
                 <w:lang w:eastAsia="en-KE"/>
               </w:rPr>
-              <w:t>.0000 (1.2000)</w:t>
+              <w:t>.</w:t>
+            </w:r>
+            <w:r>
+              <w:t xml:space="preserve"> </w:t>
+            </w:r>
+            <w:r>
+              <w:rPr>
+                <w:rFonts w:ascii="Times New Roman" w:eastAsia="Times New Roman" w:hAnsi="Times New Roman" w:cs="Times New Roman"/>
+                <w:sz w:val="21"/>
+                <w:szCs w:val="21"/>
+                <w:lang w:eastAsia="en-KE"/>
+              </w:rPr>
+              <w:t>XX00 (Every 100 pips, e.g., 1.2000, 1.2100)</w:t>
+            </w:r>
+            <w:r>
+              <w:rPr>
+                <w:rFonts w:ascii="Times New Roman" w:eastAsia="Times New Roman" w:hAnsi="Times New Roman" w:cs="Times New Roman"/>
+                <w:sz w:val="21"/>
+                <w:szCs w:val="21"/>
+                <w:lang w:eastAsia="en-KE"/>
+              </w:rPr>
+              <w:t>)</w:t>
             </w:r>
           </w:p>
         </w:tc>
@@ -1586,7 +1598,7 @@
                 <w:szCs w:val="21"/>
                 <w:lang w:eastAsia="en-KE"/>
               </w:rPr>
-              <w:t>.X050 (1.2050)</w:t>
+              <w:t>.XX50 (Every 50 pips, e.g., 1.2050, 1.2150)</w:t>
             </w:r>
           </w:p>
         </w:tc>
@@ -1786,7 +1798,7 @@
                 <w:szCs w:val="21"/>
                 <w:lang w:eastAsia="en-KE"/>
               </w:rPr>
-              <w:t>.XX00 (1.2100)</w:t>
+              <w:t>.XX20 / .XX80 (e.g., 1.2020, 1.2080)</w:t>
             </w:r>
           </w:p>
         </w:tc>
@@ -2155,21 +2167,21 @@
         <w:shd w:val="clear" w:color="auto" w:fill="252523"/>
         <w:spacing w:before="274" w:after="274" w:line="240" w:lineRule="auto"/>
         <w:rPr>
-          <w:rFonts w:ascii="Inter" w:eastAsia="Times New Roman" w:hAnsi="Inter" w:cs="Times New Roman"/>
-          <w:color w:val="F4F0EB"/>
-          <w:sz w:val="21"/>
-          <w:szCs w:val="21"/>
-          <w:lang w:eastAsia="en-KE"/>
-        </w:rPr>
-      </w:pPr>
-      <w:r>
-        <w:rPr>
           <w:rFonts w:ascii="Segoe UI Emoji" w:eastAsia="Times New Roman" w:hAnsi="Segoe UI Emoji" w:cs="Segoe UI Emoji"/>
           <w:color w:val="F4F0EB"/>
           <w:sz w:val="21"/>
           <w:szCs w:val="21"/>
           <w:lang w:eastAsia="en-KE"/>
         </w:rPr>
+      </w:pPr>
+      <w:r>
+        <w:rPr>
+          <w:rFonts w:ascii="Segoe UI Emoji" w:eastAsia="Times New Roman" w:hAnsi="Segoe UI Emoji" w:cs="Segoe UI Emoji"/>
+          <w:color w:val="F4F0EB"/>
+          <w:sz w:val="21"/>
+          <w:szCs w:val="21"/>
+          <w:lang w:eastAsia="en-KE"/>
+        </w:rPr>
         <w:t>❌</w:t>
       </w:r>
       <w:r>
@@ -2200,37 +2212,56 @@
           <w:szCs w:val="21"/>
           <w:lang w:eastAsia="en-KE"/>
         </w:rPr>
-        <w:t>❌</w:t>
-      </w:r>
-      <w:r>
-        <w:rPr>
-          <w:rFonts w:ascii="Inter" w:eastAsia="Times New Roman" w:hAnsi="Inter" w:cs="Times New Roman"/>
-          <w:color w:val="F4F0EB"/>
-          <w:sz w:val="21"/>
-          <w:szCs w:val="21"/>
-          <w:lang w:eastAsia="en-KE"/>
-        </w:rPr>
-        <w:t xml:space="preserve"> Do not trade if another psychological level exists within 30 pips </w:t>
-      </w:r>
-      <w:r>
-        <w:rPr>
-          <w:rFonts w:ascii="Cambria" w:eastAsia="Times New Roman" w:hAnsi="Cambria" w:cs="Cambria"/>
-          <w:color w:val="F4F0EB"/>
-          <w:sz w:val="21"/>
-          <w:szCs w:val="21"/>
-          <w:lang w:eastAsia="en-KE"/>
-        </w:rPr>
-        <w:t>—</w:t>
-      </w:r>
-      <w:r>
-        <w:rPr>
-          <w:rFonts w:ascii="Inter" w:eastAsia="Times New Roman" w:hAnsi="Inter" w:cs="Times New Roman"/>
-          <w:color w:val="F4F0EB"/>
-          <w:sz w:val="21"/>
-          <w:szCs w:val="21"/>
-          <w:lang w:eastAsia="en-KE"/>
-        </w:rPr>
-        <w:t xml:space="preserve"> avoid clustering</w:t>
+        <w:t>❌ Do not trade if a Major psychological level or Confirmed structural S/R exists within 1.5 x ATR(14) of the target level. This proximity creates an untradeable noise band resulting in complex, dual-sided liquidity traps.</w:t>
+      </w:r>
+    </w:p>
+    <w:p>
+      <w:pPr>
+        <w:pBdr>
+          <w:top w:val="single" w:sz="2" w:space="0" w:color="E5E7EB"/>
+          <w:left w:val="single" w:sz="2" w:space="0" w:color="E5E7EB"/>
+          <w:bottom w:val="single" w:sz="2" w:space="0" w:color="E5E7EB"/>
+          <w:right w:val="single" w:sz="2" w:space="0" w:color="E5E7EB"/>
+        </w:pBdr>
+        <w:shd w:val="clear" w:color="auto" w:fill="252523"/>
+        <w:spacing w:before="274" w:after="274" w:line="240" w:lineRule="auto"/>
+        <w:rPr>
+          <w:rFonts w:ascii="Inter" w:eastAsia="Times New Roman" w:hAnsi="Inter" w:cs="Times New Roman"/>
+          <w:color w:val="F4F0EB"/>
+          <w:sz w:val="21"/>
+          <w:szCs w:val="21"/>
+          <w:lang w:eastAsia="en-KE"/>
+        </w:rPr>
+      </w:pPr>
+      <w:r>
+        <w:rPr>
+          <w:rFonts w:ascii="Segoe UI Emoji" w:eastAsia="Times New Roman" w:hAnsi="Segoe UI Emoji" w:cs="Segoe UI Emoji"/>
+          <w:color w:val="F4F0EB"/>
+          <w:sz w:val="21"/>
+          <w:szCs w:val="21"/>
+          <w:lang w:eastAsia="en-KE"/>
+        </w:rPr>
+        <w:t xml:space="preserve">Mechanical Definition: To trigger this invalidation, the opposing level MUST be a Tier 1 or Tier 2 psychological level, an H4/Daily structural level with </w:t>
+      </w:r>
+      <w:r>
+        <w:rPr>
+          <w:rFonts w:ascii="Arial" w:eastAsia="Times New Roman" w:hAnsi="Arial" w:cs="Arial"/>
+          <w:color w:val="F4F0EB"/>
+          <w:sz w:val="21"/>
+          <w:szCs w:val="21"/>
+          <w:lang w:eastAsia="en-KE"/>
+        </w:rPr>
+        <w:t>≥</w:t>
+      </w:r>
+      <w:r>
+        <w:rPr>
+          <w:rFonts w:ascii="Segoe UI Emoji" w:eastAsia="Times New Roman" w:hAnsi="Segoe UI Emoji" w:cs="Segoe UI Emoji"/>
+          <w:color w:val="F4F0EB"/>
+          <w:sz w:val="21"/>
+          <w:szCs w:val="21"/>
+          <w:lang w:eastAsia="en-KE"/>
+        </w:rPr>
+        <w:t xml:space="preserve"> 2 prior rejections, or a Volume Profile POC/HVN. Minor intraday swing points do not trigger this clustering rule.</w:t>
       </w:r>
     </w:p>
     <w:p>
@@ -2266,6 +2297,18 @@
         <w:shd w:val="clear" w:color="auto" w:fill="252523"/>
         <w:spacing w:after="192" w:line="240" w:lineRule="auto"/>
         <w:outlineLvl w:val="1"/>
+        <w:rPr>
+          <w:rFonts w:ascii="system-ui" w:eastAsia="Times New Roman" w:hAnsi="system-ui" w:cs="Times New Roman"/>
+          <w:b/>
+          <w:bCs/>
+          <w:color w:val="FFFFFF"/>
+          <w:spacing w:val="-6"/>
+          <w:sz w:val="31"/>
+          <w:szCs w:val="31"/>
+          <w:lang w:eastAsia="en-KE"/>
+        </w:rPr>
+      </w:pPr>
+      <w:r>
         <w:rPr>
           <w:rFonts w:ascii="system-ui" w:eastAsia="Times New Roman" w:hAnsi="system-ui" w:cs="Times New Roman"/>
           <w:b/>
@@ -2276,7 +2319,9 @@
           <w:szCs w:val="34"/>
           <w:lang w:eastAsia="en-KE"/>
         </w:rPr>
-      </w:pPr>
+        <w:lastRenderedPageBreak/>
+        <w:t>Method 1: Mean Reversion (Mode A) — Use when ADX &lt; 2</w:t>
+      </w:r>
       <w:r>
         <w:rPr>
           <w:rFonts w:ascii="system-ui" w:eastAsia="Times New Roman" w:hAnsi="system-ui" w:cs="Times New Roman"/>
@@ -2286,22 +2331,11 @@
           <w:spacing w:val="-6"/>
           <w:sz w:val="34"/>
           <w:szCs w:val="34"/>
-          <w:lang w:eastAsia="en-KE"/>
-        </w:rPr>
-        <w:t>Method 1: Mean Reversion (Mode A) — Use when ADX &lt; 25</w:t>
-      </w:r>
-    </w:p>
-    <w:p>
-      <w:pPr>
-        <w:pBdr>
-          <w:top w:val="single" w:sz="2" w:space="0" w:color="E5E7EB"/>
-          <w:left w:val="single" w:sz="2" w:space="0" w:color="E5E7EB"/>
-          <w:bottom w:val="single" w:sz="2" w:space="0" w:color="E5E7EB"/>
-          <w:right w:val="single" w:sz="2" w:space="0" w:color="E5E7EB"/>
-        </w:pBdr>
-        <w:shd w:val="clear" w:color="auto" w:fill="252523"/>
-        <w:spacing w:after="107" w:line="240" w:lineRule="auto"/>
-        <w:outlineLvl w:val="2"/>
+          <w:lang w:val="en-US" w:eastAsia="en-KE"/>
+        </w:rPr>
+        <w:t xml:space="preserve">0 </w:t>
+      </w:r>
+      <w:r>
         <w:rPr>
           <w:rFonts w:ascii="system-ui" w:eastAsia="Times New Roman" w:hAnsi="system-ui" w:cs="Times New Roman"/>
           <w:b/>
@@ -2312,8 +2346,482 @@
           <w:szCs w:val="31"/>
           <w:lang w:eastAsia="en-KE"/>
         </w:rPr>
-      </w:pPr>
-      <w:r>
+        <w:t>Long Entry</w:t>
+      </w:r>
+    </w:p>
+    <w:p>
+      <w:pPr>
+        <w:pBdr>
+          <w:top w:val="single" w:sz="2" w:space="0" w:color="E5E7EB"/>
+          <w:left w:val="single" w:sz="2" w:space="0" w:color="E5E7EB"/>
+          <w:bottom w:val="single" w:sz="2" w:space="0" w:color="E5E7EB"/>
+          <w:right w:val="single" w:sz="2" w:space="0" w:color="E5E7EB"/>
+        </w:pBdr>
+        <w:shd w:val="clear" w:color="auto" w:fill="252523"/>
+        <w:spacing w:after="274" w:line="240" w:lineRule="auto"/>
+        <w:rPr>
+          <w:rFonts w:ascii="Inter" w:eastAsia="Times New Roman" w:hAnsi="Inter" w:cs="Times New Roman"/>
+          <w:color w:val="F4F0EB"/>
+          <w:sz w:val="21"/>
+          <w:szCs w:val="21"/>
+          <w:lang w:eastAsia="en-KE"/>
+        </w:rPr>
+      </w:pPr>
+      <w:r>
+        <w:rPr>
+          <w:rFonts w:ascii="Inter" w:eastAsia="Times New Roman" w:hAnsi="Inter" w:cs="Times New Roman"/>
+          <w:b/>
+          <w:bCs/>
+          <w:color w:val="F4F0EB"/>
+          <w:sz w:val="21"/>
+          <w:szCs w:val="21"/>
+          <w:bdr w:val="single" w:sz="2" w:space="0" w:color="E5E7EB" w:frame="1"/>
+          <w:lang w:eastAsia="en-KE"/>
+        </w:rPr>
+        <w:t>Step 1 — Wait for the sweep.</w:t>
+      </w:r>
+      <w:r>
+        <w:rPr>
+          <w:rFonts w:ascii="Inter" w:eastAsia="Times New Roman" w:hAnsi="Inter" w:cs="Times New Roman"/>
+          <w:color w:val="F4F0EB"/>
+          <w:sz w:val="21"/>
+          <w:szCs w:val="21"/>
+          <w:lang w:eastAsia="en-KE"/>
+        </w:rPr>
+        <w:t> Price must break below the level first. A sweep is when price briefly pierces a level to trigger clustered stops, then reverses.</w:t>
+      </w:r>
+    </w:p>
+    <w:p>
+      <w:pPr>
+        <w:pBdr>
+          <w:top w:val="single" w:sz="2" w:space="0" w:color="E5E7EB"/>
+          <w:left w:val="single" w:sz="2" w:space="0" w:color="E5E7EB"/>
+          <w:bottom w:val="single" w:sz="2" w:space="0" w:color="E5E7EB"/>
+          <w:right w:val="single" w:sz="2" w:space="0" w:color="E5E7EB"/>
+        </w:pBdr>
+        <w:shd w:val="clear" w:color="auto" w:fill="252523"/>
+        <w:spacing w:before="274" w:after="274" w:line="240" w:lineRule="auto"/>
+        <w:rPr>
+          <w:rFonts w:ascii="Inter" w:eastAsia="Times New Roman" w:hAnsi="Inter" w:cs="Times New Roman"/>
+          <w:color w:val="F4F0EB"/>
+          <w:sz w:val="21"/>
+          <w:szCs w:val="21"/>
+          <w:lang w:eastAsia="en-KE"/>
+        </w:rPr>
+      </w:pPr>
+      <w:r>
+        <w:rPr>
+          <w:rFonts w:ascii="Inter" w:eastAsia="Times New Roman" w:hAnsi="Inter" w:cs="Times New Roman"/>
+          <w:color w:val="F4F0EB"/>
+          <w:sz w:val="21"/>
+          <w:szCs w:val="21"/>
+          <w:lang w:eastAsia="en-KE"/>
+        </w:rPr>
+        <w:t xml:space="preserve">Minimum penetration: </w:t>
+      </w:r>
+      <w:r>
+        <w:rPr>
+          <w:rFonts w:ascii="Inter" w:eastAsia="Times New Roman" w:hAnsi="Inter" w:cs="Times New Roman"/>
+          <w:color w:val="F4F0EB"/>
+          <w:sz w:val="21"/>
+          <w:szCs w:val="21"/>
+          <w:lang w:eastAsia="en-KE"/>
+        </w:rPr>
+        <w:t>0.20 x ATR(14).</w:t>
+      </w:r>
+    </w:p>
+    <w:p>
+      <w:pPr>
+        <w:pBdr>
+          <w:top w:val="single" w:sz="2" w:space="0" w:color="E5E7EB"/>
+          <w:left w:val="single" w:sz="2" w:space="0" w:color="E5E7EB"/>
+          <w:bottom w:val="single" w:sz="2" w:space="0" w:color="E5E7EB"/>
+          <w:right w:val="single" w:sz="2" w:space="0" w:color="E5E7EB"/>
+        </w:pBdr>
+        <w:shd w:val="clear" w:color="auto" w:fill="252523"/>
+        <w:spacing w:before="274" w:after="274" w:line="240" w:lineRule="auto"/>
+        <w:rPr>
+          <w:rFonts w:ascii="Inter" w:eastAsia="Times New Roman" w:hAnsi="Inter" w:cs="Times New Roman"/>
+          <w:color w:val="F4F0EB"/>
+          <w:sz w:val="21"/>
+          <w:szCs w:val="21"/>
+          <w:lang w:eastAsia="en-KE"/>
+        </w:rPr>
+      </w:pPr>
+      <w:r>
+        <w:rPr>
+          <w:rFonts w:ascii="Inter" w:eastAsia="Times New Roman" w:hAnsi="Inter" w:cs="Times New Roman"/>
+          <w:b/>
+          <w:bCs/>
+          <w:color w:val="F4F0EB"/>
+          <w:sz w:val="21"/>
+          <w:szCs w:val="21"/>
+          <w:lang w:eastAsia="en-KE"/>
+        </w:rPr>
+        <w:t xml:space="preserve"> Maximum penetration</w:t>
+      </w:r>
+      <w:r>
+        <w:rPr>
+          <w:rFonts w:ascii="Inter" w:eastAsia="Times New Roman" w:hAnsi="Inter" w:cs="Times New Roman"/>
+          <w:color w:val="F4F0EB"/>
+          <w:sz w:val="21"/>
+          <w:szCs w:val="21"/>
+          <w:lang w:eastAsia="en-KE"/>
+        </w:rPr>
+        <w:t xml:space="preserve">: 0.99 x ATR(14). </w:t>
+      </w:r>
+      <w:r>
+        <w:rPr>
+          <w:rFonts w:ascii="Segoe UI Emoji" w:eastAsia="Times New Roman" w:hAnsi="Segoe UI Emoji" w:cs="Segoe UI Emoji"/>
+          <w:color w:val="F4F0EB"/>
+          <w:sz w:val="21"/>
+          <w:szCs w:val="21"/>
+          <w:lang w:eastAsia="en-KE"/>
+        </w:rPr>
+        <w:t>❌</w:t>
+      </w:r>
+      <w:r>
+        <w:rPr>
+          <w:rFonts w:ascii="Inter" w:eastAsia="Times New Roman" w:hAnsi="Inter" w:cs="Times New Roman"/>
+          <w:color w:val="F4F0EB"/>
+          <w:sz w:val="21"/>
+          <w:szCs w:val="21"/>
+          <w:lang w:eastAsia="en-KE"/>
+        </w:rPr>
+        <w:t xml:space="preserve"> If penetration reaches ≥ 1.00 x ATR(14), reclassify as a structural breakout (Mode B). The post-sweep displacement reversal candle body must be ≥ 1.20 x ATR(14).</w:t>
+      </w:r>
+    </w:p>
+    <w:p>
+      <w:pPr>
+        <w:pBdr>
+          <w:top w:val="single" w:sz="2" w:space="0" w:color="E5E7EB"/>
+          <w:left w:val="single" w:sz="2" w:space="0" w:color="E5E7EB"/>
+          <w:bottom w:val="single" w:sz="2" w:space="0" w:color="E5E7EB"/>
+          <w:right w:val="single" w:sz="2" w:space="0" w:color="E5E7EB"/>
+        </w:pBdr>
+        <w:shd w:val="clear" w:color="auto" w:fill="252523"/>
+        <w:spacing w:before="274" w:after="274" w:line="240" w:lineRule="auto"/>
+        <w:rPr>
+          <w:rFonts w:ascii="Inter" w:eastAsia="Times New Roman" w:hAnsi="Inter" w:cs="Times New Roman"/>
+          <w:color w:val="F4F0EB"/>
+          <w:sz w:val="21"/>
+          <w:szCs w:val="21"/>
+          <w:lang w:eastAsia="en-KE"/>
+        </w:rPr>
+      </w:pPr>
+      <w:r>
+        <w:rPr>
+          <w:rFonts w:ascii="Inter" w:eastAsia="Times New Roman" w:hAnsi="Inter" w:cs="Times New Roman"/>
+          <w:b/>
+          <w:bCs/>
+          <w:color w:val="F4F0EB"/>
+          <w:sz w:val="21"/>
+          <w:szCs w:val="21"/>
+          <w:bdr w:val="single" w:sz="2" w:space="0" w:color="E5E7EB" w:frame="1"/>
+          <w:lang w:eastAsia="en-KE"/>
+        </w:rPr>
+        <w:t>Step 2 — Confirm the reversal.</w:t>
+      </w:r>
+      <w:r>
+        <w:rPr>
+          <w:rFonts w:ascii="Inter" w:eastAsia="Times New Roman" w:hAnsi="Inter" w:cs="Times New Roman"/>
+          <w:color w:val="F4F0EB"/>
+          <w:sz w:val="21"/>
+          <w:szCs w:val="21"/>
+          <w:lang w:eastAsia="en-KE"/>
+        </w:rPr>
+        <w:t> Require ≥ 1:</w:t>
+      </w:r>
+    </w:p>
+    <w:p>
+      <w:pPr>
+        <w:numPr>
+          <w:ilvl w:val="0"/>
+          <w:numId w:val="2"/>
+        </w:numPr>
+        <w:pBdr>
+          <w:top w:val="single" w:sz="2" w:space="0" w:color="E5E7EB"/>
+          <w:left w:val="single" w:sz="2" w:space="0" w:color="E5E7EB"/>
+          <w:bottom w:val="single" w:sz="2" w:space="0" w:color="E5E7EB"/>
+          <w:right w:val="single" w:sz="2" w:space="0" w:color="E5E7EB"/>
+        </w:pBdr>
+        <w:shd w:val="clear" w:color="auto" w:fill="252523"/>
+        <w:spacing w:before="68" w:after="68" w:line="240" w:lineRule="auto"/>
+        <w:rPr>
+          <w:rFonts w:ascii="Inter" w:eastAsia="Times New Roman" w:hAnsi="Inter" w:cs="Times New Roman"/>
+          <w:color w:val="F4F0EB"/>
+          <w:sz w:val="21"/>
+          <w:szCs w:val="21"/>
+          <w:lang w:eastAsia="en-KE"/>
+        </w:rPr>
+      </w:pPr>
+      <w:r>
+        <w:rPr>
+          <w:rFonts w:ascii="Inter" w:eastAsia="Times New Roman" w:hAnsi="Inter" w:cs="Times New Roman"/>
+          <w:b/>
+          <w:bCs/>
+          <w:color w:val="F4F0EB"/>
+          <w:sz w:val="21"/>
+          <w:szCs w:val="21"/>
+          <w:bdr w:val="single" w:sz="2" w:space="0" w:color="E5E7EB" w:frame="1"/>
+          <w:lang w:eastAsia="en-KE"/>
+        </w:rPr>
+        <w:t>RSI divergence:</w:t>
+      </w:r>
+      <w:r>
+        <w:rPr>
+          <w:rFonts w:ascii="Inter" w:eastAsia="Times New Roman" w:hAnsi="Inter" w:cs="Times New Roman"/>
+          <w:color w:val="F4F0EB"/>
+          <w:sz w:val="21"/>
+          <w:szCs w:val="21"/>
+          <w:lang w:eastAsia="en-KE"/>
+        </w:rPr>
+        <w:t> Price makes lower low, RSI(14) makes higher low</w:t>
+      </w:r>
+    </w:p>
+    <w:p>
+      <w:pPr>
+        <w:numPr>
+          <w:ilvl w:val="0"/>
+          <w:numId w:val="2"/>
+        </w:numPr>
+        <w:pBdr>
+          <w:top w:val="single" w:sz="2" w:space="0" w:color="E5E7EB"/>
+          <w:left w:val="single" w:sz="2" w:space="0" w:color="E5E7EB"/>
+          <w:bottom w:val="single" w:sz="2" w:space="0" w:color="E5E7EB"/>
+          <w:right w:val="single" w:sz="2" w:space="0" w:color="E5E7EB"/>
+        </w:pBdr>
+        <w:shd w:val="clear" w:color="auto" w:fill="252523"/>
+        <w:spacing w:before="68" w:after="68" w:line="240" w:lineRule="auto"/>
+        <w:rPr>
+          <w:rFonts w:ascii="Inter" w:eastAsia="Times New Roman" w:hAnsi="Inter" w:cs="Times New Roman"/>
+          <w:color w:val="F4F0EB"/>
+          <w:sz w:val="21"/>
+          <w:szCs w:val="21"/>
+          <w:lang w:eastAsia="en-KE"/>
+        </w:rPr>
+      </w:pPr>
+      <w:r>
+        <w:rPr>
+          <w:rFonts w:ascii="Inter" w:eastAsia="Times New Roman" w:hAnsi="Inter" w:cs="Times New Roman"/>
+          <w:b/>
+          <w:bCs/>
+          <w:color w:val="F4F0EB"/>
+          <w:sz w:val="21"/>
+          <w:szCs w:val="21"/>
+          <w:bdr w:val="single" w:sz="2" w:space="0" w:color="E5E7EB" w:frame="1"/>
+          <w:lang w:eastAsia="en-KE"/>
+        </w:rPr>
+        <w:t>Bullish pin bar:</w:t>
+      </w:r>
+      <w:r>
+        <w:rPr>
+          <w:rFonts w:ascii="Inter" w:eastAsia="Times New Roman" w:hAnsi="Inter" w:cs="Times New Roman"/>
+          <w:color w:val="F4F0EB"/>
+          <w:sz w:val="21"/>
+          <w:szCs w:val="21"/>
+          <w:lang w:eastAsia="en-KE"/>
+        </w:rPr>
+        <w:t> Lower wick ≥ 2× body, closes above level, upper wick &lt; 25% of total range</w:t>
+      </w:r>
+    </w:p>
+    <w:p>
+      <w:pPr>
+        <w:numPr>
+          <w:ilvl w:val="0"/>
+          <w:numId w:val="2"/>
+        </w:numPr>
+        <w:pBdr>
+          <w:top w:val="single" w:sz="2" w:space="0" w:color="E5E7EB"/>
+          <w:left w:val="single" w:sz="2" w:space="0" w:color="E5E7EB"/>
+          <w:bottom w:val="single" w:sz="2" w:space="0" w:color="E5E7EB"/>
+          <w:right w:val="single" w:sz="2" w:space="0" w:color="E5E7EB"/>
+        </w:pBdr>
+        <w:shd w:val="clear" w:color="auto" w:fill="252523"/>
+        <w:spacing w:before="68" w:after="68" w:line="240" w:lineRule="auto"/>
+        <w:rPr>
+          <w:rFonts w:ascii="Inter" w:eastAsia="Times New Roman" w:hAnsi="Inter" w:cs="Times New Roman"/>
+          <w:color w:val="F4F0EB"/>
+          <w:sz w:val="21"/>
+          <w:szCs w:val="21"/>
+          <w:lang w:eastAsia="en-KE"/>
+        </w:rPr>
+      </w:pPr>
+      <w:r>
+        <w:rPr>
+          <w:rFonts w:ascii="Inter" w:eastAsia="Times New Roman" w:hAnsi="Inter" w:cs="Times New Roman"/>
+          <w:b/>
+          <w:bCs/>
+          <w:color w:val="F4F0EB"/>
+          <w:sz w:val="21"/>
+          <w:szCs w:val="21"/>
+          <w:bdr w:val="single" w:sz="2" w:space="0" w:color="E5E7EB" w:frame="1"/>
+          <w:lang w:eastAsia="en-KE"/>
+        </w:rPr>
+        <w:t>Bullish engulfing:</w:t>
+      </w:r>
+      <w:r>
+        <w:rPr>
+          <w:rFonts w:ascii="Inter" w:eastAsia="Times New Roman" w:hAnsi="Inter" w:cs="Times New Roman"/>
+          <w:color w:val="F4F0EB"/>
+          <w:sz w:val="21"/>
+          <w:szCs w:val="21"/>
+          <w:lang w:eastAsia="en-KE"/>
+        </w:rPr>
+        <w:t> Current candle body covers previous candle body, closes above level</w:t>
+      </w:r>
+    </w:p>
+    <w:p>
+      <w:pPr>
+        <w:numPr>
+          <w:ilvl w:val="0"/>
+          <w:numId w:val="2"/>
+        </w:numPr>
+        <w:pBdr>
+          <w:top w:val="single" w:sz="2" w:space="0" w:color="E5E7EB"/>
+          <w:left w:val="single" w:sz="2" w:space="0" w:color="E5E7EB"/>
+          <w:bottom w:val="single" w:sz="2" w:space="0" w:color="E5E7EB"/>
+          <w:right w:val="single" w:sz="2" w:space="0" w:color="E5E7EB"/>
+        </w:pBdr>
+        <w:shd w:val="clear" w:color="auto" w:fill="252523"/>
+        <w:spacing w:before="68" w:after="68" w:line="240" w:lineRule="auto"/>
+        <w:rPr>
+          <w:rFonts w:ascii="Inter" w:eastAsia="Times New Roman" w:hAnsi="Inter" w:cs="Times New Roman"/>
+          <w:color w:val="F4F0EB"/>
+          <w:sz w:val="21"/>
+          <w:szCs w:val="21"/>
+          <w:lang w:eastAsia="en-KE"/>
+        </w:rPr>
+      </w:pPr>
+      <w:r>
+        <w:rPr>
+          <w:rFonts w:ascii="Inter" w:eastAsia="Times New Roman" w:hAnsi="Inter" w:cs="Times New Roman"/>
+          <w:b/>
+          <w:bCs/>
+          <w:color w:val="F4F0EB"/>
+          <w:sz w:val="21"/>
+          <w:szCs w:val="21"/>
+          <w:bdr w:val="single" w:sz="2" w:space="0" w:color="E5E7EB" w:frame="1"/>
+          <w:lang w:eastAsia="en-KE"/>
+        </w:rPr>
+        <w:t>Volume spike + reversal:</w:t>
+      </w:r>
+      <w:r>
+        <w:rPr>
+          <w:rFonts w:ascii="Inter" w:eastAsia="Times New Roman" w:hAnsi="Inter" w:cs="Times New Roman"/>
+          <w:color w:val="F4F0EB"/>
+          <w:sz w:val="21"/>
+          <w:szCs w:val="21"/>
+          <w:lang w:eastAsia="en-KE"/>
+        </w:rPr>
+        <w:t> Sweep candle volume ≥ 1.5× the 20-period average, price recovers above level</w:t>
+      </w:r>
+    </w:p>
+    <w:p>
+      <w:pPr>
+        <w:pBdr>
+          <w:top w:val="single" w:sz="2" w:space="0" w:color="E5E7EB"/>
+          <w:left w:val="single" w:sz="2" w:space="0" w:color="E5E7EB"/>
+          <w:bottom w:val="single" w:sz="2" w:space="0" w:color="E5E7EB"/>
+          <w:right w:val="single" w:sz="2" w:space="0" w:color="E5E7EB"/>
+        </w:pBdr>
+        <w:shd w:val="clear" w:color="auto" w:fill="252523"/>
+        <w:spacing w:before="274" w:after="274" w:line="240" w:lineRule="auto"/>
+        <w:rPr>
+          <w:rFonts w:ascii="Inter" w:eastAsia="Times New Roman" w:hAnsi="Inter" w:cs="Times New Roman"/>
+          <w:color w:val="F4F0EB"/>
+          <w:sz w:val="21"/>
+          <w:szCs w:val="21"/>
+          <w:lang w:eastAsia="en-KE"/>
+        </w:rPr>
+      </w:pPr>
+      <w:r>
+        <w:rPr>
+          <w:rFonts w:ascii="Inter" w:eastAsia="Times New Roman" w:hAnsi="Inter" w:cs="Times New Roman"/>
+          <w:b/>
+          <w:bCs/>
+          <w:color w:val="F4F0EB"/>
+          <w:sz w:val="21"/>
+          <w:szCs w:val="21"/>
+          <w:bdr w:val="single" w:sz="2" w:space="0" w:color="E5E7EB" w:frame="1"/>
+          <w:lang w:eastAsia="en-KE"/>
+        </w:rPr>
+        <w:t>Step 3 — Enter.</w:t>
+      </w:r>
+      <w:r>
+        <w:rPr>
+          <w:rFonts w:ascii="Inter" w:eastAsia="Times New Roman" w:hAnsi="Inter" w:cs="Times New Roman"/>
+          <w:color w:val="F4F0EB"/>
+          <w:sz w:val="21"/>
+          <w:szCs w:val="21"/>
+          <w:lang w:eastAsia="en-KE"/>
+        </w:rPr>
+        <w:t> </w:t>
+      </w:r>
+      <w:r>
+        <w:rPr>
+          <w:rFonts w:ascii="Inter" w:eastAsia="Times New Roman" w:hAnsi="Inter" w:cs="Times New Roman"/>
+          <w:color w:val="F4F0EB"/>
+          <w:sz w:val="21"/>
+          <w:szCs w:val="21"/>
+          <w:lang w:eastAsia="en-KE"/>
+        </w:rPr>
+        <w:t xml:space="preserve">Place a buy stop order 0.15 x ATR(14) above the confirmation candle close to filter micro-whipsaw noise. Cancel if unfilled within 2 candles. </w:t>
+      </w:r>
+    </w:p>
+    <w:p>
+      <w:pPr>
+        <w:pBdr>
+          <w:top w:val="single" w:sz="2" w:space="0" w:color="E5E7EB"/>
+          <w:left w:val="single" w:sz="2" w:space="0" w:color="E5E7EB"/>
+          <w:bottom w:val="single" w:sz="2" w:space="0" w:color="E5E7EB"/>
+          <w:right w:val="single" w:sz="2" w:space="0" w:color="E5E7EB"/>
+        </w:pBdr>
+        <w:shd w:val="clear" w:color="auto" w:fill="252523"/>
+        <w:spacing w:before="274" w:after="274" w:line="240" w:lineRule="auto"/>
+        <w:rPr>
+          <w:rFonts w:ascii="Inter" w:eastAsia="Times New Roman" w:hAnsi="Inter" w:cs="Times New Roman"/>
+          <w:color w:val="F4F0EB"/>
+          <w:sz w:val="21"/>
+          <w:szCs w:val="21"/>
+          <w:lang w:eastAsia="en-KE"/>
+        </w:rPr>
+      </w:pPr>
+      <w:r>
+        <w:rPr>
+          <w:rFonts w:ascii="Inter" w:eastAsia="Times New Roman" w:hAnsi="Inter" w:cs="Times New Roman"/>
+          <w:b/>
+          <w:bCs/>
+          <w:color w:val="F4F0EB"/>
+          <w:sz w:val="21"/>
+          <w:szCs w:val="21"/>
+          <w:bdr w:val="single" w:sz="2" w:space="0" w:color="E5E7EB" w:frame="1"/>
+          <w:lang w:eastAsia="en-KE"/>
+        </w:rPr>
+        <w:t>Short:</w:t>
+      </w:r>
+      <w:r>
+        <w:rPr>
+          <w:rFonts w:ascii="Inter" w:eastAsia="Times New Roman" w:hAnsi="Inter" w:cs="Times New Roman"/>
+          <w:color w:val="F4F0EB"/>
+          <w:sz w:val="21"/>
+          <w:szCs w:val="21"/>
+          <w:lang w:eastAsia="en-KE"/>
+        </w:rPr>
+        <w:t> Mirror of long — reverse all directions. Bearish pin bar: upper wick ≥ 2× body, closes below level.</w:t>
+      </w:r>
+    </w:p>
+    <w:p>
+      <w:pPr>
+        <w:pBdr>
+          <w:top w:val="single" w:sz="2" w:space="0" w:color="E5E7EB"/>
+          <w:left w:val="single" w:sz="2" w:space="0" w:color="E5E7EB"/>
+          <w:bottom w:val="single" w:sz="2" w:space="0" w:color="E5E7EB"/>
+          <w:right w:val="single" w:sz="2" w:space="0" w:color="E5E7EB"/>
+        </w:pBdr>
+        <w:shd w:val="clear" w:color="auto" w:fill="252523"/>
+        <w:spacing w:before="373" w:after="107" w:line="240" w:lineRule="auto"/>
+        <w:outlineLvl w:val="2"/>
         <w:rPr>
           <w:rFonts w:ascii="system-ui" w:eastAsia="Times New Roman" w:hAnsi="system-ui" w:cs="Times New Roman"/>
           <w:b/>
@@ -2324,402 +2832,8 @@
           <w:szCs w:val="31"/>
           <w:lang w:eastAsia="en-KE"/>
         </w:rPr>
-        <w:t>Long Entry</w:t>
-      </w:r>
-    </w:p>
-    <w:p>
-      <w:pPr>
-        <w:pBdr>
-          <w:top w:val="single" w:sz="2" w:space="0" w:color="E5E7EB"/>
-          <w:left w:val="single" w:sz="2" w:space="0" w:color="E5E7EB"/>
-          <w:bottom w:val="single" w:sz="2" w:space="0" w:color="E5E7EB"/>
-          <w:right w:val="single" w:sz="2" w:space="0" w:color="E5E7EB"/>
-        </w:pBdr>
-        <w:shd w:val="clear" w:color="auto" w:fill="252523"/>
-        <w:spacing w:after="274" w:line="240" w:lineRule="auto"/>
-        <w:rPr>
-          <w:rFonts w:ascii="Inter" w:eastAsia="Times New Roman" w:hAnsi="Inter" w:cs="Times New Roman"/>
-          <w:color w:val="F4F0EB"/>
-          <w:sz w:val="21"/>
-          <w:szCs w:val="21"/>
-          <w:lang w:eastAsia="en-KE"/>
-        </w:rPr>
-      </w:pPr>
-      <w:r>
-        <w:rPr>
-          <w:rFonts w:ascii="Inter" w:eastAsia="Times New Roman" w:hAnsi="Inter" w:cs="Times New Roman"/>
-          <w:b/>
-          <w:bCs/>
-          <w:color w:val="F4F0EB"/>
-          <w:sz w:val="21"/>
-          <w:szCs w:val="21"/>
-          <w:bdr w:val="single" w:sz="2" w:space="0" w:color="E5E7EB" w:frame="1"/>
-          <w:lang w:eastAsia="en-KE"/>
-        </w:rPr>
-        <w:t>Step 1 — Wait for the sweep.</w:t>
-      </w:r>
-      <w:r>
-        <w:rPr>
-          <w:rFonts w:ascii="Inter" w:eastAsia="Times New Roman" w:hAnsi="Inter" w:cs="Times New Roman"/>
-          <w:color w:val="F4F0EB"/>
-          <w:sz w:val="21"/>
-          <w:szCs w:val="21"/>
-          <w:lang w:eastAsia="en-KE"/>
-        </w:rPr>
-        <w:t> Price must break below the level first. A sweep is when price briefly pierces a level to trigger clustered stops, then reverses.</w:t>
-      </w:r>
-    </w:p>
-    <w:p>
-      <w:pPr>
-        <w:pBdr>
-          <w:top w:val="single" w:sz="2" w:space="0" w:color="E5E7EB"/>
-          <w:left w:val="single" w:sz="2" w:space="0" w:color="E5E7EB"/>
-          <w:bottom w:val="single" w:sz="2" w:space="0" w:color="E5E7EB"/>
-          <w:right w:val="single" w:sz="2" w:space="0" w:color="E5E7EB"/>
-        </w:pBdr>
-        <w:shd w:val="clear" w:color="auto" w:fill="252523"/>
-        <w:spacing w:before="274" w:after="274" w:line="240" w:lineRule="auto"/>
-        <w:rPr>
-          <w:rFonts w:ascii="Inter" w:eastAsia="Times New Roman" w:hAnsi="Inter" w:cs="Times New Roman"/>
-          <w:color w:val="F4F0EB"/>
-          <w:sz w:val="21"/>
-          <w:szCs w:val="21"/>
-          <w:lang w:eastAsia="en-KE"/>
-        </w:rPr>
-      </w:pPr>
-      <w:r>
-        <w:rPr>
-          <w:rFonts w:ascii="Inter" w:eastAsia="Times New Roman" w:hAnsi="Inter" w:cs="Times New Roman"/>
-          <w:color w:val="F4F0EB"/>
-          <w:sz w:val="21"/>
-          <w:szCs w:val="21"/>
-          <w:lang w:eastAsia="en-KE"/>
-        </w:rPr>
-        <w:lastRenderedPageBreak/>
-        <w:t>Minimum penetration: Forex 5–15 pips | Gold $3–8 | Silver $0.30–0.60 | Oil $0.30–0.80 | Indices 10–30 pts</w:t>
-      </w:r>
-    </w:p>
-    <w:p>
-      <w:pPr>
-        <w:pBdr>
-          <w:top w:val="single" w:sz="2" w:space="0" w:color="E5E7EB"/>
-          <w:left w:val="single" w:sz="2" w:space="0" w:color="E5E7EB"/>
-          <w:bottom w:val="single" w:sz="2" w:space="0" w:color="E5E7EB"/>
-          <w:right w:val="single" w:sz="2" w:space="0" w:color="E5E7EB"/>
-        </w:pBdr>
-        <w:shd w:val="clear" w:color="auto" w:fill="252523"/>
-        <w:spacing w:before="274" w:after="274" w:line="240" w:lineRule="auto"/>
-        <w:rPr>
-          <w:rFonts w:ascii="Inter" w:eastAsia="Times New Roman" w:hAnsi="Inter" w:cs="Times New Roman"/>
-          <w:color w:val="F4F0EB"/>
-          <w:sz w:val="21"/>
-          <w:szCs w:val="21"/>
-          <w:lang w:eastAsia="en-KE"/>
-        </w:rPr>
-      </w:pPr>
-      <w:r>
-        <w:rPr>
-          <w:rFonts w:ascii="Inter" w:eastAsia="Times New Roman" w:hAnsi="Inter" w:cs="Times New Roman"/>
-          <w:b/>
-          <w:bCs/>
-          <w:color w:val="F4F0EB"/>
-          <w:sz w:val="21"/>
-          <w:szCs w:val="21"/>
-          <w:bdr w:val="single" w:sz="2" w:space="0" w:color="E5E7EB" w:frame="1"/>
-          <w:lang w:eastAsia="en-KE"/>
-        </w:rPr>
-        <w:t>Step 2 — Confirm the reversal.</w:t>
-      </w:r>
-      <w:r>
-        <w:rPr>
-          <w:rFonts w:ascii="Inter" w:eastAsia="Times New Roman" w:hAnsi="Inter" w:cs="Times New Roman"/>
-          <w:color w:val="F4F0EB"/>
-          <w:sz w:val="21"/>
-          <w:szCs w:val="21"/>
-          <w:lang w:eastAsia="en-KE"/>
-        </w:rPr>
-        <w:t> Require ≥ 1:</w:t>
-      </w:r>
-    </w:p>
-    <w:p>
-      <w:pPr>
-        <w:numPr>
-          <w:ilvl w:val="0"/>
-          <w:numId w:val="2"/>
-        </w:numPr>
-        <w:pBdr>
-          <w:top w:val="single" w:sz="2" w:space="0" w:color="E5E7EB"/>
-          <w:left w:val="single" w:sz="2" w:space="0" w:color="E5E7EB"/>
-          <w:bottom w:val="single" w:sz="2" w:space="0" w:color="E5E7EB"/>
-          <w:right w:val="single" w:sz="2" w:space="0" w:color="E5E7EB"/>
-        </w:pBdr>
-        <w:shd w:val="clear" w:color="auto" w:fill="252523"/>
-        <w:spacing w:before="68" w:after="68" w:line="240" w:lineRule="auto"/>
-        <w:rPr>
-          <w:rFonts w:ascii="Inter" w:eastAsia="Times New Roman" w:hAnsi="Inter" w:cs="Times New Roman"/>
-          <w:color w:val="F4F0EB"/>
-          <w:sz w:val="21"/>
-          <w:szCs w:val="21"/>
-          <w:lang w:eastAsia="en-KE"/>
-        </w:rPr>
-      </w:pPr>
-      <w:r>
-        <w:rPr>
-          <w:rFonts w:ascii="Inter" w:eastAsia="Times New Roman" w:hAnsi="Inter" w:cs="Times New Roman"/>
-          <w:b/>
-          <w:bCs/>
-          <w:color w:val="F4F0EB"/>
-          <w:sz w:val="21"/>
-          <w:szCs w:val="21"/>
-          <w:bdr w:val="single" w:sz="2" w:space="0" w:color="E5E7EB" w:frame="1"/>
-          <w:lang w:eastAsia="en-KE"/>
-        </w:rPr>
-        <w:t>RSI divergence:</w:t>
-      </w:r>
-      <w:r>
-        <w:rPr>
-          <w:rFonts w:ascii="Inter" w:eastAsia="Times New Roman" w:hAnsi="Inter" w:cs="Times New Roman"/>
-          <w:color w:val="F4F0EB"/>
-          <w:sz w:val="21"/>
-          <w:szCs w:val="21"/>
-          <w:lang w:eastAsia="en-KE"/>
-        </w:rPr>
-        <w:t> Price makes lower low, RSI(14) makes higher low</w:t>
-      </w:r>
-    </w:p>
-    <w:p>
-      <w:pPr>
-        <w:numPr>
-          <w:ilvl w:val="0"/>
-          <w:numId w:val="2"/>
-        </w:numPr>
-        <w:pBdr>
-          <w:top w:val="single" w:sz="2" w:space="0" w:color="E5E7EB"/>
-          <w:left w:val="single" w:sz="2" w:space="0" w:color="E5E7EB"/>
-          <w:bottom w:val="single" w:sz="2" w:space="0" w:color="E5E7EB"/>
-          <w:right w:val="single" w:sz="2" w:space="0" w:color="E5E7EB"/>
-        </w:pBdr>
-        <w:shd w:val="clear" w:color="auto" w:fill="252523"/>
-        <w:spacing w:before="68" w:after="68" w:line="240" w:lineRule="auto"/>
-        <w:rPr>
-          <w:rFonts w:ascii="Inter" w:eastAsia="Times New Roman" w:hAnsi="Inter" w:cs="Times New Roman"/>
-          <w:color w:val="F4F0EB"/>
-          <w:sz w:val="21"/>
-          <w:szCs w:val="21"/>
-          <w:lang w:eastAsia="en-KE"/>
-        </w:rPr>
-      </w:pPr>
-      <w:r>
-        <w:rPr>
-          <w:rFonts w:ascii="Inter" w:eastAsia="Times New Roman" w:hAnsi="Inter" w:cs="Times New Roman"/>
-          <w:b/>
-          <w:bCs/>
-          <w:color w:val="F4F0EB"/>
-          <w:sz w:val="21"/>
-          <w:szCs w:val="21"/>
-          <w:bdr w:val="single" w:sz="2" w:space="0" w:color="E5E7EB" w:frame="1"/>
-          <w:lang w:eastAsia="en-KE"/>
-        </w:rPr>
-        <w:t>Bullish pin bar:</w:t>
-      </w:r>
-      <w:r>
-        <w:rPr>
-          <w:rFonts w:ascii="Inter" w:eastAsia="Times New Roman" w:hAnsi="Inter" w:cs="Times New Roman"/>
-          <w:color w:val="F4F0EB"/>
-          <w:sz w:val="21"/>
-          <w:szCs w:val="21"/>
-          <w:lang w:eastAsia="en-KE"/>
-        </w:rPr>
-        <w:t> Lower wick ≥ 2× body, closes above level, upper wick &lt; 25% of total range</w:t>
-      </w:r>
-    </w:p>
-    <w:p>
-      <w:pPr>
-        <w:numPr>
-          <w:ilvl w:val="0"/>
-          <w:numId w:val="2"/>
-        </w:numPr>
-        <w:pBdr>
-          <w:top w:val="single" w:sz="2" w:space="0" w:color="E5E7EB"/>
-          <w:left w:val="single" w:sz="2" w:space="0" w:color="E5E7EB"/>
-          <w:bottom w:val="single" w:sz="2" w:space="0" w:color="E5E7EB"/>
-          <w:right w:val="single" w:sz="2" w:space="0" w:color="E5E7EB"/>
-        </w:pBdr>
-        <w:shd w:val="clear" w:color="auto" w:fill="252523"/>
-        <w:spacing w:before="68" w:after="68" w:line="240" w:lineRule="auto"/>
-        <w:rPr>
-          <w:rFonts w:ascii="Inter" w:eastAsia="Times New Roman" w:hAnsi="Inter" w:cs="Times New Roman"/>
-          <w:color w:val="F4F0EB"/>
-          <w:sz w:val="21"/>
-          <w:szCs w:val="21"/>
-          <w:lang w:eastAsia="en-KE"/>
-        </w:rPr>
-      </w:pPr>
-      <w:r>
-        <w:rPr>
-          <w:rFonts w:ascii="Inter" w:eastAsia="Times New Roman" w:hAnsi="Inter" w:cs="Times New Roman"/>
-          <w:b/>
-          <w:bCs/>
-          <w:color w:val="F4F0EB"/>
-          <w:sz w:val="21"/>
-          <w:szCs w:val="21"/>
-          <w:bdr w:val="single" w:sz="2" w:space="0" w:color="E5E7EB" w:frame="1"/>
-          <w:lang w:eastAsia="en-KE"/>
-        </w:rPr>
-        <w:t>Bullish engulfing:</w:t>
-      </w:r>
-      <w:r>
-        <w:rPr>
-          <w:rFonts w:ascii="Inter" w:eastAsia="Times New Roman" w:hAnsi="Inter" w:cs="Times New Roman"/>
-          <w:color w:val="F4F0EB"/>
-          <w:sz w:val="21"/>
-          <w:szCs w:val="21"/>
-          <w:lang w:eastAsia="en-KE"/>
-        </w:rPr>
-        <w:t> Current candle body covers previous candle body, closes above level</w:t>
-      </w:r>
-    </w:p>
-    <w:p>
-      <w:pPr>
-        <w:numPr>
-          <w:ilvl w:val="0"/>
-          <w:numId w:val="2"/>
-        </w:numPr>
-        <w:pBdr>
-          <w:top w:val="single" w:sz="2" w:space="0" w:color="E5E7EB"/>
-          <w:left w:val="single" w:sz="2" w:space="0" w:color="E5E7EB"/>
-          <w:bottom w:val="single" w:sz="2" w:space="0" w:color="E5E7EB"/>
-          <w:right w:val="single" w:sz="2" w:space="0" w:color="E5E7EB"/>
-        </w:pBdr>
-        <w:shd w:val="clear" w:color="auto" w:fill="252523"/>
-        <w:spacing w:before="68" w:after="68" w:line="240" w:lineRule="auto"/>
-        <w:rPr>
-          <w:rFonts w:ascii="Inter" w:eastAsia="Times New Roman" w:hAnsi="Inter" w:cs="Times New Roman"/>
-          <w:color w:val="F4F0EB"/>
-          <w:sz w:val="21"/>
-          <w:szCs w:val="21"/>
-          <w:lang w:eastAsia="en-KE"/>
-        </w:rPr>
-      </w:pPr>
-      <w:r>
-        <w:rPr>
-          <w:rFonts w:ascii="Inter" w:eastAsia="Times New Roman" w:hAnsi="Inter" w:cs="Times New Roman"/>
-          <w:b/>
-          <w:bCs/>
-          <w:color w:val="F4F0EB"/>
-          <w:sz w:val="21"/>
-          <w:szCs w:val="21"/>
-          <w:bdr w:val="single" w:sz="2" w:space="0" w:color="E5E7EB" w:frame="1"/>
-          <w:lang w:eastAsia="en-KE"/>
-        </w:rPr>
-        <w:t>Volume spike + reversal:</w:t>
-      </w:r>
-      <w:r>
-        <w:rPr>
-          <w:rFonts w:ascii="Inter" w:eastAsia="Times New Roman" w:hAnsi="Inter" w:cs="Times New Roman"/>
-          <w:color w:val="F4F0EB"/>
-          <w:sz w:val="21"/>
-          <w:szCs w:val="21"/>
-          <w:lang w:eastAsia="en-KE"/>
-        </w:rPr>
-        <w:t> Sweep candle volume ≥ 1.5× the 20-period average, price recovers above level</w:t>
-      </w:r>
-    </w:p>
-    <w:p>
-      <w:pPr>
-        <w:pBdr>
-          <w:top w:val="single" w:sz="2" w:space="0" w:color="E5E7EB"/>
-          <w:left w:val="single" w:sz="2" w:space="0" w:color="E5E7EB"/>
-          <w:bottom w:val="single" w:sz="2" w:space="0" w:color="E5E7EB"/>
-          <w:right w:val="single" w:sz="2" w:space="0" w:color="E5E7EB"/>
-        </w:pBdr>
-        <w:shd w:val="clear" w:color="auto" w:fill="252523"/>
-        <w:spacing w:before="274" w:after="274" w:line="240" w:lineRule="auto"/>
-        <w:rPr>
-          <w:rFonts w:ascii="Inter" w:eastAsia="Times New Roman" w:hAnsi="Inter" w:cs="Times New Roman"/>
-          <w:color w:val="F4F0EB"/>
-          <w:sz w:val="21"/>
-          <w:szCs w:val="21"/>
-          <w:lang w:eastAsia="en-KE"/>
-        </w:rPr>
-      </w:pPr>
-      <w:r>
-        <w:rPr>
-          <w:rFonts w:ascii="Inter" w:eastAsia="Times New Roman" w:hAnsi="Inter" w:cs="Times New Roman"/>
-          <w:b/>
-          <w:bCs/>
-          <w:color w:val="F4F0EB"/>
-          <w:sz w:val="21"/>
-          <w:szCs w:val="21"/>
-          <w:bdr w:val="single" w:sz="2" w:space="0" w:color="E5E7EB" w:frame="1"/>
-          <w:lang w:eastAsia="en-KE"/>
-        </w:rPr>
-        <w:t>Step 3 — Enter.</w:t>
-      </w:r>
-      <w:r>
-        <w:rPr>
-          <w:rFonts w:ascii="Inter" w:eastAsia="Times New Roman" w:hAnsi="Inter" w:cs="Times New Roman"/>
-          <w:color w:val="F4F0EB"/>
-          <w:sz w:val="21"/>
-          <w:szCs w:val="21"/>
-          <w:lang w:eastAsia="en-KE"/>
-        </w:rPr>
-        <w:t> Buy stop 2–5 pips above confirmation candle close. Cancel if unfilled within 2 candles.</w:t>
-      </w:r>
-    </w:p>
-    <w:p>
-      <w:pPr>
-        <w:pBdr>
-          <w:top w:val="single" w:sz="2" w:space="0" w:color="E5E7EB"/>
-          <w:left w:val="single" w:sz="2" w:space="0" w:color="E5E7EB"/>
-          <w:bottom w:val="single" w:sz="2" w:space="0" w:color="E5E7EB"/>
-          <w:right w:val="single" w:sz="2" w:space="0" w:color="E5E7EB"/>
-        </w:pBdr>
-        <w:shd w:val="clear" w:color="auto" w:fill="252523"/>
-        <w:spacing w:before="274" w:after="274" w:line="240" w:lineRule="auto"/>
-        <w:rPr>
-          <w:rFonts w:ascii="Inter" w:eastAsia="Times New Roman" w:hAnsi="Inter" w:cs="Times New Roman"/>
-          <w:color w:val="F4F0EB"/>
-          <w:sz w:val="21"/>
-          <w:szCs w:val="21"/>
-          <w:lang w:eastAsia="en-KE"/>
-        </w:rPr>
-      </w:pPr>
-      <w:r>
-        <w:rPr>
-          <w:rFonts w:ascii="Inter" w:eastAsia="Times New Roman" w:hAnsi="Inter" w:cs="Times New Roman"/>
-          <w:b/>
-          <w:bCs/>
-          <w:color w:val="F4F0EB"/>
-          <w:sz w:val="21"/>
-          <w:szCs w:val="21"/>
-          <w:bdr w:val="single" w:sz="2" w:space="0" w:color="E5E7EB" w:frame="1"/>
-          <w:lang w:eastAsia="en-KE"/>
-        </w:rPr>
-        <w:t>Short:</w:t>
-      </w:r>
-      <w:r>
-        <w:rPr>
-          <w:rFonts w:ascii="Inter" w:eastAsia="Times New Roman" w:hAnsi="Inter" w:cs="Times New Roman"/>
-          <w:color w:val="F4F0EB"/>
-          <w:sz w:val="21"/>
-          <w:szCs w:val="21"/>
-          <w:lang w:eastAsia="en-KE"/>
-        </w:rPr>
-        <w:t> Mirror of long — reverse all directions. Bearish pin bar: upper wick ≥ 2× body, closes below level.</w:t>
-      </w:r>
-    </w:p>
-    <w:p>
-      <w:pPr>
-        <w:pBdr>
-          <w:top w:val="single" w:sz="2" w:space="0" w:color="E5E7EB"/>
-          <w:left w:val="single" w:sz="2" w:space="0" w:color="E5E7EB"/>
-          <w:bottom w:val="single" w:sz="2" w:space="0" w:color="E5E7EB"/>
-          <w:right w:val="single" w:sz="2" w:space="0" w:color="E5E7EB"/>
-        </w:pBdr>
-        <w:shd w:val="clear" w:color="auto" w:fill="252523"/>
-        <w:spacing w:before="373" w:after="107" w:line="240" w:lineRule="auto"/>
-        <w:outlineLvl w:val="2"/>
+      </w:pPr>
+      <w:r>
         <w:rPr>
           <w:rFonts w:ascii="system-ui" w:eastAsia="Times New Roman" w:hAnsi="system-ui" w:cs="Times New Roman"/>
           <w:b/>
@@ -2730,8 +2844,287 @@
           <w:szCs w:val="31"/>
           <w:lang w:eastAsia="en-KE"/>
         </w:rPr>
-      </w:pPr>
-      <w:r>
+        <w:t>Exit Rules (Mode A)</w:t>
+      </w:r>
+    </w:p>
+    <w:p>
+      <w:pPr>
+        <w:numPr>
+          <w:ilvl w:val="0"/>
+          <w:numId w:val="3"/>
+        </w:numPr>
+        <w:pBdr>
+          <w:top w:val="single" w:sz="2" w:space="0" w:color="E5E7EB"/>
+          <w:left w:val="single" w:sz="2" w:space="0" w:color="E5E7EB"/>
+          <w:bottom w:val="single" w:sz="2" w:space="0" w:color="E5E7EB"/>
+          <w:right w:val="single" w:sz="2" w:space="0" w:color="E5E7EB"/>
+        </w:pBdr>
+        <w:shd w:val="clear" w:color="auto" w:fill="252523"/>
+        <w:spacing w:before="68" w:after="68" w:line="240" w:lineRule="auto"/>
+        <w:rPr>
+          <w:rFonts w:ascii="Inter" w:eastAsia="Times New Roman" w:hAnsi="Inter" w:cs="Times New Roman"/>
+          <w:color w:val="F4F0EB"/>
+          <w:sz w:val="21"/>
+          <w:szCs w:val="21"/>
+          <w:lang w:eastAsia="en-KE"/>
+        </w:rPr>
+      </w:pPr>
+      <w:r>
+        <w:rPr>
+          <w:rFonts w:ascii="Inter" w:eastAsia="Times New Roman" w:hAnsi="Inter" w:cs="Times New Roman"/>
+          <w:b/>
+          <w:bCs/>
+          <w:color w:val="F4F0EB"/>
+          <w:sz w:val="21"/>
+          <w:szCs w:val="21"/>
+          <w:bdr w:val="single" w:sz="2" w:space="0" w:color="E5E7EB" w:frame="1"/>
+          <w:lang w:eastAsia="en-KE"/>
+        </w:rPr>
+        <w:t>Stop:</w:t>
+      </w:r>
+      <w:r>
+        <w:rPr>
+          <w:rFonts w:ascii="Inter" w:eastAsia="Times New Roman" w:hAnsi="Inter" w:cs="Times New Roman"/>
+          <w:color w:val="F4F0EB"/>
+          <w:sz w:val="21"/>
+          <w:szCs w:val="21"/>
+          <w:lang w:eastAsia="en-KE"/>
+        </w:rPr>
+        <w:t> </w:t>
+      </w:r>
+      <w:r>
+        <w:rPr>
+          <w:rFonts w:ascii="Inter" w:eastAsia="Times New Roman" w:hAnsi="Inter" w:cs="Times New Roman"/>
+          <w:color w:val="F4F0EB"/>
+          <w:sz w:val="21"/>
+          <w:szCs w:val="21"/>
+          <w:lang w:eastAsia="en-KE"/>
+        </w:rPr>
+        <w:t xml:space="preserve">Place at the wider of (A) Entry ± 2.0 x ATR(14) OR (B) Sweep candle extreme ± 0.15 x ATR(14). </w:t>
+      </w:r>
+      <w:r>
+        <w:rPr>
+          <w:rFonts w:ascii="Segoe UI Emoji" w:eastAsia="Times New Roman" w:hAnsi="Segoe UI Emoji" w:cs="Segoe UI Emoji"/>
+          <w:color w:val="FF0000"/>
+          <w:sz w:val="21"/>
+          <w:szCs w:val="21"/>
+          <w:lang w:eastAsia="en-KE"/>
+        </w:rPr>
+        <w:t>❌</w:t>
+      </w:r>
+      <w:r>
+        <w:rPr>
+          <w:rFonts w:ascii="Inter" w:eastAsia="Times New Roman" w:hAnsi="Inter" w:cs="Times New Roman"/>
+          <w:color w:val="F4F0EB"/>
+          <w:sz w:val="21"/>
+          <w:szCs w:val="21"/>
+          <w:lang w:eastAsia="en-KE"/>
+        </w:rPr>
+        <w:t xml:space="preserve"> If calculated stop exceeds 3.0 x ATR(14), skip the trade.</w:t>
+      </w:r>
+    </w:p>
+    <w:p>
+      <w:pPr>
+        <w:numPr>
+          <w:ilvl w:val="0"/>
+          <w:numId w:val="3"/>
+        </w:numPr>
+        <w:pBdr>
+          <w:top w:val="single" w:sz="2" w:space="0" w:color="E5E7EB"/>
+          <w:left w:val="single" w:sz="2" w:space="0" w:color="E5E7EB"/>
+          <w:bottom w:val="single" w:sz="2" w:space="0" w:color="E5E7EB"/>
+          <w:right w:val="single" w:sz="2" w:space="0" w:color="E5E7EB"/>
+        </w:pBdr>
+        <w:shd w:val="clear" w:color="auto" w:fill="252523"/>
+        <w:spacing w:before="68" w:after="68" w:line="240" w:lineRule="auto"/>
+        <w:rPr>
+          <w:rFonts w:ascii="Inter" w:eastAsia="Times New Roman" w:hAnsi="Inter" w:cs="Times New Roman"/>
+          <w:color w:val="F4F0EB"/>
+          <w:sz w:val="21"/>
+          <w:szCs w:val="21"/>
+          <w:lang w:eastAsia="en-KE"/>
+        </w:rPr>
+      </w:pPr>
+      <w:r>
+        <w:rPr>
+          <w:rFonts w:ascii="Inter" w:eastAsia="Times New Roman" w:hAnsi="Inter" w:cs="Times New Roman"/>
+          <w:b/>
+          <w:bCs/>
+          <w:color w:val="F4F0EB"/>
+          <w:sz w:val="21"/>
+          <w:szCs w:val="21"/>
+          <w:bdr w:val="single" w:sz="2" w:space="0" w:color="E5E7EB" w:frame="1"/>
+          <w:lang w:eastAsia="en-KE"/>
+        </w:rPr>
+        <w:t>TP1 (50%):</w:t>
+      </w:r>
+      <w:r>
+        <w:rPr>
+          <w:rFonts w:ascii="Inter" w:eastAsia="Times New Roman" w:hAnsi="Inter" w:cs="Times New Roman"/>
+          <w:color w:val="F4F0EB"/>
+          <w:sz w:val="21"/>
+          <w:szCs w:val="21"/>
+          <w:lang w:eastAsia="en-KE"/>
+        </w:rPr>
+        <w:t> Next</w:t>
+      </w:r>
+      <w:r>
+        <w:rPr>
+          <w:rFonts w:ascii="Inter" w:eastAsia="Times New Roman" w:hAnsi="Inter" w:cs="Times New Roman"/>
+          <w:color w:val="F4F0EB"/>
+          <w:sz w:val="21"/>
+          <w:szCs w:val="21"/>
+          <w:lang w:val="en-US" w:eastAsia="en-KE"/>
+        </w:rPr>
+        <w:t xml:space="preserve"> tier 1, or Tier 2 </w:t>
+      </w:r>
+      <w:r>
+        <w:rPr>
+          <w:rFonts w:ascii="Inter" w:eastAsia="Times New Roman" w:hAnsi="Inter" w:cs="Times New Roman"/>
+          <w:color w:val="F4F0EB"/>
+          <w:sz w:val="21"/>
+          <w:szCs w:val="21"/>
+          <w:lang w:eastAsia="en-KE"/>
+        </w:rPr>
+        <w:t xml:space="preserve"> psychological level. </w:t>
+      </w:r>
+    </w:p>
+    <w:p>
+      <w:pPr>
+        <w:numPr>
+          <w:ilvl w:val="0"/>
+          <w:numId w:val="3"/>
+        </w:numPr>
+        <w:pBdr>
+          <w:top w:val="single" w:sz="2" w:space="0" w:color="E5E7EB"/>
+          <w:left w:val="single" w:sz="2" w:space="0" w:color="E5E7EB"/>
+          <w:bottom w:val="single" w:sz="2" w:space="0" w:color="E5E7EB"/>
+          <w:right w:val="single" w:sz="2" w:space="0" w:color="E5E7EB"/>
+        </w:pBdr>
+        <w:shd w:val="clear" w:color="auto" w:fill="252523"/>
+        <w:spacing w:before="68" w:after="68" w:line="240" w:lineRule="auto"/>
+        <w:rPr>
+          <w:rFonts w:ascii="Inter" w:eastAsia="Times New Roman" w:hAnsi="Inter" w:cs="Times New Roman"/>
+          <w:color w:val="F4F0EB"/>
+          <w:sz w:val="21"/>
+          <w:szCs w:val="21"/>
+          <w:lang w:eastAsia="en-KE"/>
+        </w:rPr>
+      </w:pPr>
+      <w:r>
+        <w:rPr>
+          <w:rFonts w:ascii="Inter" w:eastAsia="Times New Roman" w:hAnsi="Inter" w:cs="Times New Roman"/>
+          <w:b/>
+          <w:bCs/>
+          <w:color w:val="F4F0EB"/>
+          <w:sz w:val="21"/>
+          <w:szCs w:val="21"/>
+          <w:bdr w:val="single" w:sz="2" w:space="0" w:color="E5E7EB" w:frame="1"/>
+          <w:lang w:eastAsia="en-KE"/>
+        </w:rPr>
+        <w:t>TP2 (30%):</w:t>
+      </w:r>
+      <w:r>
+        <w:rPr>
+          <w:rFonts w:ascii="Inter" w:eastAsia="Times New Roman" w:hAnsi="Inter" w:cs="Times New Roman"/>
+          <w:color w:val="F4F0EB"/>
+          <w:sz w:val="21"/>
+          <w:szCs w:val="21"/>
+          <w:lang w:eastAsia="en-KE"/>
+        </w:rPr>
+        <w:t> Next Tier 1 level or major structure. Target 1:2.</w:t>
+      </w:r>
+    </w:p>
+    <w:p>
+      <w:pPr>
+        <w:numPr>
+          <w:ilvl w:val="0"/>
+          <w:numId w:val="3"/>
+        </w:numPr>
+        <w:pBdr>
+          <w:top w:val="single" w:sz="2" w:space="0" w:color="E5E7EB"/>
+          <w:left w:val="single" w:sz="2" w:space="0" w:color="E5E7EB"/>
+          <w:bottom w:val="single" w:sz="2" w:space="0" w:color="E5E7EB"/>
+          <w:right w:val="single" w:sz="2" w:space="0" w:color="E5E7EB"/>
+        </w:pBdr>
+        <w:shd w:val="clear" w:color="auto" w:fill="252523"/>
+        <w:spacing w:before="68" w:after="68" w:line="240" w:lineRule="auto"/>
+        <w:rPr>
+          <w:rFonts w:ascii="Inter" w:eastAsia="Times New Roman" w:hAnsi="Inter" w:cs="Times New Roman"/>
+          <w:color w:val="F4F0EB"/>
+          <w:sz w:val="21"/>
+          <w:szCs w:val="21"/>
+          <w:lang w:eastAsia="en-KE"/>
+        </w:rPr>
+      </w:pPr>
+      <w:r>
+        <w:rPr>
+          <w:rFonts w:ascii="Inter" w:eastAsia="Times New Roman" w:hAnsi="Inter" w:cs="Times New Roman"/>
+          <w:b/>
+          <w:bCs/>
+          <w:color w:val="F4F0EB"/>
+          <w:sz w:val="21"/>
+          <w:szCs w:val="21"/>
+          <w:bdr w:val="single" w:sz="2" w:space="0" w:color="E5E7EB" w:frame="1"/>
+          <w:lang w:eastAsia="en-KE"/>
+        </w:rPr>
+        <w:t>TP3 (20%):</w:t>
+      </w:r>
+      <w:r>
+        <w:rPr>
+          <w:rFonts w:ascii="Inter" w:eastAsia="Times New Roman" w:hAnsi="Inter" w:cs="Times New Roman"/>
+          <w:color w:val="F4F0EB"/>
+          <w:sz w:val="21"/>
+          <w:szCs w:val="21"/>
+          <w:lang w:eastAsia="en-KE"/>
+        </w:rPr>
+        <w:t> Trail by 1.0 × ATR below swing highs (long) / above swing lows (short).</w:t>
+      </w:r>
+    </w:p>
+    <w:p>
+      <w:pPr>
+        <w:numPr>
+          <w:ilvl w:val="0"/>
+          <w:numId w:val="3"/>
+        </w:numPr>
+        <w:pBdr>
+          <w:top w:val="single" w:sz="2" w:space="0" w:color="E5E7EB"/>
+          <w:left w:val="single" w:sz="2" w:space="0" w:color="E5E7EB"/>
+          <w:bottom w:val="single" w:sz="2" w:space="0" w:color="E5E7EB"/>
+          <w:right w:val="single" w:sz="2" w:space="0" w:color="E5E7EB"/>
+        </w:pBdr>
+        <w:shd w:val="clear" w:color="auto" w:fill="252523"/>
+        <w:spacing w:before="68" w:after="68" w:line="240" w:lineRule="auto"/>
+        <w:rPr>
+          <w:rFonts w:ascii="Inter" w:eastAsia="Times New Roman" w:hAnsi="Inter" w:cs="Times New Roman"/>
+          <w:color w:val="F4F0EB"/>
+          <w:sz w:val="21"/>
+          <w:szCs w:val="21"/>
+          <w:lang w:eastAsia="en-KE"/>
+        </w:rPr>
+      </w:pPr>
+      <w:r>
+        <w:rPr>
+          <w:rFonts w:ascii="Inter" w:eastAsia="Times New Roman" w:hAnsi="Inter" w:cs="Times New Roman"/>
+          <w:color w:val="F4F0EB"/>
+          <w:sz w:val="21"/>
+          <w:szCs w:val="21"/>
+          <w:lang w:eastAsia="en-KE"/>
+        </w:rPr>
+        <w:t>After TP1 hit: move stop to breakeven.</w:t>
+      </w:r>
+    </w:p>
+    <w:p>
+      <w:pPr>
+        <w:pBdr>
+          <w:top w:val="single" w:sz="2" w:space="0" w:color="E5E7EB"/>
+          <w:left w:val="single" w:sz="2" w:space="0" w:color="E5E7EB"/>
+          <w:bottom w:val="single" w:sz="2" w:space="0" w:color="E5E7EB"/>
+          <w:right w:val="single" w:sz="2" w:space="0" w:color="E5E7EB"/>
+        </w:pBdr>
+        <w:shd w:val="clear" w:color="auto" w:fill="252523"/>
+        <w:spacing w:before="373" w:after="107" w:line="240" w:lineRule="auto"/>
+        <w:outlineLvl w:val="2"/>
         <w:rPr>
           <w:rFonts w:ascii="system-ui" w:eastAsia="Times New Roman" w:hAnsi="system-ui" w:cs="Times New Roman"/>
           <w:b/>
@@ -2742,237 +3135,8 @@
           <w:szCs w:val="31"/>
           <w:lang w:eastAsia="en-KE"/>
         </w:rPr>
-        <w:t>Exit Rules (Mode A)</w:t>
-      </w:r>
-    </w:p>
-    <w:p>
-      <w:pPr>
-        <w:numPr>
-          <w:ilvl w:val="0"/>
-          <w:numId w:val="3"/>
-        </w:numPr>
-        <w:pBdr>
-          <w:top w:val="single" w:sz="2" w:space="0" w:color="E5E7EB"/>
-          <w:left w:val="single" w:sz="2" w:space="0" w:color="E5E7EB"/>
-          <w:bottom w:val="single" w:sz="2" w:space="0" w:color="E5E7EB"/>
-          <w:right w:val="single" w:sz="2" w:space="0" w:color="E5E7EB"/>
-        </w:pBdr>
-        <w:shd w:val="clear" w:color="auto" w:fill="252523"/>
-        <w:spacing w:before="68" w:after="68" w:line="240" w:lineRule="auto"/>
-        <w:rPr>
-          <w:rFonts w:ascii="Inter" w:eastAsia="Times New Roman" w:hAnsi="Inter" w:cs="Times New Roman"/>
-          <w:color w:val="F4F0EB"/>
-          <w:sz w:val="21"/>
-          <w:szCs w:val="21"/>
-          <w:lang w:eastAsia="en-KE"/>
-        </w:rPr>
-      </w:pPr>
-      <w:r>
-        <w:rPr>
-          <w:rFonts w:ascii="Inter" w:eastAsia="Times New Roman" w:hAnsi="Inter" w:cs="Times New Roman"/>
-          <w:b/>
-          <w:bCs/>
-          <w:color w:val="F4F0EB"/>
-          <w:sz w:val="21"/>
-          <w:szCs w:val="21"/>
-          <w:bdr w:val="single" w:sz="2" w:space="0" w:color="E5E7EB" w:frame="1"/>
-          <w:lang w:eastAsia="en-KE"/>
-        </w:rPr>
-        <w:t>Stop:</w:t>
-      </w:r>
-      <w:r>
-        <w:rPr>
-          <w:rFonts w:ascii="Inter" w:eastAsia="Times New Roman" w:hAnsi="Inter" w:cs="Times New Roman"/>
-          <w:color w:val="F4F0EB"/>
-          <w:sz w:val="21"/>
-          <w:szCs w:val="21"/>
-          <w:lang w:eastAsia="en-KE"/>
-        </w:rPr>
-        <w:t> Entry ± 2.0 × ATR(14). Alternative: beyond sweep candle extreme, minimum 1.5 × ATR. If stop &gt; 3.0 × ATR, reduce size or skip.</w:t>
-      </w:r>
-    </w:p>
-    <w:p>
-      <w:pPr>
-        <w:numPr>
-          <w:ilvl w:val="0"/>
-          <w:numId w:val="3"/>
-        </w:numPr>
-        <w:pBdr>
-          <w:top w:val="single" w:sz="2" w:space="0" w:color="E5E7EB"/>
-          <w:left w:val="single" w:sz="2" w:space="0" w:color="E5E7EB"/>
-          <w:bottom w:val="single" w:sz="2" w:space="0" w:color="E5E7EB"/>
-          <w:right w:val="single" w:sz="2" w:space="0" w:color="E5E7EB"/>
-        </w:pBdr>
-        <w:shd w:val="clear" w:color="auto" w:fill="252523"/>
-        <w:spacing w:before="68" w:after="68" w:line="240" w:lineRule="auto"/>
-        <w:rPr>
-          <w:rFonts w:ascii="Inter" w:eastAsia="Times New Roman" w:hAnsi="Inter" w:cs="Times New Roman"/>
-          <w:color w:val="F4F0EB"/>
-          <w:sz w:val="21"/>
-          <w:szCs w:val="21"/>
-          <w:lang w:eastAsia="en-KE"/>
-        </w:rPr>
-      </w:pPr>
-      <w:r>
-        <w:rPr>
-          <w:rFonts w:ascii="Inter" w:eastAsia="Times New Roman" w:hAnsi="Inter" w:cs="Times New Roman"/>
-          <w:b/>
-          <w:bCs/>
-          <w:color w:val="F4F0EB"/>
-          <w:sz w:val="21"/>
-          <w:szCs w:val="21"/>
-          <w:bdr w:val="single" w:sz="2" w:space="0" w:color="E5E7EB" w:frame="1"/>
-          <w:lang w:eastAsia="en-KE"/>
-        </w:rPr>
-        <w:t>TP1 (50%):</w:t>
-      </w:r>
-      <w:r>
-        <w:rPr>
-          <w:rFonts w:ascii="Inter" w:eastAsia="Times New Roman" w:hAnsi="Inter" w:cs="Times New Roman"/>
-          <w:color w:val="F4F0EB"/>
-          <w:sz w:val="21"/>
-          <w:szCs w:val="21"/>
-          <w:lang w:eastAsia="en-KE"/>
-        </w:rPr>
-        <w:t> Next psychological level. Minimum 1:1 R:R required to enter.</w:t>
-      </w:r>
-    </w:p>
-    <w:p>
-      <w:pPr>
-        <w:numPr>
-          <w:ilvl w:val="0"/>
-          <w:numId w:val="3"/>
-        </w:numPr>
-        <w:pBdr>
-          <w:top w:val="single" w:sz="2" w:space="0" w:color="E5E7EB"/>
-          <w:left w:val="single" w:sz="2" w:space="0" w:color="E5E7EB"/>
-          <w:bottom w:val="single" w:sz="2" w:space="0" w:color="E5E7EB"/>
-          <w:right w:val="single" w:sz="2" w:space="0" w:color="E5E7EB"/>
-        </w:pBdr>
-        <w:shd w:val="clear" w:color="auto" w:fill="252523"/>
-        <w:spacing w:before="68" w:after="68" w:line="240" w:lineRule="auto"/>
-        <w:rPr>
-          <w:rFonts w:ascii="Inter" w:eastAsia="Times New Roman" w:hAnsi="Inter" w:cs="Times New Roman"/>
-          <w:color w:val="F4F0EB"/>
-          <w:sz w:val="21"/>
-          <w:szCs w:val="21"/>
-          <w:lang w:eastAsia="en-KE"/>
-        </w:rPr>
-      </w:pPr>
-      <w:r>
-        <w:rPr>
-          <w:rFonts w:ascii="Inter" w:eastAsia="Times New Roman" w:hAnsi="Inter" w:cs="Times New Roman"/>
-          <w:b/>
-          <w:bCs/>
-          <w:color w:val="F4F0EB"/>
-          <w:sz w:val="21"/>
-          <w:szCs w:val="21"/>
-          <w:bdr w:val="single" w:sz="2" w:space="0" w:color="E5E7EB" w:frame="1"/>
-          <w:lang w:eastAsia="en-KE"/>
-        </w:rPr>
-        <w:t>TP2 (30%):</w:t>
-      </w:r>
-      <w:r>
-        <w:rPr>
-          <w:rFonts w:ascii="Inter" w:eastAsia="Times New Roman" w:hAnsi="Inter" w:cs="Times New Roman"/>
-          <w:color w:val="F4F0EB"/>
-          <w:sz w:val="21"/>
-          <w:szCs w:val="21"/>
-          <w:lang w:eastAsia="en-KE"/>
-        </w:rPr>
-        <w:t> Next Tier 1 level or major structure. Target 1:2.</w:t>
-      </w:r>
-    </w:p>
-    <w:p>
-      <w:pPr>
-        <w:numPr>
-          <w:ilvl w:val="0"/>
-          <w:numId w:val="3"/>
-        </w:numPr>
-        <w:pBdr>
-          <w:top w:val="single" w:sz="2" w:space="0" w:color="E5E7EB"/>
-          <w:left w:val="single" w:sz="2" w:space="0" w:color="E5E7EB"/>
-          <w:bottom w:val="single" w:sz="2" w:space="0" w:color="E5E7EB"/>
-          <w:right w:val="single" w:sz="2" w:space="0" w:color="E5E7EB"/>
-        </w:pBdr>
-        <w:shd w:val="clear" w:color="auto" w:fill="252523"/>
-        <w:spacing w:before="68" w:after="68" w:line="240" w:lineRule="auto"/>
-        <w:rPr>
-          <w:rFonts w:ascii="Inter" w:eastAsia="Times New Roman" w:hAnsi="Inter" w:cs="Times New Roman"/>
-          <w:color w:val="F4F0EB"/>
-          <w:sz w:val="21"/>
-          <w:szCs w:val="21"/>
-          <w:lang w:eastAsia="en-KE"/>
-        </w:rPr>
-      </w:pPr>
-      <w:r>
-        <w:rPr>
-          <w:rFonts w:ascii="Inter" w:eastAsia="Times New Roman" w:hAnsi="Inter" w:cs="Times New Roman"/>
-          <w:b/>
-          <w:bCs/>
-          <w:color w:val="F4F0EB"/>
-          <w:sz w:val="21"/>
-          <w:szCs w:val="21"/>
-          <w:bdr w:val="single" w:sz="2" w:space="0" w:color="E5E7EB" w:frame="1"/>
-          <w:lang w:eastAsia="en-KE"/>
-        </w:rPr>
-        <w:t>TP3 (20%):</w:t>
-      </w:r>
-      <w:r>
-        <w:rPr>
-          <w:rFonts w:ascii="Inter" w:eastAsia="Times New Roman" w:hAnsi="Inter" w:cs="Times New Roman"/>
-          <w:color w:val="F4F0EB"/>
-          <w:sz w:val="21"/>
-          <w:szCs w:val="21"/>
-          <w:lang w:eastAsia="en-KE"/>
-        </w:rPr>
-        <w:t> Trail by 1.0 × ATR below swing highs (long) / above swing lows (short).</w:t>
-      </w:r>
-    </w:p>
-    <w:p>
-      <w:pPr>
-        <w:numPr>
-          <w:ilvl w:val="0"/>
-          <w:numId w:val="3"/>
-        </w:numPr>
-        <w:pBdr>
-          <w:top w:val="single" w:sz="2" w:space="0" w:color="E5E7EB"/>
-          <w:left w:val="single" w:sz="2" w:space="0" w:color="E5E7EB"/>
-          <w:bottom w:val="single" w:sz="2" w:space="0" w:color="E5E7EB"/>
-          <w:right w:val="single" w:sz="2" w:space="0" w:color="E5E7EB"/>
-        </w:pBdr>
-        <w:shd w:val="clear" w:color="auto" w:fill="252523"/>
-        <w:spacing w:before="68" w:after="68" w:line="240" w:lineRule="auto"/>
-        <w:rPr>
-          <w:rFonts w:ascii="Inter" w:eastAsia="Times New Roman" w:hAnsi="Inter" w:cs="Times New Roman"/>
-          <w:color w:val="F4F0EB"/>
-          <w:sz w:val="21"/>
-          <w:szCs w:val="21"/>
-          <w:lang w:eastAsia="en-KE"/>
-        </w:rPr>
-      </w:pPr>
-      <w:r>
-        <w:rPr>
-          <w:rFonts w:ascii="Inter" w:eastAsia="Times New Roman" w:hAnsi="Inter" w:cs="Times New Roman"/>
-          <w:color w:val="F4F0EB"/>
-          <w:sz w:val="21"/>
-          <w:szCs w:val="21"/>
-          <w:lang w:eastAsia="en-KE"/>
-        </w:rPr>
-        <w:t>After TP1 hit: move stop to breakeven.</w:t>
-      </w:r>
-    </w:p>
-    <w:p>
-      <w:pPr>
-        <w:pBdr>
-          <w:top w:val="single" w:sz="2" w:space="0" w:color="E5E7EB"/>
-          <w:left w:val="single" w:sz="2" w:space="0" w:color="E5E7EB"/>
-          <w:bottom w:val="single" w:sz="2" w:space="0" w:color="E5E7EB"/>
-          <w:right w:val="single" w:sz="2" w:space="0" w:color="E5E7EB"/>
-        </w:pBdr>
-        <w:shd w:val="clear" w:color="auto" w:fill="252523"/>
-        <w:spacing w:before="373" w:after="107" w:line="240" w:lineRule="auto"/>
-        <w:outlineLvl w:val="2"/>
+      </w:pPr>
+      <w:r>
         <w:rPr>
           <w:rFonts w:ascii="system-ui" w:eastAsia="Times New Roman" w:hAnsi="system-ui" w:cs="Times New Roman"/>
           <w:b/>
@@ -2983,8 +3147,367 @@
           <w:szCs w:val="31"/>
           <w:lang w:eastAsia="en-KE"/>
         </w:rPr>
-      </w:pPr>
-      <w:r>
+        <w:t>Mode A Invalidations</w:t>
+      </w:r>
+    </w:p>
+    <w:p>
+      <w:pPr>
+        <w:numPr>
+          <w:ilvl w:val="0"/>
+          <w:numId w:val="4"/>
+        </w:numPr>
+        <w:pBdr>
+          <w:top w:val="single" w:sz="2" w:space="0" w:color="E5E7EB"/>
+          <w:left w:val="single" w:sz="2" w:space="0" w:color="E5E7EB"/>
+          <w:bottom w:val="single" w:sz="2" w:space="0" w:color="E5E7EB"/>
+          <w:right w:val="single" w:sz="2" w:space="0" w:color="E5E7EB"/>
+        </w:pBdr>
+        <w:shd w:val="clear" w:color="auto" w:fill="252523"/>
+        <w:spacing w:before="68" w:after="68" w:line="240" w:lineRule="auto"/>
+        <w:rPr>
+          <w:rFonts w:ascii="Inter" w:eastAsia="Times New Roman" w:hAnsi="Inter" w:cs="Times New Roman"/>
+          <w:color w:val="F4F0EB"/>
+          <w:sz w:val="21"/>
+          <w:szCs w:val="21"/>
+          <w:lang w:eastAsia="en-KE"/>
+        </w:rPr>
+      </w:pPr>
+      <w:r>
+        <w:rPr>
+          <w:rFonts w:ascii="Segoe UI Emoji" w:eastAsia="Times New Roman" w:hAnsi="Segoe UI Emoji" w:cs="Segoe UI Emoji"/>
+          <w:color w:val="F4F0EB"/>
+          <w:sz w:val="21"/>
+          <w:szCs w:val="21"/>
+          <w:lang w:eastAsia="en-KE"/>
+        </w:rPr>
+        <w:t>❌</w:t>
+      </w:r>
+      <w:r>
+        <w:rPr>
+          <w:rFonts w:ascii="Inter" w:eastAsia="Times New Roman" w:hAnsi="Inter" w:cs="Times New Roman"/>
+          <w:color w:val="F4F0EB"/>
+          <w:sz w:val="21"/>
+          <w:szCs w:val="21"/>
+          <w:lang w:eastAsia="en-KE"/>
+        </w:rPr>
+        <w:t xml:space="preserve"> </w:t>
+      </w:r>
+      <w:r>
+        <w:rPr>
+          <w:rFonts w:ascii="Segoe UI Emoji" w:eastAsia="Times New Roman" w:hAnsi="Segoe UI Emoji" w:cs="Segoe UI Emoji"/>
+          <w:color w:val="F4F0EB"/>
+          <w:sz w:val="21"/>
+          <w:szCs w:val="21"/>
+          <w:lang w:eastAsia="en-KE"/>
+        </w:rPr>
+        <w:t>❌</w:t>
+      </w:r>
+      <w:r>
+        <w:rPr>
+          <w:rFonts w:ascii="Inter" w:eastAsia="Times New Roman" w:hAnsi="Inter" w:cs="Times New Roman"/>
+          <w:color w:val="F4F0EB"/>
+          <w:sz w:val="21"/>
+          <w:szCs w:val="21"/>
+          <w:lang w:eastAsia="en-KE"/>
+        </w:rPr>
+        <w:t xml:space="preserve"> ADX </w:t>
+      </w:r>
+      <w:r>
+        <w:rPr>
+          <w:rFonts w:ascii="Cambria" w:eastAsia="Times New Roman" w:hAnsi="Cambria" w:cs="Cambria"/>
+          <w:color w:val="F4F0EB"/>
+          <w:sz w:val="21"/>
+          <w:szCs w:val="21"/>
+          <w:lang w:eastAsia="en-KE"/>
+        </w:rPr>
+        <w:t>≥</w:t>
+      </w:r>
+      <w:r>
+        <w:rPr>
+          <w:rFonts w:ascii="Inter" w:eastAsia="Times New Roman" w:hAnsi="Inter" w:cs="Times New Roman"/>
+          <w:color w:val="F4F0EB"/>
+          <w:sz w:val="21"/>
+          <w:szCs w:val="21"/>
+          <w:lang w:eastAsia="en-KE"/>
+        </w:rPr>
+        <w:t xml:space="preserve"> 20 </w:t>
+      </w:r>
+      <w:r>
+        <w:rPr>
+          <w:rFonts w:ascii="Cambria" w:eastAsia="Times New Roman" w:hAnsi="Cambria" w:cs="Cambria"/>
+          <w:color w:val="F4F0EB"/>
+          <w:sz w:val="21"/>
+          <w:szCs w:val="21"/>
+          <w:lang w:eastAsia="en-KE"/>
+        </w:rPr>
+        <w:t>—</w:t>
+      </w:r>
+      <w:r>
+        <w:rPr>
+          <w:rFonts w:ascii="Inter" w:eastAsia="Times New Roman" w:hAnsi="Inter" w:cs="Times New Roman"/>
+          <w:color w:val="F4F0EB"/>
+          <w:sz w:val="21"/>
+          <w:szCs w:val="21"/>
+          <w:lang w:eastAsia="en-KE"/>
+        </w:rPr>
+        <w:t xml:space="preserve"> never fade in a trending or transitional market. </w:t>
+      </w:r>
+    </w:p>
+    <w:p>
+      <w:pPr>
+        <w:numPr>
+          <w:ilvl w:val="0"/>
+          <w:numId w:val="4"/>
+        </w:numPr>
+        <w:pBdr>
+          <w:top w:val="single" w:sz="2" w:space="0" w:color="E5E7EB"/>
+          <w:left w:val="single" w:sz="2" w:space="0" w:color="E5E7EB"/>
+          <w:bottom w:val="single" w:sz="2" w:space="0" w:color="E5E7EB"/>
+          <w:right w:val="single" w:sz="2" w:space="0" w:color="E5E7EB"/>
+        </w:pBdr>
+        <w:shd w:val="clear" w:color="auto" w:fill="252523"/>
+        <w:spacing w:before="68" w:after="68" w:line="240" w:lineRule="auto"/>
+        <w:rPr>
+          <w:rFonts w:ascii="Inter" w:eastAsia="Times New Roman" w:hAnsi="Inter" w:cs="Times New Roman"/>
+          <w:color w:val="F4F0EB"/>
+          <w:sz w:val="21"/>
+          <w:szCs w:val="21"/>
+          <w:lang w:eastAsia="en-KE"/>
+        </w:rPr>
+      </w:pPr>
+      <w:r>
+        <w:rPr>
+          <w:rFonts w:ascii="Segoe UI Emoji" w:eastAsia="Times New Roman" w:hAnsi="Segoe UI Emoji" w:cs="Segoe UI Emoji"/>
+          <w:color w:val="F4F0EB"/>
+          <w:sz w:val="21"/>
+          <w:szCs w:val="21"/>
+          <w:lang w:eastAsia="en-KE"/>
+        </w:rPr>
+        <w:t>❌</w:t>
+      </w:r>
+      <w:r>
+        <w:rPr>
+          <w:rFonts w:ascii="Inter" w:eastAsia="Times New Roman" w:hAnsi="Inter" w:cs="Times New Roman"/>
+          <w:color w:val="F4F0EB"/>
+          <w:sz w:val="21"/>
+          <w:szCs w:val="21"/>
+          <w:lang w:eastAsia="en-KE"/>
+        </w:rPr>
+        <w:t xml:space="preserve"> No confirmation signal after sweep </w:t>
+      </w:r>
+      <w:r>
+        <w:rPr>
+          <w:rFonts w:ascii="Cambria" w:eastAsia="Times New Roman" w:hAnsi="Cambria" w:cs="Cambria"/>
+          <w:color w:val="F4F0EB"/>
+          <w:sz w:val="21"/>
+          <w:szCs w:val="21"/>
+          <w:lang w:eastAsia="en-KE"/>
+        </w:rPr>
+        <w:t>—</w:t>
+      </w:r>
+      <w:r>
+        <w:rPr>
+          <w:rFonts w:ascii="Inter" w:eastAsia="Times New Roman" w:hAnsi="Inter" w:cs="Times New Roman"/>
+          <w:color w:val="F4F0EB"/>
+          <w:sz w:val="21"/>
+          <w:szCs w:val="21"/>
+          <w:lang w:eastAsia="en-KE"/>
+        </w:rPr>
+        <w:t xml:space="preserve"> do not anticipate the reversal</w:t>
+      </w:r>
+    </w:p>
+    <w:p>
+      <w:pPr>
+        <w:numPr>
+          <w:ilvl w:val="0"/>
+          <w:numId w:val="4"/>
+        </w:numPr>
+        <w:pBdr>
+          <w:top w:val="single" w:sz="2" w:space="0" w:color="E5E7EB"/>
+          <w:left w:val="single" w:sz="2" w:space="0" w:color="E5E7EB"/>
+          <w:bottom w:val="single" w:sz="2" w:space="0" w:color="E5E7EB"/>
+          <w:right w:val="single" w:sz="2" w:space="0" w:color="E5E7EB"/>
+        </w:pBdr>
+        <w:shd w:val="clear" w:color="auto" w:fill="252523"/>
+        <w:spacing w:before="68" w:after="68" w:line="240" w:lineRule="auto"/>
+        <w:rPr>
+          <w:rFonts w:ascii="Inter" w:eastAsia="Times New Roman" w:hAnsi="Inter" w:cs="Times New Roman"/>
+          <w:color w:val="F4F0EB"/>
+          <w:sz w:val="21"/>
+          <w:szCs w:val="21"/>
+          <w:lang w:eastAsia="en-KE"/>
+        </w:rPr>
+      </w:pPr>
+      <w:r>
+        <w:rPr>
+          <w:rFonts w:ascii="Segoe UI Emoji" w:eastAsia="Times New Roman" w:hAnsi="Segoe UI Emoji" w:cs="Segoe UI Emoji"/>
+          <w:color w:val="F4F0EB"/>
+          <w:sz w:val="21"/>
+          <w:szCs w:val="21"/>
+          <w:lang w:eastAsia="en-KE"/>
+        </w:rPr>
+        <w:t>❌</w:t>
+      </w:r>
+      <w:r>
+        <w:rPr>
+          <w:rFonts w:ascii="Inter" w:eastAsia="Times New Roman" w:hAnsi="Inter" w:cs="Times New Roman"/>
+          <w:color w:val="F4F0EB"/>
+          <w:sz w:val="21"/>
+          <w:szCs w:val="21"/>
+          <w:lang w:eastAsia="en-KE"/>
+        </w:rPr>
+        <w:t xml:space="preserve"> </w:t>
+      </w:r>
+      <w:r>
+        <w:rPr>
+          <w:rFonts w:ascii="Inter" w:eastAsia="Times New Roman" w:hAnsi="Inter" w:cs="Times New Roman"/>
+          <w:color w:val="F4F0EB"/>
+          <w:sz w:val="21"/>
+          <w:szCs w:val="21"/>
+          <w:lang w:eastAsia="en-KE"/>
+        </w:rPr>
+        <w:t>RSI remains pegged at an extreme. At the exact moment of your entry fill (buy/sell stop triggered), the RSI must have crossed back out of the extreme zone (i.e., printing between 30 and 70), confirming momentum has officially shifted.</w:t>
+      </w:r>
+    </w:p>
+    <w:p>
+      <w:pPr>
+        <w:numPr>
+          <w:ilvl w:val="0"/>
+          <w:numId w:val="4"/>
+        </w:numPr>
+        <w:pBdr>
+          <w:top w:val="single" w:sz="2" w:space="0" w:color="E5E7EB"/>
+          <w:left w:val="single" w:sz="2" w:space="0" w:color="E5E7EB"/>
+          <w:bottom w:val="single" w:sz="2" w:space="0" w:color="E5E7EB"/>
+          <w:right w:val="single" w:sz="2" w:space="0" w:color="E5E7EB"/>
+        </w:pBdr>
+        <w:shd w:val="clear" w:color="auto" w:fill="252523"/>
+        <w:spacing w:before="68" w:after="68" w:line="240" w:lineRule="auto"/>
+        <w:rPr>
+          <w:rFonts w:ascii="Inter" w:eastAsia="Times New Roman" w:hAnsi="Inter" w:cs="Times New Roman"/>
+          <w:color w:val="F4F0EB"/>
+          <w:sz w:val="21"/>
+          <w:szCs w:val="21"/>
+          <w:lang w:eastAsia="en-KE"/>
+        </w:rPr>
+      </w:pPr>
+      <w:r>
+        <w:rPr>
+          <w:rFonts w:ascii="Segoe UI Emoji" w:eastAsia="Times New Roman" w:hAnsi="Segoe UI Emoji" w:cs="Segoe UI Emoji"/>
+          <w:color w:val="F4F0EB"/>
+          <w:sz w:val="21"/>
+          <w:szCs w:val="21"/>
+          <w:lang w:eastAsia="en-KE"/>
+        </w:rPr>
+        <w:t>❌</w:t>
+      </w:r>
+      <w:r>
+        <w:rPr>
+          <w:rFonts w:ascii="Inter" w:eastAsia="Times New Roman" w:hAnsi="Inter" w:cs="Times New Roman"/>
+          <w:color w:val="F4F0EB"/>
+          <w:sz w:val="21"/>
+          <w:szCs w:val="21"/>
+          <w:lang w:eastAsia="en-KE"/>
+        </w:rPr>
+        <w:t xml:space="preserve"> TP1 offers &lt; 1:1 R:R</w:t>
+      </w:r>
+    </w:p>
+    <w:p>
+      <w:pPr>
+        <w:spacing w:before="686" w:after="686" w:line="240" w:lineRule="auto"/>
+        <w:rPr>
+          <w:rFonts w:ascii="Times New Roman" w:eastAsia="Times New Roman" w:hAnsi="Times New Roman" w:cs="Times New Roman"/>
+          <w:sz w:val="24"/>
+          <w:szCs w:val="24"/>
+          <w:lang w:eastAsia="en-KE"/>
+        </w:rPr>
+      </w:pPr>
+      <w:r>
+        <w:rPr>
+          <w:rFonts w:ascii="Times New Roman" w:eastAsia="Times New Roman" w:hAnsi="Times New Roman" w:cs="Times New Roman"/>
+          <w:sz w:val="24"/>
+          <w:szCs w:val="24"/>
+          <w:lang w:eastAsia="en-KE"/>
+        </w:rPr>
+        <w:pict w14:anchorId="435DB25D">
+          <v:rect id="_x0000_i1028" style="width:0;height:0" o:hralign="center" o:hrstd="t" o:hr="t" fillcolor="#a0a0a0" stroked="f"/>
+        </w:pict>
+      </w:r>
+    </w:p>
+    <w:p>
+      <w:pPr>
+        <w:pBdr>
+          <w:top w:val="single" w:sz="2" w:space="0" w:color="E5E7EB"/>
+          <w:left w:val="single" w:sz="2" w:space="0" w:color="E5E7EB"/>
+          <w:bottom w:val="single" w:sz="2" w:space="0" w:color="E5E7EB"/>
+          <w:right w:val="single" w:sz="2" w:space="0" w:color="E5E7EB"/>
+        </w:pBdr>
+        <w:shd w:val="clear" w:color="auto" w:fill="252523"/>
+        <w:spacing w:after="192" w:line="240" w:lineRule="auto"/>
+        <w:outlineLvl w:val="1"/>
+        <w:rPr>
+          <w:rFonts w:ascii="system-ui" w:eastAsia="Times New Roman" w:hAnsi="system-ui" w:cs="Times New Roman"/>
+          <w:b/>
+          <w:bCs/>
+          <w:color w:val="FFFFFF"/>
+          <w:spacing w:val="-6"/>
+          <w:sz w:val="34"/>
+          <w:szCs w:val="34"/>
+          <w:lang w:eastAsia="en-KE"/>
+        </w:rPr>
+      </w:pPr>
+      <w:r>
+        <w:rPr>
+          <w:rFonts w:ascii="system-ui" w:eastAsia="Times New Roman" w:hAnsi="system-ui" w:cs="Times New Roman"/>
+          <w:b/>
+          <w:bCs/>
+          <w:color w:val="FFFFFF"/>
+          <w:spacing w:val="-6"/>
+          <w:sz w:val="34"/>
+          <w:szCs w:val="34"/>
+          <w:lang w:eastAsia="en-KE"/>
+        </w:rPr>
+        <w:lastRenderedPageBreak/>
+        <w:t xml:space="preserve">Method 2: Trend Continuation (Mode B) — Use when ADX </w:t>
+      </w:r>
+      <w:r>
+        <w:rPr>
+          <w:rFonts w:ascii="system-ui" w:eastAsia="Times New Roman" w:hAnsi="system-ui" w:cs="Times New Roman"/>
+          <w:b/>
+          <w:bCs/>
+          <w:color w:val="FFFFFF"/>
+          <w:spacing w:val="-6"/>
+          <w:sz w:val="34"/>
+          <w:szCs w:val="34"/>
+          <w:lang w:eastAsia="en-KE"/>
+        </w:rPr>
+        <w:t xml:space="preserve">≥ </w:t>
+      </w:r>
+      <w:r>
+        <w:rPr>
+          <w:rFonts w:ascii="system-ui" w:eastAsia="Times New Roman" w:hAnsi="system-ui" w:cs="Times New Roman"/>
+          <w:b/>
+          <w:bCs/>
+          <w:color w:val="FFFFFF"/>
+          <w:spacing w:val="-6"/>
+          <w:sz w:val="34"/>
+          <w:szCs w:val="34"/>
+          <w:lang w:eastAsia="en-KE"/>
+        </w:rPr>
+        <w:t>25</w:t>
+      </w:r>
+    </w:p>
+    <w:p>
+      <w:pPr>
+        <w:pBdr>
+          <w:top w:val="single" w:sz="2" w:space="0" w:color="E5E7EB"/>
+          <w:left w:val="single" w:sz="2" w:space="0" w:color="E5E7EB"/>
+          <w:bottom w:val="single" w:sz="2" w:space="0" w:color="E5E7EB"/>
+          <w:right w:val="single" w:sz="2" w:space="0" w:color="E5E7EB"/>
+        </w:pBdr>
+        <w:shd w:val="clear" w:color="auto" w:fill="252523"/>
+        <w:spacing w:after="107" w:line="240" w:lineRule="auto"/>
+        <w:outlineLvl w:val="2"/>
         <w:rPr>
           <w:rFonts w:ascii="system-ui" w:eastAsia="Times New Roman" w:hAnsi="system-ui" w:cs="Times New Roman"/>
           <w:b/>
@@ -2995,14 +3518,68 @@
           <w:szCs w:val="31"/>
           <w:lang w:eastAsia="en-KE"/>
         </w:rPr>
-        <w:t>Mode A Invalidations</w:t>
+      </w:pPr>
+      <w:r>
+        <w:rPr>
+          <w:rFonts w:ascii="system-ui" w:eastAsia="Times New Roman" w:hAnsi="system-ui" w:cs="Times New Roman"/>
+          <w:b/>
+          <w:bCs/>
+          <w:color w:val="FFFFFF"/>
+          <w:spacing w:val="-6"/>
+          <w:sz w:val="31"/>
+          <w:szCs w:val="31"/>
+          <w:lang w:eastAsia="en-KE"/>
+        </w:rPr>
+        <w:t>Long Entry</w:t>
+      </w:r>
+    </w:p>
+    <w:p>
+      <w:pPr>
+        <w:pBdr>
+          <w:top w:val="single" w:sz="2" w:space="0" w:color="E5E7EB"/>
+          <w:left w:val="single" w:sz="2" w:space="0" w:color="E5E7EB"/>
+          <w:bottom w:val="single" w:sz="2" w:space="0" w:color="E5E7EB"/>
+          <w:right w:val="single" w:sz="2" w:space="0" w:color="E5E7EB"/>
+        </w:pBdr>
+        <w:shd w:val="clear" w:color="auto" w:fill="252523"/>
+        <w:spacing w:after="274" w:line="240" w:lineRule="auto"/>
+        <w:rPr>
+          <w:rFonts w:ascii="Inter" w:eastAsia="Times New Roman" w:hAnsi="Inter" w:cs="Times New Roman"/>
+          <w:color w:val="F4F0EB"/>
+          <w:sz w:val="21"/>
+          <w:szCs w:val="21"/>
+          <w:lang w:eastAsia="en-KE"/>
+        </w:rPr>
+      </w:pPr>
+      <w:r>
+        <w:rPr>
+          <w:rFonts w:ascii="Inter" w:eastAsia="Times New Roman" w:hAnsi="Inter" w:cs="Times New Roman"/>
+          <w:b/>
+          <w:bCs/>
+          <w:color w:val="F4F0EB"/>
+          <w:sz w:val="21"/>
+          <w:szCs w:val="21"/>
+          <w:bdr w:val="single" w:sz="2" w:space="0" w:color="E5E7EB" w:frame="1"/>
+          <w:lang w:eastAsia="en-KE"/>
+        </w:rPr>
+        <w:t>Step 1 — Confirm trend.</w:t>
+      </w:r>
+      <w:r>
+        <w:rPr>
+          <w:rFonts w:ascii="Inter" w:eastAsia="Times New Roman" w:hAnsi="Inter" w:cs="Times New Roman"/>
+          <w:color w:val="F4F0EB"/>
+          <w:sz w:val="21"/>
+          <w:szCs w:val="21"/>
+          <w:lang w:eastAsia="en-KE"/>
+        </w:rPr>
+        <w:t> All required:</w:t>
       </w:r>
     </w:p>
     <w:p>
       <w:pPr>
         <w:numPr>
           <w:ilvl w:val="0"/>
-          <w:numId w:val="4"/>
+          <w:numId w:val="5"/>
         </w:numPr>
         <w:pBdr>
           <w:top w:val="single" w:sz="2" w:space="0" w:color="E5E7EB"/>
@@ -3022,50 +3599,20 @@
       </w:pPr>
       <w:r>
         <w:rPr>
-          <w:rFonts w:ascii="Segoe UI Emoji" w:eastAsia="Times New Roman" w:hAnsi="Segoe UI Emoji" w:cs="Segoe UI Emoji"/>
-          <w:color w:val="F4F0EB"/>
-          <w:sz w:val="21"/>
-          <w:szCs w:val="21"/>
-          <w:lang w:eastAsia="en-KE"/>
-        </w:rPr>
-        <w:t>❌</w:t>
-      </w:r>
-      <w:r>
-        <w:rPr>
-          <w:rFonts w:ascii="Inter" w:eastAsia="Times New Roman" w:hAnsi="Inter" w:cs="Times New Roman"/>
-          <w:color w:val="F4F0EB"/>
-          <w:sz w:val="21"/>
-          <w:szCs w:val="21"/>
-          <w:lang w:eastAsia="en-KE"/>
-        </w:rPr>
-        <w:t xml:space="preserve"> ADX &gt; 25 </w:t>
-      </w:r>
-      <w:r>
-        <w:rPr>
-          <w:rFonts w:ascii="Cambria" w:eastAsia="Times New Roman" w:hAnsi="Cambria" w:cs="Cambria"/>
-          <w:color w:val="F4F0EB"/>
-          <w:sz w:val="21"/>
-          <w:szCs w:val="21"/>
-          <w:lang w:eastAsia="en-KE"/>
-        </w:rPr>
-        <w:t>—</w:t>
-      </w:r>
-      <w:r>
-        <w:rPr>
-          <w:rFonts w:ascii="Inter" w:eastAsia="Times New Roman" w:hAnsi="Inter" w:cs="Times New Roman"/>
-          <w:color w:val="F4F0EB"/>
-          <w:sz w:val="21"/>
-          <w:szCs w:val="21"/>
-          <w:lang w:eastAsia="en-KE"/>
-        </w:rPr>
-        <w:t xml:space="preserve"> never fade in a trending market</w:t>
+          <w:rFonts w:ascii="Inter" w:eastAsia="Times New Roman" w:hAnsi="Inter" w:cs="Times New Roman"/>
+          <w:color w:val="F4F0EB"/>
+          <w:sz w:val="21"/>
+          <w:szCs w:val="21"/>
+          <w:lang w:eastAsia="en-KE"/>
+        </w:rPr>
+        <w:t>ADX(14) &gt; 25</w:t>
       </w:r>
     </w:p>
     <w:p>
       <w:pPr>
         <w:numPr>
           <w:ilvl w:val="0"/>
-          <w:numId w:val="4"/>
+          <w:numId w:val="5"/>
         </w:numPr>
         <w:pBdr>
           <w:top w:val="single" w:sz="2" w:space="0" w:color="E5E7EB"/>
@@ -3085,50 +3632,20 @@
       </w:pPr>
       <w:r>
         <w:rPr>
-          <w:rFonts w:ascii="Segoe UI Emoji" w:eastAsia="Times New Roman" w:hAnsi="Segoe UI Emoji" w:cs="Segoe UI Emoji"/>
-          <w:color w:val="F4F0EB"/>
-          <w:sz w:val="21"/>
-          <w:szCs w:val="21"/>
-          <w:lang w:eastAsia="en-KE"/>
-        </w:rPr>
-        <w:t>❌</w:t>
-      </w:r>
-      <w:r>
-        <w:rPr>
-          <w:rFonts w:ascii="Inter" w:eastAsia="Times New Roman" w:hAnsi="Inter" w:cs="Times New Roman"/>
-          <w:color w:val="F4F0EB"/>
-          <w:sz w:val="21"/>
-          <w:szCs w:val="21"/>
-          <w:lang w:eastAsia="en-KE"/>
-        </w:rPr>
-        <w:t xml:space="preserve"> No confirmation signal after sweep </w:t>
-      </w:r>
-      <w:r>
-        <w:rPr>
-          <w:rFonts w:ascii="Cambria" w:eastAsia="Times New Roman" w:hAnsi="Cambria" w:cs="Cambria"/>
-          <w:color w:val="F4F0EB"/>
-          <w:sz w:val="21"/>
-          <w:szCs w:val="21"/>
-          <w:lang w:eastAsia="en-KE"/>
-        </w:rPr>
-        <w:t>—</w:t>
-      </w:r>
-      <w:r>
-        <w:rPr>
-          <w:rFonts w:ascii="Inter" w:eastAsia="Times New Roman" w:hAnsi="Inter" w:cs="Times New Roman"/>
-          <w:color w:val="F4F0EB"/>
-          <w:sz w:val="21"/>
-          <w:szCs w:val="21"/>
-          <w:lang w:eastAsia="en-KE"/>
-        </w:rPr>
-        <w:t xml:space="preserve"> do not anticipate the reversal</w:t>
+          <w:rFonts w:ascii="Inter" w:eastAsia="Times New Roman" w:hAnsi="Inter" w:cs="Times New Roman"/>
+          <w:color w:val="F4F0EB"/>
+          <w:sz w:val="21"/>
+          <w:szCs w:val="21"/>
+          <w:lang w:eastAsia="en-KE"/>
+        </w:rPr>
+        <w:t>+DI &gt; −DI</w:t>
       </w:r>
     </w:p>
     <w:p>
       <w:pPr>
         <w:numPr>
           <w:ilvl w:val="0"/>
-          <w:numId w:val="4"/>
+          <w:numId w:val="5"/>
         </w:numPr>
         <w:pBdr>
           <w:top w:val="single" w:sz="2" w:space="0" w:color="E5E7EB"/>
@@ -3148,30 +3665,146 @@
       </w:pPr>
       <w:r>
         <w:rPr>
-          <w:rFonts w:ascii="Segoe UI Emoji" w:eastAsia="Times New Roman" w:hAnsi="Segoe UI Emoji" w:cs="Segoe UI Emoji"/>
-          <w:color w:val="F4F0EB"/>
-          <w:sz w:val="21"/>
-          <w:szCs w:val="21"/>
-          <w:lang w:eastAsia="en-KE"/>
-        </w:rPr>
-        <w:t>❌</w:t>
-      </w:r>
-      <w:r>
-        <w:rPr>
-          <w:rFonts w:ascii="Inter" w:eastAsia="Times New Roman" w:hAnsi="Inter" w:cs="Times New Roman"/>
-          <w:color w:val="F4F0EB"/>
-          <w:sz w:val="21"/>
-          <w:szCs w:val="21"/>
-          <w:lang w:eastAsia="en-KE"/>
-        </w:rPr>
-        <w:t xml:space="preserve"> RSI already overbought (&gt; 70) or oversold (&lt; 30) at entry — no room for the move</w:t>
+          <w:rFonts w:ascii="Inter" w:eastAsia="Times New Roman" w:hAnsi="Inter" w:cs="Times New Roman"/>
+          <w:color w:val="F4F0EB"/>
+          <w:sz w:val="21"/>
+          <w:szCs w:val="21"/>
+          <w:lang w:eastAsia="en-KE"/>
+        </w:rPr>
+        <w:t>Price above 50 EMA and 200 SMA</w:t>
+      </w:r>
+    </w:p>
+    <w:p>
+      <w:pPr>
+        <w:pBdr>
+          <w:top w:val="single" w:sz="2" w:space="0" w:color="E5E7EB"/>
+          <w:left w:val="single" w:sz="2" w:space="0" w:color="E5E7EB"/>
+          <w:bottom w:val="single" w:sz="2" w:space="0" w:color="E5E7EB"/>
+          <w:right w:val="single" w:sz="2" w:space="0" w:color="E5E7EB"/>
+        </w:pBdr>
+        <w:shd w:val="clear" w:color="auto" w:fill="252523"/>
+        <w:spacing w:before="274" w:after="274" w:line="240" w:lineRule="auto"/>
+        <w:rPr>
+          <w:rFonts w:ascii="Inter" w:eastAsia="Times New Roman" w:hAnsi="Inter" w:cs="Times New Roman"/>
+          <w:color w:val="F4F0EB"/>
+          <w:sz w:val="21"/>
+          <w:szCs w:val="21"/>
+          <w:lang w:eastAsia="en-KE"/>
+        </w:rPr>
+      </w:pPr>
+      <w:r>
+        <w:rPr>
+          <w:rFonts w:ascii="Inter" w:eastAsia="Times New Roman" w:hAnsi="Inter" w:cs="Times New Roman"/>
+          <w:b/>
+          <w:bCs/>
+          <w:color w:val="F4F0EB"/>
+          <w:sz w:val="21"/>
+          <w:szCs w:val="21"/>
+          <w:bdr w:val="single" w:sz="2" w:space="0" w:color="E5E7EB" w:frame="1"/>
+          <w:lang w:eastAsia="en-KE"/>
+        </w:rPr>
+        <w:t>Step 2 — Wait for consolidation.</w:t>
+      </w:r>
+      <w:r>
+        <w:rPr>
+          <w:rFonts w:ascii="Inter" w:eastAsia="Times New Roman" w:hAnsi="Inter" w:cs="Times New Roman"/>
+          <w:color w:val="F4F0EB"/>
+          <w:sz w:val="21"/>
+          <w:szCs w:val="21"/>
+          <w:lang w:eastAsia="en-KE"/>
+        </w:rPr>
+        <w:t> Price consolidates at or below a Tier 1/Tier 2 resistance for 3–10 candles. Volatility compresses (narrowing Bollinger Bands or declining ATR).</w:t>
+      </w:r>
+    </w:p>
+    <w:p>
+      <w:pPr>
+        <w:pBdr>
+          <w:top w:val="single" w:sz="2" w:space="0" w:color="E5E7EB"/>
+          <w:left w:val="single" w:sz="2" w:space="0" w:color="E5E7EB"/>
+          <w:bottom w:val="single" w:sz="2" w:space="0" w:color="E5E7EB"/>
+          <w:right w:val="single" w:sz="2" w:space="0" w:color="E5E7EB"/>
+        </w:pBdr>
+        <w:shd w:val="clear" w:color="auto" w:fill="252523"/>
+        <w:spacing w:before="274" w:after="274" w:line="240" w:lineRule="auto"/>
+        <w:rPr>
+          <w:rFonts w:ascii="Inter" w:eastAsia="Times New Roman" w:hAnsi="Inter" w:cs="Times New Roman"/>
+          <w:color w:val="F4F0EB"/>
+          <w:sz w:val="21"/>
+          <w:szCs w:val="21"/>
+          <w:lang w:eastAsia="en-KE"/>
+        </w:rPr>
+      </w:pPr>
+      <w:r>
+        <w:rPr>
+          <w:rFonts w:ascii="Inter" w:eastAsia="Times New Roman" w:hAnsi="Inter" w:cs="Times New Roman"/>
+          <w:b/>
+          <w:bCs/>
+          <w:color w:val="F4F0EB"/>
+          <w:sz w:val="21"/>
+          <w:szCs w:val="21"/>
+          <w:bdr w:val="single" w:sz="2" w:space="0" w:color="E5E7EB" w:frame="1"/>
+          <w:lang w:eastAsia="en-KE"/>
+        </w:rPr>
+        <w:t>Step 3 — Enter on breakout.</w:t>
+      </w:r>
+      <w:r>
+        <w:rPr>
+          <w:rFonts w:ascii="Inter" w:eastAsia="Times New Roman" w:hAnsi="Inter" w:cs="Times New Roman"/>
+          <w:color w:val="F4F0EB"/>
+          <w:sz w:val="21"/>
+          <w:szCs w:val="21"/>
+          <w:lang w:eastAsia="en-KE"/>
+        </w:rPr>
+        <w:t> Buy stop 5–10 pips above the level.</w:t>
+      </w:r>
+    </w:p>
+    <w:p>
+      <w:pPr>
+        <w:pBdr>
+          <w:top w:val="single" w:sz="2" w:space="0" w:color="E5E7EB"/>
+          <w:left w:val="single" w:sz="2" w:space="0" w:color="E5E7EB"/>
+          <w:bottom w:val="single" w:sz="2" w:space="0" w:color="E5E7EB"/>
+          <w:right w:val="single" w:sz="2" w:space="0" w:color="E5E7EB"/>
+        </w:pBdr>
+        <w:shd w:val="clear" w:color="auto" w:fill="252523"/>
+        <w:spacing w:before="274" w:after="274" w:line="240" w:lineRule="auto"/>
+        <w:rPr>
+          <w:rFonts w:ascii="Inter" w:eastAsia="Times New Roman" w:hAnsi="Inter" w:cs="Times New Roman"/>
+          <w:color w:val="F4F0EB"/>
+          <w:sz w:val="21"/>
+          <w:szCs w:val="21"/>
+          <w:lang w:eastAsia="en-KE"/>
+        </w:rPr>
+      </w:pPr>
+      <w:r>
+        <w:rPr>
+          <w:rFonts w:ascii="Inter" w:eastAsia="Times New Roman" w:hAnsi="Inter" w:cs="Times New Roman"/>
+          <w:b/>
+          <w:bCs/>
+          <w:color w:val="F4F0EB"/>
+          <w:sz w:val="21"/>
+          <w:szCs w:val="21"/>
+          <w:bdr w:val="single" w:sz="2" w:space="0" w:color="E5E7EB" w:frame="1"/>
+          <w:lang w:eastAsia="en-KE"/>
+        </w:rPr>
+        <w:t>Step 4 — Confirm breakout.</w:t>
+      </w:r>
+      <w:r>
+        <w:rPr>
+          <w:rFonts w:ascii="Inter" w:eastAsia="Times New Roman" w:hAnsi="Inter" w:cs="Times New Roman"/>
+          <w:color w:val="F4F0EB"/>
+          <w:sz w:val="21"/>
+          <w:szCs w:val="21"/>
+          <w:lang w:eastAsia="en-KE"/>
+        </w:rPr>
+        <w:t> All required:</w:t>
       </w:r>
     </w:p>
     <w:p>
       <w:pPr>
         <w:numPr>
           <w:ilvl w:val="0"/>
-          <w:numId w:val="4"/>
+          <w:numId w:val="6"/>
         </w:numPr>
         <w:pBdr>
           <w:top w:val="single" w:sz="2" w:space="0" w:color="E5E7EB"/>
@@ -3191,6 +3824,446 @@
       </w:pPr>
       <w:r>
         <w:rPr>
+          <w:rFonts w:ascii="Inter" w:eastAsia="Times New Roman" w:hAnsi="Inter" w:cs="Times New Roman"/>
+          <w:color w:val="F4F0EB"/>
+          <w:sz w:val="21"/>
+          <w:szCs w:val="21"/>
+          <w:lang w:eastAsia="en-KE"/>
+        </w:rPr>
+        <w:t>Breakout candle closes above the level</w:t>
+      </w:r>
+    </w:p>
+    <w:p>
+      <w:pPr>
+        <w:numPr>
+          <w:ilvl w:val="0"/>
+          <w:numId w:val="6"/>
+        </w:numPr>
+        <w:pBdr>
+          <w:top w:val="single" w:sz="2" w:space="0" w:color="E5E7EB"/>
+          <w:left w:val="single" w:sz="2" w:space="0" w:color="E5E7EB"/>
+          <w:bottom w:val="single" w:sz="2" w:space="0" w:color="E5E7EB"/>
+          <w:right w:val="single" w:sz="2" w:space="0" w:color="E5E7EB"/>
+        </w:pBdr>
+        <w:shd w:val="clear" w:color="auto" w:fill="252523"/>
+        <w:spacing w:before="68" w:after="68" w:line="240" w:lineRule="auto"/>
+        <w:rPr>
+          <w:rFonts w:ascii="Inter" w:eastAsia="Times New Roman" w:hAnsi="Inter" w:cs="Times New Roman"/>
+          <w:color w:val="F4F0EB"/>
+          <w:sz w:val="21"/>
+          <w:szCs w:val="21"/>
+          <w:lang w:eastAsia="en-KE"/>
+        </w:rPr>
+      </w:pPr>
+      <w:r>
+        <w:rPr>
+          <w:rFonts w:ascii="Inter" w:eastAsia="Times New Roman" w:hAnsi="Inter" w:cs="Times New Roman"/>
+          <w:color w:val="F4F0EB"/>
+          <w:sz w:val="21"/>
+          <w:szCs w:val="21"/>
+          <w:lang w:eastAsia="en-KE"/>
+        </w:rPr>
+        <w:t>Volume ≥ 1.2× the 20-period average</w:t>
+      </w:r>
+    </w:p>
+    <w:p>
+      <w:pPr>
+        <w:numPr>
+          <w:ilvl w:val="0"/>
+          <w:numId w:val="6"/>
+        </w:numPr>
+        <w:pBdr>
+          <w:top w:val="single" w:sz="2" w:space="0" w:color="E5E7EB"/>
+          <w:left w:val="single" w:sz="2" w:space="0" w:color="E5E7EB"/>
+          <w:bottom w:val="single" w:sz="2" w:space="0" w:color="E5E7EB"/>
+          <w:right w:val="single" w:sz="2" w:space="0" w:color="E5E7EB"/>
+        </w:pBdr>
+        <w:shd w:val="clear" w:color="auto" w:fill="252523"/>
+        <w:spacing w:before="68" w:after="68" w:line="240" w:lineRule="auto"/>
+        <w:rPr>
+          <w:rFonts w:ascii="Inter" w:eastAsia="Times New Roman" w:hAnsi="Inter" w:cs="Times New Roman"/>
+          <w:color w:val="F4F0EB"/>
+          <w:sz w:val="21"/>
+          <w:szCs w:val="21"/>
+          <w:lang w:eastAsia="en-KE"/>
+        </w:rPr>
+      </w:pPr>
+      <w:r>
+        <w:rPr>
+          <w:rFonts w:ascii="Inter" w:eastAsia="Times New Roman" w:hAnsi="Inter" w:cs="Times New Roman"/>
+          <w:color w:val="F4F0EB"/>
+          <w:sz w:val="21"/>
+          <w:szCs w:val="21"/>
+          <w:lang w:eastAsia="en-KE"/>
+        </w:rPr>
+        <w:t>RSI(14) &gt; 50 and rising, not overbought (&lt; 70)</w:t>
+      </w:r>
+    </w:p>
+    <w:p>
+      <w:pPr>
+        <w:pBdr>
+          <w:top w:val="single" w:sz="2" w:space="0" w:color="E5E7EB"/>
+          <w:left w:val="single" w:sz="2" w:space="0" w:color="E5E7EB"/>
+          <w:bottom w:val="single" w:sz="2" w:space="0" w:color="E5E7EB"/>
+          <w:right w:val="single" w:sz="2" w:space="0" w:color="E5E7EB"/>
+        </w:pBdr>
+        <w:shd w:val="clear" w:color="auto" w:fill="252523"/>
+        <w:spacing w:before="274" w:after="274" w:line="240" w:lineRule="auto"/>
+        <w:rPr>
+          <w:rFonts w:ascii="Inter" w:eastAsia="Times New Roman" w:hAnsi="Inter" w:cs="Times New Roman"/>
+          <w:color w:val="F4F0EB"/>
+          <w:sz w:val="21"/>
+          <w:szCs w:val="21"/>
+          <w:lang w:eastAsia="en-KE"/>
+        </w:rPr>
+      </w:pPr>
+      <w:r>
+        <w:rPr>
+          <w:rFonts w:ascii="Inter" w:eastAsia="Times New Roman" w:hAnsi="Inter" w:cs="Times New Roman"/>
+          <w:b/>
+          <w:bCs/>
+          <w:color w:val="F4F0EB"/>
+          <w:sz w:val="21"/>
+          <w:szCs w:val="21"/>
+          <w:bdr w:val="single" w:sz="2" w:space="0" w:color="E5E7EB" w:frame="1"/>
+          <w:lang w:eastAsia="en-KE"/>
+        </w:rPr>
+        <w:t>Short:</w:t>
+      </w:r>
+      <w:r>
+        <w:rPr>
+          <w:rFonts w:ascii="Inter" w:eastAsia="Times New Roman" w:hAnsi="Inter" w:cs="Times New Roman"/>
+          <w:color w:val="F4F0EB"/>
+          <w:sz w:val="21"/>
+          <w:szCs w:val="21"/>
+          <w:lang w:eastAsia="en-KE"/>
+        </w:rPr>
+        <w:t> Mirror of long — reverse all directions. Require −DI &gt; +DI, price below 50 EMA and 200 SMA, RSI &lt; 50 and falling (not &lt; 30).</w:t>
+      </w:r>
+    </w:p>
+    <w:p>
+      <w:pPr>
+        <w:pBdr>
+          <w:top w:val="single" w:sz="2" w:space="0" w:color="E5E7EB"/>
+          <w:left w:val="single" w:sz="2" w:space="0" w:color="E5E7EB"/>
+          <w:bottom w:val="single" w:sz="2" w:space="0" w:color="E5E7EB"/>
+          <w:right w:val="single" w:sz="2" w:space="0" w:color="E5E7EB"/>
+        </w:pBdr>
+        <w:shd w:val="clear" w:color="auto" w:fill="252523"/>
+        <w:spacing w:before="373" w:after="107" w:line="240" w:lineRule="auto"/>
+        <w:outlineLvl w:val="2"/>
+        <w:rPr>
+          <w:rFonts w:ascii="system-ui" w:eastAsia="Times New Roman" w:hAnsi="system-ui" w:cs="Times New Roman"/>
+          <w:b/>
+          <w:bCs/>
+          <w:color w:val="FFFFFF"/>
+          <w:spacing w:val="-6"/>
+          <w:sz w:val="31"/>
+          <w:szCs w:val="31"/>
+          <w:lang w:eastAsia="en-KE"/>
+        </w:rPr>
+      </w:pPr>
+      <w:r>
+        <w:rPr>
+          <w:rFonts w:ascii="system-ui" w:eastAsia="Times New Roman" w:hAnsi="system-ui" w:cs="Times New Roman"/>
+          <w:b/>
+          <w:bCs/>
+          <w:color w:val="FFFFFF"/>
+          <w:spacing w:val="-6"/>
+          <w:sz w:val="31"/>
+          <w:szCs w:val="31"/>
+          <w:lang w:eastAsia="en-KE"/>
+        </w:rPr>
+        <w:t>Exit Rules (Mode B)</w:t>
+      </w:r>
+    </w:p>
+    <w:p>
+      <w:pPr>
+        <w:numPr>
+          <w:ilvl w:val="0"/>
+          <w:numId w:val="7"/>
+        </w:numPr>
+        <w:pBdr>
+          <w:top w:val="single" w:sz="2" w:space="0" w:color="E5E7EB"/>
+          <w:left w:val="single" w:sz="2" w:space="0" w:color="E5E7EB"/>
+          <w:bottom w:val="single" w:sz="2" w:space="0" w:color="E5E7EB"/>
+          <w:right w:val="single" w:sz="2" w:space="0" w:color="E5E7EB"/>
+        </w:pBdr>
+        <w:shd w:val="clear" w:color="auto" w:fill="252523"/>
+        <w:spacing w:before="68" w:after="68" w:line="240" w:lineRule="auto"/>
+        <w:rPr>
+          <w:rFonts w:ascii="Inter" w:eastAsia="Times New Roman" w:hAnsi="Inter" w:cs="Times New Roman"/>
+          <w:color w:val="F4F0EB"/>
+          <w:sz w:val="21"/>
+          <w:szCs w:val="21"/>
+          <w:lang w:eastAsia="en-KE"/>
+        </w:rPr>
+      </w:pPr>
+      <w:r>
+        <w:rPr>
+          <w:rFonts w:ascii="Inter" w:eastAsia="Times New Roman" w:hAnsi="Inter" w:cs="Times New Roman"/>
+          <w:b/>
+          <w:bCs/>
+          <w:color w:val="F4F0EB"/>
+          <w:sz w:val="21"/>
+          <w:szCs w:val="21"/>
+          <w:bdr w:val="single" w:sz="2" w:space="0" w:color="E5E7EB" w:frame="1"/>
+          <w:lang w:eastAsia="en-KE"/>
+        </w:rPr>
+        <w:t>Stop:</w:t>
+      </w:r>
+      <w:r>
+        <w:rPr>
+          <w:rFonts w:ascii="Inter" w:eastAsia="Times New Roman" w:hAnsi="Inter" w:cs="Times New Roman"/>
+          <w:color w:val="F4F0EB"/>
+          <w:sz w:val="21"/>
+          <w:szCs w:val="21"/>
+          <w:lang w:eastAsia="en-KE"/>
+        </w:rPr>
+        <w:t> Breakout level ± 1.5 × ATR(14). Alternative: beyond consolidation extreme, minimum 1.5 × ATR.</w:t>
+      </w:r>
+    </w:p>
+    <w:p>
+      <w:pPr>
+        <w:numPr>
+          <w:ilvl w:val="0"/>
+          <w:numId w:val="7"/>
+        </w:numPr>
+        <w:pBdr>
+          <w:top w:val="single" w:sz="2" w:space="0" w:color="E5E7EB"/>
+          <w:left w:val="single" w:sz="2" w:space="0" w:color="E5E7EB"/>
+          <w:bottom w:val="single" w:sz="2" w:space="0" w:color="E5E7EB"/>
+          <w:right w:val="single" w:sz="2" w:space="0" w:color="E5E7EB"/>
+        </w:pBdr>
+        <w:shd w:val="clear" w:color="auto" w:fill="252523"/>
+        <w:spacing w:before="68" w:after="68" w:line="240" w:lineRule="auto"/>
+        <w:rPr>
+          <w:rFonts w:ascii="Inter" w:eastAsia="Times New Roman" w:hAnsi="Inter" w:cs="Times New Roman"/>
+          <w:color w:val="F4F0EB"/>
+          <w:sz w:val="21"/>
+          <w:szCs w:val="21"/>
+          <w:lang w:eastAsia="en-KE"/>
+        </w:rPr>
+      </w:pPr>
+      <w:r>
+        <w:rPr>
+          <w:rFonts w:ascii="Inter" w:eastAsia="Times New Roman" w:hAnsi="Inter" w:cs="Times New Roman"/>
+          <w:b/>
+          <w:bCs/>
+          <w:color w:val="F4F0EB"/>
+          <w:sz w:val="21"/>
+          <w:szCs w:val="21"/>
+          <w:bdr w:val="single" w:sz="2" w:space="0" w:color="E5E7EB" w:frame="1"/>
+          <w:lang w:eastAsia="en-KE"/>
+        </w:rPr>
+        <w:t>TP1 (50%):</w:t>
+      </w:r>
+      <w:r>
+        <w:rPr>
+          <w:rFonts w:ascii="Inter" w:eastAsia="Times New Roman" w:hAnsi="Inter" w:cs="Times New Roman"/>
+          <w:color w:val="F4F0EB"/>
+          <w:sz w:val="21"/>
+          <w:szCs w:val="21"/>
+          <w:lang w:eastAsia="en-KE"/>
+        </w:rPr>
+        <w:t> </w:t>
+      </w:r>
+      <w:r>
+        <w:rPr>
+          <w:rFonts w:ascii="Inter" w:eastAsia="Times New Roman" w:hAnsi="Inter" w:cs="Times New Roman"/>
+          <w:color w:val="F4F0EB"/>
+          <w:sz w:val="21"/>
+          <w:szCs w:val="21"/>
+          <w:lang w:eastAsia="en-KE"/>
+        </w:rPr>
+        <w:t>Nearest Tier 1 or Tier 2 level offering ≥ 1:2 R:R.</w:t>
+      </w:r>
+    </w:p>
+    <w:p>
+      <w:pPr>
+        <w:numPr>
+          <w:ilvl w:val="0"/>
+          <w:numId w:val="7"/>
+        </w:numPr>
+        <w:pBdr>
+          <w:top w:val="single" w:sz="2" w:space="0" w:color="E5E7EB"/>
+          <w:left w:val="single" w:sz="2" w:space="0" w:color="E5E7EB"/>
+          <w:bottom w:val="single" w:sz="2" w:space="0" w:color="E5E7EB"/>
+          <w:right w:val="single" w:sz="2" w:space="0" w:color="E5E7EB"/>
+        </w:pBdr>
+        <w:shd w:val="clear" w:color="auto" w:fill="252523"/>
+        <w:spacing w:before="68" w:after="68" w:line="240" w:lineRule="auto"/>
+        <w:rPr>
+          <w:rFonts w:ascii="Inter" w:eastAsia="Times New Roman" w:hAnsi="Inter" w:cs="Times New Roman"/>
+          <w:color w:val="F4F0EB"/>
+          <w:sz w:val="21"/>
+          <w:szCs w:val="21"/>
+          <w:lang w:eastAsia="en-KE"/>
+        </w:rPr>
+      </w:pPr>
+      <w:r>
+        <w:rPr>
+          <w:rFonts w:ascii="Inter" w:eastAsia="Times New Roman" w:hAnsi="Inter" w:cs="Times New Roman"/>
+          <w:b/>
+          <w:bCs/>
+          <w:color w:val="F4F0EB"/>
+          <w:sz w:val="21"/>
+          <w:szCs w:val="21"/>
+          <w:bdr w:val="single" w:sz="2" w:space="0" w:color="E5E7EB" w:frame="1"/>
+          <w:lang w:eastAsia="en-KE"/>
+        </w:rPr>
+        <w:t>TP2 (30%):</w:t>
+      </w:r>
+      <w:r>
+        <w:rPr>
+          <w:rFonts w:ascii="Inter" w:eastAsia="Times New Roman" w:hAnsi="Inter" w:cs="Times New Roman"/>
+          <w:color w:val="F4F0EB"/>
+          <w:sz w:val="21"/>
+          <w:szCs w:val="21"/>
+          <w:lang w:eastAsia="en-KE"/>
+        </w:rPr>
+        <w:t> 2× consolidation range from breakout. Target 1:3.</w:t>
+      </w:r>
+    </w:p>
+    <w:p>
+      <w:pPr>
+        <w:numPr>
+          <w:ilvl w:val="0"/>
+          <w:numId w:val="7"/>
+        </w:numPr>
+        <w:pBdr>
+          <w:top w:val="single" w:sz="2" w:space="0" w:color="E5E7EB"/>
+          <w:left w:val="single" w:sz="2" w:space="0" w:color="E5E7EB"/>
+          <w:bottom w:val="single" w:sz="2" w:space="0" w:color="E5E7EB"/>
+          <w:right w:val="single" w:sz="2" w:space="0" w:color="E5E7EB"/>
+        </w:pBdr>
+        <w:shd w:val="clear" w:color="auto" w:fill="252523"/>
+        <w:spacing w:before="68" w:after="68" w:line="240" w:lineRule="auto"/>
+        <w:rPr>
+          <w:rFonts w:ascii="Inter" w:eastAsia="Times New Roman" w:hAnsi="Inter" w:cs="Times New Roman"/>
+          <w:color w:val="F4F0EB"/>
+          <w:sz w:val="21"/>
+          <w:szCs w:val="21"/>
+          <w:lang w:eastAsia="en-KE"/>
+        </w:rPr>
+      </w:pPr>
+      <w:r>
+        <w:rPr>
+          <w:rFonts w:ascii="Inter" w:eastAsia="Times New Roman" w:hAnsi="Inter" w:cs="Times New Roman"/>
+          <w:b/>
+          <w:bCs/>
+          <w:color w:val="F4F0EB"/>
+          <w:sz w:val="21"/>
+          <w:szCs w:val="21"/>
+          <w:bdr w:val="single" w:sz="2" w:space="0" w:color="E5E7EB" w:frame="1"/>
+          <w:lang w:eastAsia="en-KE"/>
+        </w:rPr>
+        <w:t>TP3 (20%):</w:t>
+      </w:r>
+      <w:r>
+        <w:rPr>
+          <w:rFonts w:ascii="Inter" w:eastAsia="Times New Roman" w:hAnsi="Inter" w:cs="Times New Roman"/>
+          <w:color w:val="F4F0EB"/>
+          <w:sz w:val="21"/>
+          <w:szCs w:val="21"/>
+          <w:lang w:eastAsia="en-KE"/>
+        </w:rPr>
+        <w:t> Trail by 2.0 × ATR. Also exit if ADX peaks and starts declining.</w:t>
+      </w:r>
+    </w:p>
+    <w:p>
+      <w:pPr>
+        <w:numPr>
+          <w:ilvl w:val="0"/>
+          <w:numId w:val="7"/>
+        </w:numPr>
+        <w:pBdr>
+          <w:top w:val="single" w:sz="2" w:space="0" w:color="E5E7EB"/>
+          <w:left w:val="single" w:sz="2" w:space="0" w:color="E5E7EB"/>
+          <w:bottom w:val="single" w:sz="2" w:space="0" w:color="E5E7EB"/>
+          <w:right w:val="single" w:sz="2" w:space="0" w:color="E5E7EB"/>
+        </w:pBdr>
+        <w:shd w:val="clear" w:color="auto" w:fill="252523"/>
+        <w:spacing w:before="68" w:after="68" w:line="240" w:lineRule="auto"/>
+        <w:rPr>
+          <w:rFonts w:ascii="Inter" w:eastAsia="Times New Roman" w:hAnsi="Inter" w:cs="Times New Roman"/>
+          <w:color w:val="F4F0EB"/>
+          <w:sz w:val="21"/>
+          <w:szCs w:val="21"/>
+          <w:lang w:eastAsia="en-KE"/>
+        </w:rPr>
+      </w:pPr>
+      <w:r>
+        <w:rPr>
+          <w:rFonts w:ascii="Inter" w:eastAsia="Times New Roman" w:hAnsi="Inter" w:cs="Times New Roman"/>
+          <w:color w:val="F4F0EB"/>
+          <w:sz w:val="21"/>
+          <w:szCs w:val="21"/>
+          <w:lang w:eastAsia="en-KE"/>
+        </w:rPr>
+        <w:t>After TP1 hit: move stop to breakeven.</w:t>
+      </w:r>
+    </w:p>
+    <w:p>
+      <w:pPr>
+        <w:pBdr>
+          <w:top w:val="single" w:sz="2" w:space="0" w:color="E5E7EB"/>
+          <w:left w:val="single" w:sz="2" w:space="0" w:color="E5E7EB"/>
+          <w:bottom w:val="single" w:sz="2" w:space="0" w:color="E5E7EB"/>
+          <w:right w:val="single" w:sz="2" w:space="0" w:color="E5E7EB"/>
+        </w:pBdr>
+        <w:shd w:val="clear" w:color="auto" w:fill="252523"/>
+        <w:spacing w:before="373" w:after="107" w:line="240" w:lineRule="auto"/>
+        <w:outlineLvl w:val="2"/>
+        <w:rPr>
+          <w:rFonts w:ascii="system-ui" w:eastAsia="Times New Roman" w:hAnsi="system-ui" w:cs="Times New Roman"/>
+          <w:b/>
+          <w:bCs/>
+          <w:color w:val="FFFFFF"/>
+          <w:spacing w:val="-6"/>
+          <w:sz w:val="31"/>
+          <w:szCs w:val="31"/>
+          <w:lang w:eastAsia="en-KE"/>
+        </w:rPr>
+      </w:pPr>
+      <w:r>
+        <w:rPr>
+          <w:rFonts w:ascii="system-ui" w:eastAsia="Times New Roman" w:hAnsi="system-ui" w:cs="Times New Roman"/>
+          <w:b/>
+          <w:bCs/>
+          <w:color w:val="FFFFFF"/>
+          <w:spacing w:val="-6"/>
+          <w:sz w:val="31"/>
+          <w:szCs w:val="31"/>
+          <w:lang w:eastAsia="en-KE"/>
+        </w:rPr>
+        <w:t>Mode B Invalidations</w:t>
+      </w:r>
+    </w:p>
+    <w:p>
+      <w:pPr>
+        <w:numPr>
+          <w:ilvl w:val="0"/>
+          <w:numId w:val="8"/>
+        </w:numPr>
+        <w:pBdr>
+          <w:top w:val="single" w:sz="2" w:space="0" w:color="E5E7EB"/>
+          <w:left w:val="single" w:sz="2" w:space="0" w:color="E5E7EB"/>
+          <w:bottom w:val="single" w:sz="2" w:space="0" w:color="E5E7EB"/>
+          <w:right w:val="single" w:sz="2" w:space="0" w:color="E5E7EB"/>
+        </w:pBdr>
+        <w:shd w:val="clear" w:color="auto" w:fill="252523"/>
+        <w:spacing w:before="68" w:after="68" w:line="240" w:lineRule="auto"/>
+        <w:rPr>
+          <w:rFonts w:ascii="Inter" w:eastAsia="Times New Roman" w:hAnsi="Inter" w:cs="Times New Roman"/>
+          <w:color w:val="F4F0EB"/>
+          <w:sz w:val="21"/>
+          <w:szCs w:val="21"/>
+          <w:lang w:eastAsia="en-KE"/>
+        </w:rPr>
+      </w:pPr>
+      <w:r>
+        <w:rPr>
           <w:rFonts w:ascii="Segoe UI Emoji" w:eastAsia="Times New Roman" w:hAnsi="Segoe UI Emoji" w:cs="Segoe UI Emoji"/>
           <w:color w:val="F4F0EB"/>
           <w:sz w:val="21"/>
@@ -3207,7 +4280,176 @@
           <w:szCs w:val="21"/>
           <w:lang w:eastAsia="en-KE"/>
         </w:rPr>
-        <w:t xml:space="preserve"> TP1 offers &lt; 1:1 R:R</w:t>
+        <w:t xml:space="preserve"> ADX &lt; 25 </w:t>
+      </w:r>
+      <w:r>
+        <w:rPr>
+          <w:rFonts w:ascii="Cambria" w:eastAsia="Times New Roman" w:hAnsi="Cambria" w:cs="Cambria"/>
+          <w:color w:val="F4F0EB"/>
+          <w:sz w:val="21"/>
+          <w:szCs w:val="21"/>
+          <w:lang w:eastAsia="en-KE"/>
+        </w:rPr>
+        <w:t>—</w:t>
+      </w:r>
+      <w:r>
+        <w:rPr>
+          <w:rFonts w:ascii="Inter" w:eastAsia="Times New Roman" w:hAnsi="Inter" w:cs="Times New Roman"/>
+          <w:color w:val="F4F0EB"/>
+          <w:sz w:val="21"/>
+          <w:szCs w:val="21"/>
+          <w:lang w:eastAsia="en-KE"/>
+        </w:rPr>
+        <w:t xml:space="preserve"> breakouts will fail and reverse</w:t>
+      </w:r>
+    </w:p>
+    <w:p>
+      <w:pPr>
+        <w:numPr>
+          <w:ilvl w:val="0"/>
+          <w:numId w:val="8"/>
+        </w:numPr>
+        <w:pBdr>
+          <w:top w:val="single" w:sz="2" w:space="0" w:color="E5E7EB"/>
+          <w:left w:val="single" w:sz="2" w:space="0" w:color="E5E7EB"/>
+          <w:bottom w:val="single" w:sz="2" w:space="0" w:color="E5E7EB"/>
+          <w:right w:val="single" w:sz="2" w:space="0" w:color="E5E7EB"/>
+        </w:pBdr>
+        <w:shd w:val="clear" w:color="auto" w:fill="252523"/>
+        <w:spacing w:before="68" w:after="68" w:line="240" w:lineRule="auto"/>
+        <w:rPr>
+          <w:rFonts w:ascii="Inter" w:eastAsia="Times New Roman" w:hAnsi="Inter" w:cs="Times New Roman"/>
+          <w:color w:val="F4F0EB"/>
+          <w:sz w:val="21"/>
+          <w:szCs w:val="21"/>
+          <w:lang w:eastAsia="en-KE"/>
+        </w:rPr>
+      </w:pPr>
+      <w:r>
+        <w:rPr>
+          <w:rFonts w:ascii="Segoe UI Emoji" w:eastAsia="Times New Roman" w:hAnsi="Segoe UI Emoji" w:cs="Segoe UI Emoji"/>
+          <w:color w:val="F4F0EB"/>
+          <w:sz w:val="21"/>
+          <w:szCs w:val="21"/>
+          <w:lang w:eastAsia="en-KE"/>
+        </w:rPr>
+        <w:t>❌</w:t>
+      </w:r>
+      <w:r>
+        <w:rPr>
+          <w:rFonts w:ascii="Inter" w:eastAsia="Times New Roman" w:hAnsi="Inter" w:cs="Times New Roman"/>
+          <w:color w:val="F4F0EB"/>
+          <w:sz w:val="21"/>
+          <w:szCs w:val="21"/>
+          <w:lang w:eastAsia="en-KE"/>
+        </w:rPr>
+        <w:t xml:space="preserve"> Breakout on declining volume </w:t>
+      </w:r>
+      <w:r>
+        <w:rPr>
+          <w:rFonts w:ascii="Cambria" w:eastAsia="Times New Roman" w:hAnsi="Cambria" w:cs="Cambria"/>
+          <w:color w:val="F4F0EB"/>
+          <w:sz w:val="21"/>
+          <w:szCs w:val="21"/>
+          <w:lang w:eastAsia="en-KE"/>
+        </w:rPr>
+        <w:t>—</w:t>
+      </w:r>
+      <w:r>
+        <w:rPr>
+          <w:rFonts w:ascii="Inter" w:eastAsia="Times New Roman" w:hAnsi="Inter" w:cs="Times New Roman"/>
+          <w:color w:val="F4F0EB"/>
+          <w:sz w:val="21"/>
+          <w:szCs w:val="21"/>
+          <w:lang w:eastAsia="en-KE"/>
+        </w:rPr>
+        <w:t xml:space="preserve"> likely false breakout</w:t>
+      </w:r>
+    </w:p>
+    <w:p>
+      <w:pPr>
+        <w:numPr>
+          <w:ilvl w:val="0"/>
+          <w:numId w:val="8"/>
+        </w:numPr>
+        <w:pBdr>
+          <w:top w:val="single" w:sz="2" w:space="0" w:color="E5E7EB"/>
+          <w:left w:val="single" w:sz="2" w:space="0" w:color="E5E7EB"/>
+          <w:bottom w:val="single" w:sz="2" w:space="0" w:color="E5E7EB"/>
+          <w:right w:val="single" w:sz="2" w:space="0" w:color="E5E7EB"/>
+        </w:pBdr>
+        <w:shd w:val="clear" w:color="auto" w:fill="252523"/>
+        <w:spacing w:before="68" w:after="68" w:line="240" w:lineRule="auto"/>
+        <w:rPr>
+          <w:rFonts w:ascii="Inter" w:eastAsia="Times New Roman" w:hAnsi="Inter" w:cs="Times New Roman"/>
+          <w:color w:val="F4F0EB"/>
+          <w:sz w:val="21"/>
+          <w:szCs w:val="21"/>
+          <w:lang w:eastAsia="en-KE"/>
+        </w:rPr>
+      </w:pPr>
+      <w:r>
+        <w:rPr>
+          <w:rFonts w:ascii="Segoe UI Emoji" w:eastAsia="Times New Roman" w:hAnsi="Segoe UI Emoji" w:cs="Segoe UI Emoji"/>
+          <w:color w:val="F4F0EB"/>
+          <w:sz w:val="21"/>
+          <w:szCs w:val="21"/>
+          <w:lang w:eastAsia="en-KE"/>
+        </w:rPr>
+        <w:t>❌</w:t>
+      </w:r>
+      <w:r>
+        <w:rPr>
+          <w:rFonts w:ascii="Inter" w:eastAsia="Times New Roman" w:hAnsi="Inter" w:cs="Times New Roman"/>
+          <w:color w:val="F4F0EB"/>
+          <w:sz w:val="21"/>
+          <w:szCs w:val="21"/>
+          <w:lang w:eastAsia="en-KE"/>
+        </w:rPr>
+        <w:t xml:space="preserve"> RSI overbought (&gt; 70 for long) or oversold (&lt; 30 for short) at entry</w:t>
+      </w:r>
+    </w:p>
+    <w:p>
+      <w:pPr>
+        <w:numPr>
+          <w:ilvl w:val="0"/>
+          <w:numId w:val="8"/>
+        </w:numPr>
+        <w:pBdr>
+          <w:top w:val="single" w:sz="2" w:space="0" w:color="E5E7EB"/>
+          <w:left w:val="single" w:sz="2" w:space="0" w:color="E5E7EB"/>
+          <w:bottom w:val="single" w:sz="2" w:space="0" w:color="E5E7EB"/>
+          <w:right w:val="single" w:sz="2" w:space="0" w:color="E5E7EB"/>
+        </w:pBdr>
+        <w:shd w:val="clear" w:color="auto" w:fill="252523"/>
+        <w:spacing w:before="68" w:after="68" w:line="240" w:lineRule="auto"/>
+        <w:rPr>
+          <w:rFonts w:ascii="Inter" w:eastAsia="Times New Roman" w:hAnsi="Inter" w:cs="Times New Roman"/>
+          <w:color w:val="F4F0EB"/>
+          <w:sz w:val="21"/>
+          <w:szCs w:val="21"/>
+          <w:lang w:eastAsia="en-KE"/>
+        </w:rPr>
+      </w:pPr>
+      <w:r>
+        <w:rPr>
+          <w:rFonts w:ascii="Segoe UI Emoji" w:eastAsia="Times New Roman" w:hAnsi="Segoe UI Emoji" w:cs="Segoe UI Emoji"/>
+          <w:color w:val="F4F0EB"/>
+          <w:sz w:val="21"/>
+          <w:szCs w:val="21"/>
+          <w:lang w:eastAsia="en-KE"/>
+        </w:rPr>
+        <w:t>❌</w:t>
+      </w:r>
+      <w:r>
+        <w:rPr>
+          <w:rFonts w:ascii="Inter" w:eastAsia="Times New Roman" w:hAnsi="Inter" w:cs="Times New Roman"/>
+          <w:color w:val="F4F0EB"/>
+          <w:sz w:val="21"/>
+          <w:szCs w:val="21"/>
+          <w:lang w:eastAsia="en-KE"/>
+        </w:rPr>
+        <w:t xml:space="preserve"> TP1 offers &lt; 1:2 R:R</w:t>
       </w:r>
     </w:p>
     <w:p>
@@ -3227,8 +4469,8 @@
           <w:szCs w:val="24"/>
           <w:lang w:eastAsia="en-KE"/>
         </w:rPr>
-        <w:pict w14:anchorId="435DB25D">
-          <v:rect id="_x0000_i1028" style="width:0;height:0" o:hralign="center" o:hrstd="t" o:hr="t" fillcolor="#a0a0a0" stroked="f"/>
+        <w:pict w14:anchorId="7C90727F">
+          <v:rect id="_x0000_i1029" style="width:0;height:0" o:hralign="center" o:hrstd="t" o:hr="t" fillcolor="#a0a0a0" stroked="f"/>
         </w:pict>
       </w:r>
     </w:p>
@@ -3265,55 +4507,200 @@
           <w:szCs w:val="34"/>
           <w:lang w:eastAsia="en-KE"/>
         </w:rPr>
-        <w:t>Method 2: Trend Continuation (Mode B) — Use when ADX &gt; 25</w:t>
-      </w:r>
-    </w:p>
-    <w:p>
-      <w:pPr>
-        <w:pBdr>
-          <w:top w:val="single" w:sz="2" w:space="0" w:color="E5E7EB"/>
-          <w:left w:val="single" w:sz="2" w:space="0" w:color="E5E7EB"/>
-          <w:bottom w:val="single" w:sz="2" w:space="0" w:color="E5E7EB"/>
-          <w:right w:val="single" w:sz="2" w:space="0" w:color="E5E7EB"/>
-        </w:pBdr>
-        <w:shd w:val="clear" w:color="auto" w:fill="252523"/>
-        <w:spacing w:after="107" w:line="240" w:lineRule="auto"/>
-        <w:outlineLvl w:val="2"/>
-        <w:rPr>
-          <w:rFonts w:ascii="system-ui" w:eastAsia="Times New Roman" w:hAnsi="system-ui" w:cs="Times New Roman"/>
+        <w:t>Universal Conditions</w:t>
+      </w:r>
+    </w:p>
+    <w:p>
+      <w:pPr>
+        <w:pBdr>
+          <w:top w:val="single" w:sz="2" w:space="0" w:color="E5E7EB"/>
+          <w:left w:val="single" w:sz="2" w:space="0" w:color="E5E7EB"/>
+          <w:bottom w:val="single" w:sz="2" w:space="0" w:color="E5E7EB"/>
+          <w:right w:val="single" w:sz="2" w:space="0" w:color="E5E7EB"/>
+        </w:pBdr>
+        <w:shd w:val="clear" w:color="auto" w:fill="252523"/>
+        <w:spacing w:after="274" w:line="240" w:lineRule="auto"/>
+        <w:rPr>
+          <w:rFonts w:ascii="Inter" w:eastAsia="Times New Roman" w:hAnsi="Inter" w:cs="Times New Roman"/>
+          <w:color w:val="F4F0EB"/>
+          <w:sz w:val="21"/>
+          <w:szCs w:val="21"/>
+          <w:lang w:eastAsia="en-KE"/>
+        </w:rPr>
+      </w:pPr>
+      <w:r>
+        <w:rPr>
+          <w:rFonts w:ascii="Inter" w:eastAsia="Times New Roman" w:hAnsi="Inter" w:cs="Times New Roman"/>
           <w:b/>
           <w:bCs/>
-          <w:color w:val="FFFFFF"/>
-          <w:spacing w:val="-6"/>
-          <w:sz w:val="31"/>
-          <w:szCs w:val="31"/>
-          <w:lang w:eastAsia="en-KE"/>
-        </w:rPr>
-      </w:pPr>
-      <w:r>
-        <w:rPr>
-          <w:rFonts w:ascii="system-ui" w:eastAsia="Times New Roman" w:hAnsi="system-ui" w:cs="Times New Roman"/>
+          <w:color w:val="F4F0EB"/>
+          <w:sz w:val="21"/>
+          <w:szCs w:val="21"/>
+          <w:bdr w:val="single" w:sz="2" w:space="0" w:color="E5E7EB" w:frame="1"/>
+          <w:lang w:eastAsia="en-KE"/>
+        </w:rPr>
+        <w:lastRenderedPageBreak/>
+        <w:t>Sessions:</w:t>
+      </w:r>
+      <w:r>
+        <w:rPr>
+          <w:rFonts w:ascii="Inter" w:eastAsia="Times New Roman" w:hAnsi="Inter" w:cs="Times New Roman"/>
+          <w:color w:val="F4F0EB"/>
+          <w:sz w:val="21"/>
+          <w:szCs w:val="21"/>
+          <w:lang w:eastAsia="en-KE"/>
+        </w:rPr>
+        <w:t> London 07:00–16:00 GMT | NY 12:00–21:00 GMT | Overlap 12:00–16:00 GMT is optimal</w:t>
+      </w:r>
+    </w:p>
+    <w:p>
+      <w:pPr>
+        <w:numPr>
+          <w:ilvl w:val="0"/>
+          <w:numId w:val="9"/>
+        </w:numPr>
+        <w:pBdr>
+          <w:top w:val="single" w:sz="2" w:space="0" w:color="E5E7EB"/>
+          <w:left w:val="single" w:sz="2" w:space="0" w:color="E5E7EB"/>
+          <w:bottom w:val="single" w:sz="2" w:space="0" w:color="E5E7EB"/>
+          <w:right w:val="single" w:sz="2" w:space="0" w:color="E5E7EB"/>
+        </w:pBdr>
+        <w:shd w:val="clear" w:color="auto" w:fill="252523"/>
+        <w:spacing w:before="68" w:after="68" w:line="240" w:lineRule="auto"/>
+        <w:rPr>
+          <w:rFonts w:ascii="Inter" w:eastAsia="Times New Roman" w:hAnsi="Inter" w:cs="Times New Roman"/>
+          <w:color w:val="F4F0EB"/>
+          <w:sz w:val="21"/>
+          <w:szCs w:val="21"/>
+          <w:lang w:eastAsia="en-KE"/>
+        </w:rPr>
+      </w:pPr>
+      <w:r>
+        <w:rPr>
+          <w:rFonts w:ascii="Segoe UI Emoji" w:eastAsia="Times New Roman" w:hAnsi="Segoe UI Emoji" w:cs="Segoe UI Emoji"/>
+          <w:color w:val="F4F0EB"/>
+          <w:sz w:val="21"/>
+          <w:szCs w:val="21"/>
+          <w:lang w:eastAsia="en-KE"/>
+        </w:rPr>
+        <w:t>❌</w:t>
+      </w:r>
+      <w:r>
+        <w:rPr>
+          <w:rFonts w:ascii="Inter" w:eastAsia="Times New Roman" w:hAnsi="Inter" w:cs="Times New Roman"/>
+          <w:color w:val="F4F0EB"/>
+          <w:sz w:val="21"/>
+          <w:szCs w:val="21"/>
+          <w:lang w:eastAsia="en-KE"/>
+        </w:rPr>
+        <w:t xml:space="preserve"> Asian session. Exception: JPY pairs are permitted in the Asian session, but strictly limited to Mode A (Mean Reversion) setups and mandate a 50% reduced position size.</w:t>
+      </w:r>
+    </w:p>
+    <w:p>
+      <w:pPr>
+        <w:numPr>
+          <w:ilvl w:val="0"/>
+          <w:numId w:val="9"/>
+        </w:numPr>
+        <w:pBdr>
+          <w:top w:val="single" w:sz="2" w:space="0" w:color="E5E7EB"/>
+          <w:left w:val="single" w:sz="2" w:space="0" w:color="E5E7EB"/>
+          <w:bottom w:val="single" w:sz="2" w:space="0" w:color="E5E7EB"/>
+          <w:right w:val="single" w:sz="2" w:space="0" w:color="E5E7EB"/>
+        </w:pBdr>
+        <w:shd w:val="clear" w:color="auto" w:fill="252523"/>
+        <w:spacing w:before="68" w:after="68" w:line="240" w:lineRule="auto"/>
+        <w:rPr>
+          <w:rFonts w:ascii="Inter" w:eastAsia="Times New Roman" w:hAnsi="Inter" w:cs="Times New Roman"/>
+          <w:color w:val="F4F0EB"/>
+          <w:sz w:val="21"/>
+          <w:szCs w:val="21"/>
+          <w:lang w:eastAsia="en-KE"/>
+        </w:rPr>
+      </w:pPr>
+      <w:r>
+        <w:rPr>
+          <w:rFonts w:ascii="Segoe UI Emoji" w:eastAsia="Times New Roman" w:hAnsi="Segoe UI Emoji" w:cs="Segoe UI Emoji"/>
+          <w:color w:val="F4F0EB"/>
+          <w:sz w:val="21"/>
+          <w:szCs w:val="21"/>
+          <w:lang w:eastAsia="en-KE"/>
+        </w:rPr>
+        <w:t>❌</w:t>
+      </w:r>
+      <w:r>
+        <w:rPr>
+          <w:rFonts w:ascii="Inter" w:eastAsia="Times New Roman" w:hAnsi="Inter" w:cs="Times New Roman"/>
+          <w:color w:val="F4F0EB"/>
+          <w:sz w:val="21"/>
+          <w:szCs w:val="21"/>
+          <w:lang w:eastAsia="en-KE"/>
+        </w:rPr>
+        <w:t xml:space="preserve"> Sunday open (first 4 hrs) | Friday close (last 2 hrs) | Major holidays</w:t>
+      </w:r>
+    </w:p>
+    <w:p>
+      <w:pPr>
+        <w:pBdr>
+          <w:top w:val="single" w:sz="2" w:space="0" w:color="E5E7EB"/>
+          <w:left w:val="single" w:sz="2" w:space="0" w:color="E5E7EB"/>
+          <w:bottom w:val="single" w:sz="2" w:space="0" w:color="E5E7EB"/>
+          <w:right w:val="single" w:sz="2" w:space="0" w:color="E5E7EB"/>
+        </w:pBdr>
+        <w:shd w:val="clear" w:color="auto" w:fill="252523"/>
+        <w:spacing w:before="274" w:after="274" w:line="240" w:lineRule="auto"/>
+        <w:rPr>
+          <w:rFonts w:ascii="Inter" w:eastAsia="Times New Roman" w:hAnsi="Inter" w:cs="Times New Roman"/>
+          <w:color w:val="F4F0EB"/>
+          <w:sz w:val="21"/>
+          <w:szCs w:val="21"/>
+          <w:lang w:eastAsia="en-KE"/>
+        </w:rPr>
+      </w:pPr>
+      <w:r>
+        <w:rPr>
+          <w:rFonts w:ascii="Inter" w:eastAsia="Times New Roman" w:hAnsi="Inter" w:cs="Times New Roman"/>
           <w:b/>
           <w:bCs/>
-          <w:color w:val="FFFFFF"/>
-          <w:spacing w:val="-6"/>
-          <w:sz w:val="31"/>
-          <w:szCs w:val="31"/>
-          <w:lang w:eastAsia="en-KE"/>
-        </w:rPr>
-        <w:t>Long Entry</w:t>
-      </w:r>
-    </w:p>
-    <w:p>
-      <w:pPr>
-        <w:pBdr>
-          <w:top w:val="single" w:sz="2" w:space="0" w:color="E5E7EB"/>
-          <w:left w:val="single" w:sz="2" w:space="0" w:color="E5E7EB"/>
-          <w:bottom w:val="single" w:sz="2" w:space="0" w:color="E5E7EB"/>
-          <w:right w:val="single" w:sz="2" w:space="0" w:color="E5E7EB"/>
-        </w:pBdr>
-        <w:shd w:val="clear" w:color="auto" w:fill="252523"/>
-        <w:spacing w:after="274" w:line="240" w:lineRule="auto"/>
+          <w:color w:val="F4F0EB"/>
+          <w:sz w:val="21"/>
+          <w:szCs w:val="21"/>
+          <w:bdr w:val="single" w:sz="2" w:space="0" w:color="E5E7EB" w:frame="1"/>
+          <w:lang w:eastAsia="en-KE"/>
+        </w:rPr>
+        <w:t>News:</w:t>
+      </w:r>
+      <w:r>
+        <w:rPr>
+          <w:rFonts w:ascii="Inter" w:eastAsia="Times New Roman" w:hAnsi="Inter" w:cs="Times New Roman"/>
+          <w:color w:val="F4F0EB"/>
+          <w:sz w:val="21"/>
+          <w:szCs w:val="21"/>
+          <w:lang w:val="en-US" w:eastAsia="en-KE"/>
+        </w:rPr>
+        <w:t xml:space="preserve"> </w:t>
+      </w:r>
+      <w:r>
+        <w:rPr>
+          <w:rFonts w:ascii="Inter" w:eastAsia="Times New Roman" w:hAnsi="Inter" w:cs="Times New Roman"/>
+          <w:color w:val="F4F0EB"/>
+          <w:sz w:val="21"/>
+          <w:szCs w:val="21"/>
+          <w:lang w:eastAsia="en-KE"/>
+        </w:rPr>
+        <w:t>No entries 30 min before or 60 min after high-impact releases. If holding an active position into a release: move stop to breakeven (do not close flat)</w:t>
+      </w:r>
+    </w:p>
+    <w:p>
+      <w:pPr>
+        <w:pBdr>
+          <w:top w:val="single" w:sz="2" w:space="0" w:color="E5E7EB"/>
+          <w:left w:val="single" w:sz="2" w:space="0" w:color="E5E7EB"/>
+          <w:bottom w:val="single" w:sz="2" w:space="0" w:color="E5E7EB"/>
+          <w:right w:val="single" w:sz="2" w:space="0" w:color="E5E7EB"/>
+        </w:pBdr>
+        <w:shd w:val="clear" w:color="auto" w:fill="252523"/>
+        <w:spacing w:before="274" w:after="274" w:line="240" w:lineRule="auto"/>
         <w:rPr>
           <w:rFonts w:ascii="Inter" w:eastAsia="Times New Roman" w:hAnsi="Inter" w:cs="Times New Roman"/>
           <w:color w:val="F4F0EB"/>
@@ -3333,24 +4720,14 @@
           <w:bdr w:val="single" w:sz="2" w:space="0" w:color="E5E7EB" w:frame="1"/>
           <w:lang w:eastAsia="en-KE"/>
         </w:rPr>
-        <w:t>Step 1 — Confirm trend.</w:t>
-      </w:r>
-      <w:r>
-        <w:rPr>
-          <w:rFonts w:ascii="Inter" w:eastAsia="Times New Roman" w:hAnsi="Inter" w:cs="Times New Roman"/>
-          <w:color w:val="F4F0EB"/>
-          <w:sz w:val="21"/>
-          <w:szCs w:val="21"/>
-          <w:lang w:eastAsia="en-KE"/>
-        </w:rPr>
-        <w:t> All required:</w:t>
+        <w:t>Setup quality:</w:t>
       </w:r>
     </w:p>
     <w:p>
       <w:pPr>
         <w:numPr>
           <w:ilvl w:val="0"/>
-          <w:numId w:val="5"/>
+          <w:numId w:val="10"/>
         </w:numPr>
         <w:pBdr>
           <w:top w:val="single" w:sz="2" w:space="0" w:color="E5E7EB"/>
@@ -3370,20 +4747,30 @@
       </w:pPr>
       <w:r>
         <w:rPr>
-          <w:rFonts w:ascii="Inter" w:eastAsia="Times New Roman" w:hAnsi="Inter" w:cs="Times New Roman"/>
-          <w:color w:val="F4F0EB"/>
-          <w:sz w:val="21"/>
-          <w:szCs w:val="21"/>
-          <w:lang w:eastAsia="en-KE"/>
-        </w:rPr>
-        <w:t>ADX(14) &gt; 25</w:t>
+          <w:rFonts w:ascii="Segoe UI Emoji" w:eastAsia="Times New Roman" w:hAnsi="Segoe UI Emoji" w:cs="Segoe UI Emoji"/>
+          <w:color w:val="F4F0EB"/>
+          <w:sz w:val="21"/>
+          <w:szCs w:val="21"/>
+          <w:lang w:eastAsia="en-KE"/>
+        </w:rPr>
+        <w:t>❌</w:t>
+      </w:r>
+      <w:r>
+        <w:rPr>
+          <w:rFonts w:ascii="Inter" w:eastAsia="Times New Roman" w:hAnsi="Inter" w:cs="Times New Roman"/>
+          <w:color w:val="F4F0EB"/>
+          <w:sz w:val="21"/>
+          <w:szCs w:val="21"/>
+          <w:lang w:eastAsia="en-KE"/>
+        </w:rPr>
+        <w:t xml:space="preserve"> Naked level with &lt; 2 confluence factors</w:t>
       </w:r>
     </w:p>
     <w:p>
       <w:pPr>
         <w:numPr>
           <w:ilvl w:val="0"/>
-          <w:numId w:val="5"/>
+          <w:numId w:val="10"/>
         </w:numPr>
         <w:pBdr>
           <w:top w:val="single" w:sz="2" w:space="0" w:color="E5E7EB"/>
@@ -3403,20 +4790,30 @@
       </w:pPr>
       <w:r>
         <w:rPr>
-          <w:rFonts w:ascii="Inter" w:eastAsia="Times New Roman" w:hAnsi="Inter" w:cs="Times New Roman"/>
-          <w:color w:val="F4F0EB"/>
-          <w:sz w:val="21"/>
-          <w:szCs w:val="21"/>
-          <w:lang w:eastAsia="en-KE"/>
-        </w:rPr>
-        <w:t>+DI &gt; −DI</w:t>
+          <w:rFonts w:ascii="Segoe UI Emoji" w:eastAsia="Times New Roman" w:hAnsi="Segoe UI Emoji" w:cs="Segoe UI Emoji"/>
+          <w:color w:val="F4F0EB"/>
+          <w:sz w:val="21"/>
+          <w:szCs w:val="21"/>
+          <w:lang w:eastAsia="en-KE"/>
+        </w:rPr>
+        <w:t>❌</w:t>
+      </w:r>
+      <w:r>
+        <w:rPr>
+          <w:rFonts w:ascii="Inter" w:eastAsia="Times New Roman" w:hAnsi="Inter" w:cs="Times New Roman"/>
+          <w:color w:val="F4F0EB"/>
+          <w:sz w:val="21"/>
+          <w:szCs w:val="21"/>
+          <w:lang w:eastAsia="en-KE"/>
+        </w:rPr>
+        <w:t xml:space="preserve"> Tier 3 level as primary signal</w:t>
       </w:r>
     </w:p>
     <w:p>
       <w:pPr>
         <w:numPr>
           <w:ilvl w:val="0"/>
-          <w:numId w:val="5"/>
+          <w:numId w:val="10"/>
         </w:numPr>
         <w:pBdr>
           <w:top w:val="single" w:sz="2" w:space="0" w:color="E5E7EB"/>
@@ -3436,596 +4833,6 @@
       </w:pPr>
       <w:r>
         <w:rPr>
-          <w:rFonts w:ascii="Inter" w:eastAsia="Times New Roman" w:hAnsi="Inter" w:cs="Times New Roman"/>
-          <w:color w:val="F4F0EB"/>
-          <w:sz w:val="21"/>
-          <w:szCs w:val="21"/>
-          <w:lang w:eastAsia="en-KE"/>
-        </w:rPr>
-        <w:t>Price above 50 EMA and 200 SMA</w:t>
-      </w:r>
-    </w:p>
-    <w:p>
-      <w:pPr>
-        <w:pBdr>
-          <w:top w:val="single" w:sz="2" w:space="0" w:color="E5E7EB"/>
-          <w:left w:val="single" w:sz="2" w:space="0" w:color="E5E7EB"/>
-          <w:bottom w:val="single" w:sz="2" w:space="0" w:color="E5E7EB"/>
-          <w:right w:val="single" w:sz="2" w:space="0" w:color="E5E7EB"/>
-        </w:pBdr>
-        <w:shd w:val="clear" w:color="auto" w:fill="252523"/>
-        <w:spacing w:before="274" w:after="274" w:line="240" w:lineRule="auto"/>
-        <w:rPr>
-          <w:rFonts w:ascii="Inter" w:eastAsia="Times New Roman" w:hAnsi="Inter" w:cs="Times New Roman"/>
-          <w:color w:val="F4F0EB"/>
-          <w:sz w:val="21"/>
-          <w:szCs w:val="21"/>
-          <w:lang w:eastAsia="en-KE"/>
-        </w:rPr>
-      </w:pPr>
-      <w:r>
-        <w:rPr>
-          <w:rFonts w:ascii="Inter" w:eastAsia="Times New Roman" w:hAnsi="Inter" w:cs="Times New Roman"/>
-          <w:b/>
-          <w:bCs/>
-          <w:color w:val="F4F0EB"/>
-          <w:sz w:val="21"/>
-          <w:szCs w:val="21"/>
-          <w:bdr w:val="single" w:sz="2" w:space="0" w:color="E5E7EB" w:frame="1"/>
-          <w:lang w:eastAsia="en-KE"/>
-        </w:rPr>
-        <w:lastRenderedPageBreak/>
-        <w:t>Step 2 — Wait for consolidation.</w:t>
-      </w:r>
-      <w:r>
-        <w:rPr>
-          <w:rFonts w:ascii="Inter" w:eastAsia="Times New Roman" w:hAnsi="Inter" w:cs="Times New Roman"/>
-          <w:color w:val="F4F0EB"/>
-          <w:sz w:val="21"/>
-          <w:szCs w:val="21"/>
-          <w:lang w:eastAsia="en-KE"/>
-        </w:rPr>
-        <w:t> Price consolidates at or below a Tier 1/Tier 2 resistance for 3–10 candles. Volatility compresses (narrowing Bollinger Bands or declining ATR).</w:t>
-      </w:r>
-    </w:p>
-    <w:p>
-      <w:pPr>
-        <w:pBdr>
-          <w:top w:val="single" w:sz="2" w:space="0" w:color="E5E7EB"/>
-          <w:left w:val="single" w:sz="2" w:space="0" w:color="E5E7EB"/>
-          <w:bottom w:val="single" w:sz="2" w:space="0" w:color="E5E7EB"/>
-          <w:right w:val="single" w:sz="2" w:space="0" w:color="E5E7EB"/>
-        </w:pBdr>
-        <w:shd w:val="clear" w:color="auto" w:fill="252523"/>
-        <w:spacing w:before="274" w:after="274" w:line="240" w:lineRule="auto"/>
-        <w:rPr>
-          <w:rFonts w:ascii="Inter" w:eastAsia="Times New Roman" w:hAnsi="Inter" w:cs="Times New Roman"/>
-          <w:color w:val="F4F0EB"/>
-          <w:sz w:val="21"/>
-          <w:szCs w:val="21"/>
-          <w:lang w:eastAsia="en-KE"/>
-        </w:rPr>
-      </w:pPr>
-      <w:r>
-        <w:rPr>
-          <w:rFonts w:ascii="Inter" w:eastAsia="Times New Roman" w:hAnsi="Inter" w:cs="Times New Roman"/>
-          <w:b/>
-          <w:bCs/>
-          <w:color w:val="F4F0EB"/>
-          <w:sz w:val="21"/>
-          <w:szCs w:val="21"/>
-          <w:bdr w:val="single" w:sz="2" w:space="0" w:color="E5E7EB" w:frame="1"/>
-          <w:lang w:eastAsia="en-KE"/>
-        </w:rPr>
-        <w:t>Step 3 — Enter on breakout.</w:t>
-      </w:r>
-      <w:r>
-        <w:rPr>
-          <w:rFonts w:ascii="Inter" w:eastAsia="Times New Roman" w:hAnsi="Inter" w:cs="Times New Roman"/>
-          <w:color w:val="F4F0EB"/>
-          <w:sz w:val="21"/>
-          <w:szCs w:val="21"/>
-          <w:lang w:eastAsia="en-KE"/>
-        </w:rPr>
-        <w:t> Buy stop 5–10 pips above the level.</w:t>
-      </w:r>
-    </w:p>
-    <w:p>
-      <w:pPr>
-        <w:pBdr>
-          <w:top w:val="single" w:sz="2" w:space="0" w:color="E5E7EB"/>
-          <w:left w:val="single" w:sz="2" w:space="0" w:color="E5E7EB"/>
-          <w:bottom w:val="single" w:sz="2" w:space="0" w:color="E5E7EB"/>
-          <w:right w:val="single" w:sz="2" w:space="0" w:color="E5E7EB"/>
-        </w:pBdr>
-        <w:shd w:val="clear" w:color="auto" w:fill="252523"/>
-        <w:spacing w:before="274" w:after="274" w:line="240" w:lineRule="auto"/>
-        <w:rPr>
-          <w:rFonts w:ascii="Inter" w:eastAsia="Times New Roman" w:hAnsi="Inter" w:cs="Times New Roman"/>
-          <w:color w:val="F4F0EB"/>
-          <w:sz w:val="21"/>
-          <w:szCs w:val="21"/>
-          <w:lang w:eastAsia="en-KE"/>
-        </w:rPr>
-      </w:pPr>
-      <w:r>
-        <w:rPr>
-          <w:rFonts w:ascii="Inter" w:eastAsia="Times New Roman" w:hAnsi="Inter" w:cs="Times New Roman"/>
-          <w:b/>
-          <w:bCs/>
-          <w:color w:val="F4F0EB"/>
-          <w:sz w:val="21"/>
-          <w:szCs w:val="21"/>
-          <w:bdr w:val="single" w:sz="2" w:space="0" w:color="E5E7EB" w:frame="1"/>
-          <w:lang w:eastAsia="en-KE"/>
-        </w:rPr>
-        <w:t>Step 4 — Confirm breakout.</w:t>
-      </w:r>
-      <w:r>
-        <w:rPr>
-          <w:rFonts w:ascii="Inter" w:eastAsia="Times New Roman" w:hAnsi="Inter" w:cs="Times New Roman"/>
-          <w:color w:val="F4F0EB"/>
-          <w:sz w:val="21"/>
-          <w:szCs w:val="21"/>
-          <w:lang w:eastAsia="en-KE"/>
-        </w:rPr>
-        <w:t> All required:</w:t>
-      </w:r>
-    </w:p>
-    <w:p>
-      <w:pPr>
-        <w:numPr>
-          <w:ilvl w:val="0"/>
-          <w:numId w:val="6"/>
-        </w:numPr>
-        <w:pBdr>
-          <w:top w:val="single" w:sz="2" w:space="0" w:color="E5E7EB"/>
-          <w:left w:val="single" w:sz="2" w:space="0" w:color="E5E7EB"/>
-          <w:bottom w:val="single" w:sz="2" w:space="0" w:color="E5E7EB"/>
-          <w:right w:val="single" w:sz="2" w:space="0" w:color="E5E7EB"/>
-        </w:pBdr>
-        <w:shd w:val="clear" w:color="auto" w:fill="252523"/>
-        <w:spacing w:before="68" w:after="68" w:line="240" w:lineRule="auto"/>
-        <w:rPr>
-          <w:rFonts w:ascii="Inter" w:eastAsia="Times New Roman" w:hAnsi="Inter" w:cs="Times New Roman"/>
-          <w:color w:val="F4F0EB"/>
-          <w:sz w:val="21"/>
-          <w:szCs w:val="21"/>
-          <w:lang w:eastAsia="en-KE"/>
-        </w:rPr>
-      </w:pPr>
-      <w:r>
-        <w:rPr>
-          <w:rFonts w:ascii="Inter" w:eastAsia="Times New Roman" w:hAnsi="Inter" w:cs="Times New Roman"/>
-          <w:color w:val="F4F0EB"/>
-          <w:sz w:val="21"/>
-          <w:szCs w:val="21"/>
-          <w:lang w:eastAsia="en-KE"/>
-        </w:rPr>
-        <w:t>Breakout candle closes above the level</w:t>
-      </w:r>
-    </w:p>
-    <w:p>
-      <w:pPr>
-        <w:numPr>
-          <w:ilvl w:val="0"/>
-          <w:numId w:val="6"/>
-        </w:numPr>
-        <w:pBdr>
-          <w:top w:val="single" w:sz="2" w:space="0" w:color="E5E7EB"/>
-          <w:left w:val="single" w:sz="2" w:space="0" w:color="E5E7EB"/>
-          <w:bottom w:val="single" w:sz="2" w:space="0" w:color="E5E7EB"/>
-          <w:right w:val="single" w:sz="2" w:space="0" w:color="E5E7EB"/>
-        </w:pBdr>
-        <w:shd w:val="clear" w:color="auto" w:fill="252523"/>
-        <w:spacing w:before="68" w:after="68" w:line="240" w:lineRule="auto"/>
-        <w:rPr>
-          <w:rFonts w:ascii="Inter" w:eastAsia="Times New Roman" w:hAnsi="Inter" w:cs="Times New Roman"/>
-          <w:color w:val="F4F0EB"/>
-          <w:sz w:val="21"/>
-          <w:szCs w:val="21"/>
-          <w:lang w:eastAsia="en-KE"/>
-        </w:rPr>
-      </w:pPr>
-      <w:r>
-        <w:rPr>
-          <w:rFonts w:ascii="Inter" w:eastAsia="Times New Roman" w:hAnsi="Inter" w:cs="Times New Roman"/>
-          <w:color w:val="F4F0EB"/>
-          <w:sz w:val="21"/>
-          <w:szCs w:val="21"/>
-          <w:lang w:eastAsia="en-KE"/>
-        </w:rPr>
-        <w:t>Volume ≥ 1.2× the 20-period average</w:t>
-      </w:r>
-    </w:p>
-    <w:p>
-      <w:pPr>
-        <w:numPr>
-          <w:ilvl w:val="0"/>
-          <w:numId w:val="6"/>
-        </w:numPr>
-        <w:pBdr>
-          <w:top w:val="single" w:sz="2" w:space="0" w:color="E5E7EB"/>
-          <w:left w:val="single" w:sz="2" w:space="0" w:color="E5E7EB"/>
-          <w:bottom w:val="single" w:sz="2" w:space="0" w:color="E5E7EB"/>
-          <w:right w:val="single" w:sz="2" w:space="0" w:color="E5E7EB"/>
-        </w:pBdr>
-        <w:shd w:val="clear" w:color="auto" w:fill="252523"/>
-        <w:spacing w:before="68" w:after="68" w:line="240" w:lineRule="auto"/>
-        <w:rPr>
-          <w:rFonts w:ascii="Inter" w:eastAsia="Times New Roman" w:hAnsi="Inter" w:cs="Times New Roman"/>
-          <w:color w:val="F4F0EB"/>
-          <w:sz w:val="21"/>
-          <w:szCs w:val="21"/>
-          <w:lang w:eastAsia="en-KE"/>
-        </w:rPr>
-      </w:pPr>
-      <w:r>
-        <w:rPr>
-          <w:rFonts w:ascii="Inter" w:eastAsia="Times New Roman" w:hAnsi="Inter" w:cs="Times New Roman"/>
-          <w:color w:val="F4F0EB"/>
-          <w:sz w:val="21"/>
-          <w:szCs w:val="21"/>
-          <w:lang w:eastAsia="en-KE"/>
-        </w:rPr>
-        <w:t>RSI(14) &gt; 50 and rising, not overbought (&lt; 70)</w:t>
-      </w:r>
-    </w:p>
-    <w:p>
-      <w:pPr>
-        <w:pBdr>
-          <w:top w:val="single" w:sz="2" w:space="0" w:color="E5E7EB"/>
-          <w:left w:val="single" w:sz="2" w:space="0" w:color="E5E7EB"/>
-          <w:bottom w:val="single" w:sz="2" w:space="0" w:color="E5E7EB"/>
-          <w:right w:val="single" w:sz="2" w:space="0" w:color="E5E7EB"/>
-        </w:pBdr>
-        <w:shd w:val="clear" w:color="auto" w:fill="252523"/>
-        <w:spacing w:before="274" w:after="274" w:line="240" w:lineRule="auto"/>
-        <w:rPr>
-          <w:rFonts w:ascii="Inter" w:eastAsia="Times New Roman" w:hAnsi="Inter" w:cs="Times New Roman"/>
-          <w:color w:val="F4F0EB"/>
-          <w:sz w:val="21"/>
-          <w:szCs w:val="21"/>
-          <w:lang w:eastAsia="en-KE"/>
-        </w:rPr>
-      </w:pPr>
-      <w:r>
-        <w:rPr>
-          <w:rFonts w:ascii="Inter" w:eastAsia="Times New Roman" w:hAnsi="Inter" w:cs="Times New Roman"/>
-          <w:b/>
-          <w:bCs/>
-          <w:color w:val="F4F0EB"/>
-          <w:sz w:val="21"/>
-          <w:szCs w:val="21"/>
-          <w:bdr w:val="single" w:sz="2" w:space="0" w:color="E5E7EB" w:frame="1"/>
-          <w:lang w:eastAsia="en-KE"/>
-        </w:rPr>
-        <w:t>Short:</w:t>
-      </w:r>
-      <w:r>
-        <w:rPr>
-          <w:rFonts w:ascii="Inter" w:eastAsia="Times New Roman" w:hAnsi="Inter" w:cs="Times New Roman"/>
-          <w:color w:val="F4F0EB"/>
-          <w:sz w:val="21"/>
-          <w:szCs w:val="21"/>
-          <w:lang w:eastAsia="en-KE"/>
-        </w:rPr>
-        <w:t> Mirror of long — reverse all directions. Require −DI &gt; +DI, price below 50 EMA and 200 SMA, RSI &lt; 50 and falling (not &lt; 30).</w:t>
-      </w:r>
-    </w:p>
-    <w:p>
-      <w:pPr>
-        <w:pBdr>
-          <w:top w:val="single" w:sz="2" w:space="0" w:color="E5E7EB"/>
-          <w:left w:val="single" w:sz="2" w:space="0" w:color="E5E7EB"/>
-          <w:bottom w:val="single" w:sz="2" w:space="0" w:color="E5E7EB"/>
-          <w:right w:val="single" w:sz="2" w:space="0" w:color="E5E7EB"/>
-        </w:pBdr>
-        <w:shd w:val="clear" w:color="auto" w:fill="252523"/>
-        <w:spacing w:before="373" w:after="107" w:line="240" w:lineRule="auto"/>
-        <w:outlineLvl w:val="2"/>
-        <w:rPr>
-          <w:rFonts w:ascii="system-ui" w:eastAsia="Times New Roman" w:hAnsi="system-ui" w:cs="Times New Roman"/>
-          <w:b/>
-          <w:bCs/>
-          <w:color w:val="FFFFFF"/>
-          <w:spacing w:val="-6"/>
-          <w:sz w:val="31"/>
-          <w:szCs w:val="31"/>
-          <w:lang w:eastAsia="en-KE"/>
-        </w:rPr>
-      </w:pPr>
-      <w:r>
-        <w:rPr>
-          <w:rFonts w:ascii="system-ui" w:eastAsia="Times New Roman" w:hAnsi="system-ui" w:cs="Times New Roman"/>
-          <w:b/>
-          <w:bCs/>
-          <w:color w:val="FFFFFF"/>
-          <w:spacing w:val="-6"/>
-          <w:sz w:val="31"/>
-          <w:szCs w:val="31"/>
-          <w:lang w:eastAsia="en-KE"/>
-        </w:rPr>
-        <w:t>Exit Rules (Mode B)</w:t>
-      </w:r>
-    </w:p>
-    <w:p>
-      <w:pPr>
-        <w:numPr>
-          <w:ilvl w:val="0"/>
-          <w:numId w:val="7"/>
-        </w:numPr>
-        <w:pBdr>
-          <w:top w:val="single" w:sz="2" w:space="0" w:color="E5E7EB"/>
-          <w:left w:val="single" w:sz="2" w:space="0" w:color="E5E7EB"/>
-          <w:bottom w:val="single" w:sz="2" w:space="0" w:color="E5E7EB"/>
-          <w:right w:val="single" w:sz="2" w:space="0" w:color="E5E7EB"/>
-        </w:pBdr>
-        <w:shd w:val="clear" w:color="auto" w:fill="252523"/>
-        <w:spacing w:before="68" w:after="68" w:line="240" w:lineRule="auto"/>
-        <w:rPr>
-          <w:rFonts w:ascii="Inter" w:eastAsia="Times New Roman" w:hAnsi="Inter" w:cs="Times New Roman"/>
-          <w:color w:val="F4F0EB"/>
-          <w:sz w:val="21"/>
-          <w:szCs w:val="21"/>
-          <w:lang w:eastAsia="en-KE"/>
-        </w:rPr>
-      </w:pPr>
-      <w:r>
-        <w:rPr>
-          <w:rFonts w:ascii="Inter" w:eastAsia="Times New Roman" w:hAnsi="Inter" w:cs="Times New Roman"/>
-          <w:b/>
-          <w:bCs/>
-          <w:color w:val="F4F0EB"/>
-          <w:sz w:val="21"/>
-          <w:szCs w:val="21"/>
-          <w:bdr w:val="single" w:sz="2" w:space="0" w:color="E5E7EB" w:frame="1"/>
-          <w:lang w:eastAsia="en-KE"/>
-        </w:rPr>
-        <w:t>Stop:</w:t>
-      </w:r>
-      <w:r>
-        <w:rPr>
-          <w:rFonts w:ascii="Inter" w:eastAsia="Times New Roman" w:hAnsi="Inter" w:cs="Times New Roman"/>
-          <w:color w:val="F4F0EB"/>
-          <w:sz w:val="21"/>
-          <w:szCs w:val="21"/>
-          <w:lang w:eastAsia="en-KE"/>
-        </w:rPr>
-        <w:t> Breakout level ± 1.5 × ATR(14). Alternative: beyond consolidation extreme, minimum 1.5 × ATR.</w:t>
-      </w:r>
-    </w:p>
-    <w:p>
-      <w:pPr>
-        <w:numPr>
-          <w:ilvl w:val="0"/>
-          <w:numId w:val="7"/>
-        </w:numPr>
-        <w:pBdr>
-          <w:top w:val="single" w:sz="2" w:space="0" w:color="E5E7EB"/>
-          <w:left w:val="single" w:sz="2" w:space="0" w:color="E5E7EB"/>
-          <w:bottom w:val="single" w:sz="2" w:space="0" w:color="E5E7EB"/>
-          <w:right w:val="single" w:sz="2" w:space="0" w:color="E5E7EB"/>
-        </w:pBdr>
-        <w:shd w:val="clear" w:color="auto" w:fill="252523"/>
-        <w:spacing w:before="68" w:after="68" w:line="240" w:lineRule="auto"/>
-        <w:rPr>
-          <w:rFonts w:ascii="Inter" w:eastAsia="Times New Roman" w:hAnsi="Inter" w:cs="Times New Roman"/>
-          <w:color w:val="F4F0EB"/>
-          <w:sz w:val="21"/>
-          <w:szCs w:val="21"/>
-          <w:lang w:eastAsia="en-KE"/>
-        </w:rPr>
-      </w:pPr>
-      <w:r>
-        <w:rPr>
-          <w:rFonts w:ascii="Inter" w:eastAsia="Times New Roman" w:hAnsi="Inter" w:cs="Times New Roman"/>
-          <w:b/>
-          <w:bCs/>
-          <w:color w:val="F4F0EB"/>
-          <w:sz w:val="21"/>
-          <w:szCs w:val="21"/>
-          <w:bdr w:val="single" w:sz="2" w:space="0" w:color="E5E7EB" w:frame="1"/>
-          <w:lang w:eastAsia="en-KE"/>
-        </w:rPr>
-        <w:t>TP1 (50%):</w:t>
-      </w:r>
-      <w:r>
-        <w:rPr>
-          <w:rFonts w:ascii="Inter" w:eastAsia="Times New Roman" w:hAnsi="Inter" w:cs="Times New Roman"/>
-          <w:color w:val="F4F0EB"/>
-          <w:sz w:val="21"/>
-          <w:szCs w:val="21"/>
-          <w:lang w:eastAsia="en-KE"/>
-        </w:rPr>
-        <w:t> Next Tier 1 level. Minimum 1:2 R:R required to enter.</w:t>
-      </w:r>
-    </w:p>
-    <w:p>
-      <w:pPr>
-        <w:numPr>
-          <w:ilvl w:val="0"/>
-          <w:numId w:val="7"/>
-        </w:numPr>
-        <w:pBdr>
-          <w:top w:val="single" w:sz="2" w:space="0" w:color="E5E7EB"/>
-          <w:left w:val="single" w:sz="2" w:space="0" w:color="E5E7EB"/>
-          <w:bottom w:val="single" w:sz="2" w:space="0" w:color="E5E7EB"/>
-          <w:right w:val="single" w:sz="2" w:space="0" w:color="E5E7EB"/>
-        </w:pBdr>
-        <w:shd w:val="clear" w:color="auto" w:fill="252523"/>
-        <w:spacing w:before="68" w:after="68" w:line="240" w:lineRule="auto"/>
-        <w:rPr>
-          <w:rFonts w:ascii="Inter" w:eastAsia="Times New Roman" w:hAnsi="Inter" w:cs="Times New Roman"/>
-          <w:color w:val="F4F0EB"/>
-          <w:sz w:val="21"/>
-          <w:szCs w:val="21"/>
-          <w:lang w:eastAsia="en-KE"/>
-        </w:rPr>
-      </w:pPr>
-      <w:r>
-        <w:rPr>
-          <w:rFonts w:ascii="Inter" w:eastAsia="Times New Roman" w:hAnsi="Inter" w:cs="Times New Roman"/>
-          <w:b/>
-          <w:bCs/>
-          <w:color w:val="F4F0EB"/>
-          <w:sz w:val="21"/>
-          <w:szCs w:val="21"/>
-          <w:bdr w:val="single" w:sz="2" w:space="0" w:color="E5E7EB" w:frame="1"/>
-          <w:lang w:eastAsia="en-KE"/>
-        </w:rPr>
-        <w:t>TP2 (30%):</w:t>
-      </w:r>
-      <w:r>
-        <w:rPr>
-          <w:rFonts w:ascii="Inter" w:eastAsia="Times New Roman" w:hAnsi="Inter" w:cs="Times New Roman"/>
-          <w:color w:val="F4F0EB"/>
-          <w:sz w:val="21"/>
-          <w:szCs w:val="21"/>
-          <w:lang w:eastAsia="en-KE"/>
-        </w:rPr>
-        <w:t> 2× consolidation range from breakout. Target 1:3.</w:t>
-      </w:r>
-    </w:p>
-    <w:p>
-      <w:pPr>
-        <w:numPr>
-          <w:ilvl w:val="0"/>
-          <w:numId w:val="7"/>
-        </w:numPr>
-        <w:pBdr>
-          <w:top w:val="single" w:sz="2" w:space="0" w:color="E5E7EB"/>
-          <w:left w:val="single" w:sz="2" w:space="0" w:color="E5E7EB"/>
-          <w:bottom w:val="single" w:sz="2" w:space="0" w:color="E5E7EB"/>
-          <w:right w:val="single" w:sz="2" w:space="0" w:color="E5E7EB"/>
-        </w:pBdr>
-        <w:shd w:val="clear" w:color="auto" w:fill="252523"/>
-        <w:spacing w:before="68" w:after="68" w:line="240" w:lineRule="auto"/>
-        <w:rPr>
-          <w:rFonts w:ascii="Inter" w:eastAsia="Times New Roman" w:hAnsi="Inter" w:cs="Times New Roman"/>
-          <w:color w:val="F4F0EB"/>
-          <w:sz w:val="21"/>
-          <w:szCs w:val="21"/>
-          <w:lang w:eastAsia="en-KE"/>
-        </w:rPr>
-      </w:pPr>
-      <w:r>
-        <w:rPr>
-          <w:rFonts w:ascii="Inter" w:eastAsia="Times New Roman" w:hAnsi="Inter" w:cs="Times New Roman"/>
-          <w:b/>
-          <w:bCs/>
-          <w:color w:val="F4F0EB"/>
-          <w:sz w:val="21"/>
-          <w:szCs w:val="21"/>
-          <w:bdr w:val="single" w:sz="2" w:space="0" w:color="E5E7EB" w:frame="1"/>
-          <w:lang w:eastAsia="en-KE"/>
-        </w:rPr>
-        <w:t>TP3 (20%):</w:t>
-      </w:r>
-      <w:r>
-        <w:rPr>
-          <w:rFonts w:ascii="Inter" w:eastAsia="Times New Roman" w:hAnsi="Inter" w:cs="Times New Roman"/>
-          <w:color w:val="F4F0EB"/>
-          <w:sz w:val="21"/>
-          <w:szCs w:val="21"/>
-          <w:lang w:eastAsia="en-KE"/>
-        </w:rPr>
-        <w:t> Trail by 2.0 × ATR. Also exit if ADX peaks and starts declining.</w:t>
-      </w:r>
-    </w:p>
-    <w:p>
-      <w:pPr>
-        <w:numPr>
-          <w:ilvl w:val="0"/>
-          <w:numId w:val="7"/>
-        </w:numPr>
-        <w:pBdr>
-          <w:top w:val="single" w:sz="2" w:space="0" w:color="E5E7EB"/>
-          <w:left w:val="single" w:sz="2" w:space="0" w:color="E5E7EB"/>
-          <w:bottom w:val="single" w:sz="2" w:space="0" w:color="E5E7EB"/>
-          <w:right w:val="single" w:sz="2" w:space="0" w:color="E5E7EB"/>
-        </w:pBdr>
-        <w:shd w:val="clear" w:color="auto" w:fill="252523"/>
-        <w:spacing w:before="68" w:after="68" w:line="240" w:lineRule="auto"/>
-        <w:rPr>
-          <w:rFonts w:ascii="Inter" w:eastAsia="Times New Roman" w:hAnsi="Inter" w:cs="Times New Roman"/>
-          <w:color w:val="F4F0EB"/>
-          <w:sz w:val="21"/>
-          <w:szCs w:val="21"/>
-          <w:lang w:eastAsia="en-KE"/>
-        </w:rPr>
-      </w:pPr>
-      <w:r>
-        <w:rPr>
-          <w:rFonts w:ascii="Inter" w:eastAsia="Times New Roman" w:hAnsi="Inter" w:cs="Times New Roman"/>
-          <w:color w:val="F4F0EB"/>
-          <w:sz w:val="21"/>
-          <w:szCs w:val="21"/>
-          <w:lang w:eastAsia="en-KE"/>
-        </w:rPr>
-        <w:t>After TP1 hit: move stop to breakeven.</w:t>
-      </w:r>
-    </w:p>
-    <w:p>
-      <w:pPr>
-        <w:pBdr>
-          <w:top w:val="single" w:sz="2" w:space="0" w:color="E5E7EB"/>
-          <w:left w:val="single" w:sz="2" w:space="0" w:color="E5E7EB"/>
-          <w:bottom w:val="single" w:sz="2" w:space="0" w:color="E5E7EB"/>
-          <w:right w:val="single" w:sz="2" w:space="0" w:color="E5E7EB"/>
-        </w:pBdr>
-        <w:shd w:val="clear" w:color="auto" w:fill="252523"/>
-        <w:spacing w:before="373" w:after="107" w:line="240" w:lineRule="auto"/>
-        <w:outlineLvl w:val="2"/>
-        <w:rPr>
-          <w:rFonts w:ascii="system-ui" w:eastAsia="Times New Roman" w:hAnsi="system-ui" w:cs="Times New Roman"/>
-          <w:b/>
-          <w:bCs/>
-          <w:color w:val="FFFFFF"/>
-          <w:spacing w:val="-6"/>
-          <w:sz w:val="31"/>
-          <w:szCs w:val="31"/>
-          <w:lang w:eastAsia="en-KE"/>
-        </w:rPr>
-      </w:pPr>
-      <w:r>
-        <w:rPr>
-          <w:rFonts w:ascii="system-ui" w:eastAsia="Times New Roman" w:hAnsi="system-ui" w:cs="Times New Roman"/>
-          <w:b/>
-          <w:bCs/>
-          <w:color w:val="FFFFFF"/>
-          <w:spacing w:val="-6"/>
-          <w:sz w:val="31"/>
-          <w:szCs w:val="31"/>
-          <w:lang w:eastAsia="en-KE"/>
-        </w:rPr>
-        <w:t>Mode B Invalidations</w:t>
-      </w:r>
-    </w:p>
-    <w:p>
-      <w:pPr>
-        <w:numPr>
-          <w:ilvl w:val="0"/>
-          <w:numId w:val="8"/>
-        </w:numPr>
-        <w:pBdr>
-          <w:top w:val="single" w:sz="2" w:space="0" w:color="E5E7EB"/>
-          <w:left w:val="single" w:sz="2" w:space="0" w:color="E5E7EB"/>
-          <w:bottom w:val="single" w:sz="2" w:space="0" w:color="E5E7EB"/>
-          <w:right w:val="single" w:sz="2" w:space="0" w:color="E5E7EB"/>
-        </w:pBdr>
-        <w:shd w:val="clear" w:color="auto" w:fill="252523"/>
-        <w:spacing w:before="68" w:after="68" w:line="240" w:lineRule="auto"/>
-        <w:rPr>
-          <w:rFonts w:ascii="Inter" w:eastAsia="Times New Roman" w:hAnsi="Inter" w:cs="Times New Roman"/>
-          <w:color w:val="F4F0EB"/>
-          <w:sz w:val="21"/>
-          <w:szCs w:val="21"/>
-          <w:lang w:eastAsia="en-KE"/>
-        </w:rPr>
-      </w:pPr>
-      <w:r>
-        <w:rPr>
           <w:rFonts w:ascii="Segoe UI Emoji" w:eastAsia="Times New Roman" w:hAnsi="Segoe UI Emoji" w:cs="Segoe UI Emoji"/>
           <w:color w:val="F4F0EB"/>
           <w:sz w:val="21"/>
@@ -4042,176 +4849,7 @@
           <w:szCs w:val="21"/>
           <w:lang w:eastAsia="en-KE"/>
         </w:rPr>
-        <w:t xml:space="preserve"> ADX &lt; 25 </w:t>
-      </w:r>
-      <w:r>
-        <w:rPr>
-          <w:rFonts w:ascii="Cambria" w:eastAsia="Times New Roman" w:hAnsi="Cambria" w:cs="Cambria"/>
-          <w:color w:val="F4F0EB"/>
-          <w:sz w:val="21"/>
-          <w:szCs w:val="21"/>
-          <w:lang w:eastAsia="en-KE"/>
-        </w:rPr>
-        <w:t>—</w:t>
-      </w:r>
-      <w:r>
-        <w:rPr>
-          <w:rFonts w:ascii="Inter" w:eastAsia="Times New Roman" w:hAnsi="Inter" w:cs="Times New Roman"/>
-          <w:color w:val="F4F0EB"/>
-          <w:sz w:val="21"/>
-          <w:szCs w:val="21"/>
-          <w:lang w:eastAsia="en-KE"/>
-        </w:rPr>
-        <w:t xml:space="preserve"> breakouts will fail and reverse</w:t>
-      </w:r>
-    </w:p>
-    <w:p>
-      <w:pPr>
-        <w:numPr>
-          <w:ilvl w:val="0"/>
-          <w:numId w:val="8"/>
-        </w:numPr>
-        <w:pBdr>
-          <w:top w:val="single" w:sz="2" w:space="0" w:color="E5E7EB"/>
-          <w:left w:val="single" w:sz="2" w:space="0" w:color="E5E7EB"/>
-          <w:bottom w:val="single" w:sz="2" w:space="0" w:color="E5E7EB"/>
-          <w:right w:val="single" w:sz="2" w:space="0" w:color="E5E7EB"/>
-        </w:pBdr>
-        <w:shd w:val="clear" w:color="auto" w:fill="252523"/>
-        <w:spacing w:before="68" w:after="68" w:line="240" w:lineRule="auto"/>
-        <w:rPr>
-          <w:rFonts w:ascii="Inter" w:eastAsia="Times New Roman" w:hAnsi="Inter" w:cs="Times New Roman"/>
-          <w:color w:val="F4F0EB"/>
-          <w:sz w:val="21"/>
-          <w:szCs w:val="21"/>
-          <w:lang w:eastAsia="en-KE"/>
-        </w:rPr>
-      </w:pPr>
-      <w:r>
-        <w:rPr>
-          <w:rFonts w:ascii="Segoe UI Emoji" w:eastAsia="Times New Roman" w:hAnsi="Segoe UI Emoji" w:cs="Segoe UI Emoji"/>
-          <w:color w:val="F4F0EB"/>
-          <w:sz w:val="21"/>
-          <w:szCs w:val="21"/>
-          <w:lang w:eastAsia="en-KE"/>
-        </w:rPr>
-        <w:t>❌</w:t>
-      </w:r>
-      <w:r>
-        <w:rPr>
-          <w:rFonts w:ascii="Inter" w:eastAsia="Times New Roman" w:hAnsi="Inter" w:cs="Times New Roman"/>
-          <w:color w:val="F4F0EB"/>
-          <w:sz w:val="21"/>
-          <w:szCs w:val="21"/>
-          <w:lang w:eastAsia="en-KE"/>
-        </w:rPr>
-        <w:t xml:space="preserve"> Breakout on declining volume </w:t>
-      </w:r>
-      <w:r>
-        <w:rPr>
-          <w:rFonts w:ascii="Cambria" w:eastAsia="Times New Roman" w:hAnsi="Cambria" w:cs="Cambria"/>
-          <w:color w:val="F4F0EB"/>
-          <w:sz w:val="21"/>
-          <w:szCs w:val="21"/>
-          <w:lang w:eastAsia="en-KE"/>
-        </w:rPr>
-        <w:t>—</w:t>
-      </w:r>
-      <w:r>
-        <w:rPr>
-          <w:rFonts w:ascii="Inter" w:eastAsia="Times New Roman" w:hAnsi="Inter" w:cs="Times New Roman"/>
-          <w:color w:val="F4F0EB"/>
-          <w:sz w:val="21"/>
-          <w:szCs w:val="21"/>
-          <w:lang w:eastAsia="en-KE"/>
-        </w:rPr>
-        <w:t xml:space="preserve"> likely false breakout</w:t>
-      </w:r>
-    </w:p>
-    <w:p>
-      <w:pPr>
-        <w:numPr>
-          <w:ilvl w:val="0"/>
-          <w:numId w:val="8"/>
-        </w:numPr>
-        <w:pBdr>
-          <w:top w:val="single" w:sz="2" w:space="0" w:color="E5E7EB"/>
-          <w:left w:val="single" w:sz="2" w:space="0" w:color="E5E7EB"/>
-          <w:bottom w:val="single" w:sz="2" w:space="0" w:color="E5E7EB"/>
-          <w:right w:val="single" w:sz="2" w:space="0" w:color="E5E7EB"/>
-        </w:pBdr>
-        <w:shd w:val="clear" w:color="auto" w:fill="252523"/>
-        <w:spacing w:before="68" w:after="68" w:line="240" w:lineRule="auto"/>
-        <w:rPr>
-          <w:rFonts w:ascii="Inter" w:eastAsia="Times New Roman" w:hAnsi="Inter" w:cs="Times New Roman"/>
-          <w:color w:val="F4F0EB"/>
-          <w:sz w:val="21"/>
-          <w:szCs w:val="21"/>
-          <w:lang w:eastAsia="en-KE"/>
-        </w:rPr>
-      </w:pPr>
-      <w:r>
-        <w:rPr>
-          <w:rFonts w:ascii="Segoe UI Emoji" w:eastAsia="Times New Roman" w:hAnsi="Segoe UI Emoji" w:cs="Segoe UI Emoji"/>
-          <w:color w:val="F4F0EB"/>
-          <w:sz w:val="21"/>
-          <w:szCs w:val="21"/>
-          <w:lang w:eastAsia="en-KE"/>
-        </w:rPr>
-        <w:t>❌</w:t>
-      </w:r>
-      <w:r>
-        <w:rPr>
-          <w:rFonts w:ascii="Inter" w:eastAsia="Times New Roman" w:hAnsi="Inter" w:cs="Times New Roman"/>
-          <w:color w:val="F4F0EB"/>
-          <w:sz w:val="21"/>
-          <w:szCs w:val="21"/>
-          <w:lang w:eastAsia="en-KE"/>
-        </w:rPr>
-        <w:t xml:space="preserve"> RSI overbought (&gt; 70 for long) or oversold (&lt; 30 for short) at entry</w:t>
-      </w:r>
-    </w:p>
-    <w:p>
-      <w:pPr>
-        <w:numPr>
-          <w:ilvl w:val="0"/>
-          <w:numId w:val="8"/>
-        </w:numPr>
-        <w:pBdr>
-          <w:top w:val="single" w:sz="2" w:space="0" w:color="E5E7EB"/>
-          <w:left w:val="single" w:sz="2" w:space="0" w:color="E5E7EB"/>
-          <w:bottom w:val="single" w:sz="2" w:space="0" w:color="E5E7EB"/>
-          <w:right w:val="single" w:sz="2" w:space="0" w:color="E5E7EB"/>
-        </w:pBdr>
-        <w:shd w:val="clear" w:color="auto" w:fill="252523"/>
-        <w:spacing w:before="68" w:after="68" w:line="240" w:lineRule="auto"/>
-        <w:rPr>
-          <w:rFonts w:ascii="Inter" w:eastAsia="Times New Roman" w:hAnsi="Inter" w:cs="Times New Roman"/>
-          <w:color w:val="F4F0EB"/>
-          <w:sz w:val="21"/>
-          <w:szCs w:val="21"/>
-          <w:lang w:eastAsia="en-KE"/>
-        </w:rPr>
-      </w:pPr>
-      <w:r>
-        <w:rPr>
-          <w:rFonts w:ascii="Segoe UI Emoji" w:eastAsia="Times New Roman" w:hAnsi="Segoe UI Emoji" w:cs="Segoe UI Emoji"/>
-          <w:color w:val="F4F0EB"/>
-          <w:sz w:val="21"/>
-          <w:szCs w:val="21"/>
-          <w:lang w:eastAsia="en-KE"/>
-        </w:rPr>
-        <w:t>❌</w:t>
-      </w:r>
-      <w:r>
-        <w:rPr>
-          <w:rFonts w:ascii="Inter" w:eastAsia="Times New Roman" w:hAnsi="Inter" w:cs="Times New Roman"/>
-          <w:color w:val="F4F0EB"/>
-          <w:sz w:val="21"/>
-          <w:szCs w:val="21"/>
-          <w:lang w:eastAsia="en-KE"/>
-        </w:rPr>
-        <w:t xml:space="preserve"> TP1 offers &lt; 1:2 R:R</w:t>
+        <w:t xml:space="preserve"> Timeframe below H1</w:t>
       </w:r>
     </w:p>
     <w:p>
@@ -4231,8 +4869,8 @@
           <w:szCs w:val="24"/>
           <w:lang w:eastAsia="en-KE"/>
         </w:rPr>
-        <w:pict w14:anchorId="7C90727F">
-          <v:rect id="_x0000_i1029" style="width:0;height:0" o:hralign="center" o:hrstd="t" o:hr="t" fillcolor="#a0a0a0" stroked="f"/>
+        <w:pict w14:anchorId="4C8574BC">
+          <v:rect id="_x0000_i1030" style="width:0;height:0" o:hralign="center" o:hrstd="t" o:hr="t" fillcolor="#a0a0a0" stroked="f"/>
         </w:pict>
       </w:r>
     </w:p>
@@ -4269,7 +4907,7 @@
           <w:szCs w:val="34"/>
           <w:lang w:eastAsia="en-KE"/>
         </w:rPr>
-        <w:t>Universal Conditions</w:t>
+        <w:t>Instruments</w:t>
       </w:r>
     </w:p>
     <w:p>
@@ -4301,123 +4939,17 @@
           <w:bdr w:val="single" w:sz="2" w:space="0" w:color="E5E7EB" w:frame="1"/>
           <w:lang w:eastAsia="en-KE"/>
         </w:rPr>
-        <w:t>Sessions:</w:t>
-      </w:r>
-      <w:r>
-        <w:rPr>
-          <w:rFonts w:ascii="Inter" w:eastAsia="Times New Roman" w:hAnsi="Inter" w:cs="Times New Roman"/>
-          <w:color w:val="F4F0EB"/>
-          <w:sz w:val="21"/>
-          <w:szCs w:val="21"/>
-          <w:lang w:eastAsia="en-KE"/>
-        </w:rPr>
-        <w:t> London 07:00–16:00 GMT | NY 12:00–21:00 GMT | Overlap 12:00–16:00 GMT is optimal</w:t>
-      </w:r>
-    </w:p>
-    <w:p>
-      <w:pPr>
-        <w:numPr>
-          <w:ilvl w:val="0"/>
-          <w:numId w:val="9"/>
-        </w:numPr>
-        <w:pBdr>
-          <w:top w:val="single" w:sz="2" w:space="0" w:color="E5E7EB"/>
-          <w:left w:val="single" w:sz="2" w:space="0" w:color="E5E7EB"/>
-          <w:bottom w:val="single" w:sz="2" w:space="0" w:color="E5E7EB"/>
-          <w:right w:val="single" w:sz="2" w:space="0" w:color="E5E7EB"/>
-        </w:pBdr>
-        <w:shd w:val="clear" w:color="auto" w:fill="252523"/>
-        <w:spacing w:before="68" w:after="68" w:line="240" w:lineRule="auto"/>
-        <w:rPr>
-          <w:rFonts w:ascii="Inter" w:eastAsia="Times New Roman" w:hAnsi="Inter" w:cs="Times New Roman"/>
-          <w:color w:val="F4F0EB"/>
-          <w:sz w:val="21"/>
-          <w:szCs w:val="21"/>
-          <w:lang w:eastAsia="en-KE"/>
-        </w:rPr>
-      </w:pPr>
-      <w:r>
-        <w:rPr>
-          <w:rFonts w:ascii="Segoe UI Emoji" w:eastAsia="Times New Roman" w:hAnsi="Segoe UI Emoji" w:cs="Segoe UI Emoji"/>
-          <w:color w:val="F4F0EB"/>
-          <w:sz w:val="21"/>
-          <w:szCs w:val="21"/>
-          <w:lang w:eastAsia="en-KE"/>
-        </w:rPr>
-        <w:t>❌</w:t>
-      </w:r>
-      <w:r>
-        <w:rPr>
-          <w:rFonts w:ascii="Inter" w:eastAsia="Times New Roman" w:hAnsi="Inter" w:cs="Times New Roman"/>
-          <w:color w:val="F4F0EB"/>
-          <w:sz w:val="21"/>
-          <w:szCs w:val="21"/>
-          <w:lang w:eastAsia="en-KE"/>
-        </w:rPr>
-        <w:t xml:space="preserve"> Asian session </w:t>
-      </w:r>
-      <w:r>
-        <w:rPr>
-          <w:rFonts w:ascii="Cambria" w:eastAsia="Times New Roman" w:hAnsi="Cambria" w:cs="Cambria"/>
-          <w:color w:val="F4F0EB"/>
-          <w:sz w:val="21"/>
-          <w:szCs w:val="21"/>
-          <w:lang w:eastAsia="en-KE"/>
-        </w:rPr>
-        <w:t>—</w:t>
-      </w:r>
-      <w:r>
-        <w:rPr>
-          <w:rFonts w:ascii="Inter" w:eastAsia="Times New Roman" w:hAnsi="Inter" w:cs="Times New Roman"/>
-          <w:color w:val="F4F0EB"/>
-          <w:sz w:val="21"/>
-          <w:szCs w:val="21"/>
-          <w:lang w:eastAsia="en-KE"/>
-        </w:rPr>
-        <w:t xml:space="preserve"> except JPY pairs with reduced reliability</w:t>
-      </w:r>
-    </w:p>
-    <w:p>
-      <w:pPr>
-        <w:numPr>
-          <w:ilvl w:val="0"/>
-          <w:numId w:val="9"/>
-        </w:numPr>
-        <w:pBdr>
-          <w:top w:val="single" w:sz="2" w:space="0" w:color="E5E7EB"/>
-          <w:left w:val="single" w:sz="2" w:space="0" w:color="E5E7EB"/>
-          <w:bottom w:val="single" w:sz="2" w:space="0" w:color="E5E7EB"/>
-          <w:right w:val="single" w:sz="2" w:space="0" w:color="E5E7EB"/>
-        </w:pBdr>
-        <w:shd w:val="clear" w:color="auto" w:fill="252523"/>
-        <w:spacing w:before="68" w:after="68" w:line="240" w:lineRule="auto"/>
-        <w:rPr>
-          <w:rFonts w:ascii="Inter" w:eastAsia="Times New Roman" w:hAnsi="Inter" w:cs="Times New Roman"/>
-          <w:color w:val="F4F0EB"/>
-          <w:sz w:val="21"/>
-          <w:szCs w:val="21"/>
-          <w:lang w:eastAsia="en-KE"/>
-        </w:rPr>
-      </w:pPr>
-      <w:r>
-        <w:rPr>
-          <w:rFonts w:ascii="Segoe UI Emoji" w:eastAsia="Times New Roman" w:hAnsi="Segoe UI Emoji" w:cs="Segoe UI Emoji"/>
-          <w:color w:val="F4F0EB"/>
-          <w:sz w:val="21"/>
-          <w:szCs w:val="21"/>
-          <w:lang w:eastAsia="en-KE"/>
-        </w:rPr>
-        <w:t>❌</w:t>
-      </w:r>
-      <w:r>
-        <w:rPr>
-          <w:rFonts w:ascii="Inter" w:eastAsia="Times New Roman" w:hAnsi="Inter" w:cs="Times New Roman"/>
-          <w:color w:val="F4F0EB"/>
-          <w:sz w:val="21"/>
-          <w:szCs w:val="21"/>
-          <w:lang w:eastAsia="en-KE"/>
-        </w:rPr>
-        <w:t xml:space="preserve"> Sunday open (first 4 hrs) | Friday close (last 2 hrs) | Major holidays</w:t>
+        <w:t>Forex (primary).</w:t>
+      </w:r>
+      <w:r>
+        <w:rPr>
+          <w:rFonts w:ascii="Inter" w:eastAsia="Times New Roman" w:hAnsi="Inter" w:cs="Times New Roman"/>
+          <w:color w:val="F4F0EB"/>
+          <w:sz w:val="21"/>
+          <w:szCs w:val="21"/>
+          <w:lang w:eastAsia="en-KE"/>
+        </w:rPr>
+        <w:t> All parameters as written above — these are the baseline values.</w:t>
       </w:r>
     </w:p>
     <w:p>
@@ -4449,17 +4981,17 @@
           <w:bdr w:val="single" w:sz="2" w:space="0" w:color="E5E7EB" w:frame="1"/>
           <w:lang w:eastAsia="en-KE"/>
         </w:rPr>
-        <w:t>News:</w:t>
-      </w:r>
-      <w:r>
-        <w:rPr>
-          <w:rFonts w:ascii="Inter" w:eastAsia="Times New Roman" w:hAnsi="Inter" w:cs="Times New Roman"/>
-          <w:color w:val="F4F0EB"/>
-          <w:sz w:val="21"/>
-          <w:szCs w:val="21"/>
-          <w:lang w:eastAsia="en-KE"/>
-        </w:rPr>
-        <w:t> No entries 30 min before or 60 min after high-impact releases (NFP, CPI, FOMC, ECB/BOE/BOJ, GDP). If holding a position: move stop to breakeven or close.</w:t>
+        <w:t>Gold (XAUUSD).</w:t>
+      </w:r>
+      <w:r>
+        <w:rPr>
+          <w:rFonts w:ascii="Inter" w:eastAsia="Times New Roman" w:hAnsi="Inter" w:cs="Times New Roman"/>
+          <w:color w:val="F4F0EB"/>
+          <w:sz w:val="21"/>
+          <w:szCs w:val="21"/>
+          <w:lang w:eastAsia="en-KE"/>
+        </w:rPr>
+        <w:t> Sweep penetration: $3–8. Mode A stop: 2.5 × ATR. Mode B stop: 2.0 × ATR. Reduce risk to 0.75–1.5%. Avoid entries around LBMA Gold fixes (10:30 AM and 3:00 PM London local time). H4/Daily only — avoid H1.</w:t>
       </w:r>
     </w:p>
     <w:p>
@@ -4491,215 +5023,210 @@
           <w:bdr w:val="single" w:sz="2" w:space="0" w:color="E5E7EB" w:frame="1"/>
           <w:lang w:eastAsia="en-KE"/>
         </w:rPr>
-        <w:t>Setup quality:</w:t>
-      </w:r>
-    </w:p>
-    <w:p>
-      <w:pPr>
-        <w:numPr>
-          <w:ilvl w:val="0"/>
-          <w:numId w:val="10"/>
-        </w:numPr>
-        <w:pBdr>
-          <w:top w:val="single" w:sz="2" w:space="0" w:color="E5E7EB"/>
-          <w:left w:val="single" w:sz="2" w:space="0" w:color="E5E7EB"/>
-          <w:bottom w:val="single" w:sz="2" w:space="0" w:color="E5E7EB"/>
-          <w:right w:val="single" w:sz="2" w:space="0" w:color="E5E7EB"/>
-        </w:pBdr>
-        <w:shd w:val="clear" w:color="auto" w:fill="252523"/>
-        <w:spacing w:before="68" w:after="68" w:line="240" w:lineRule="auto"/>
-        <w:rPr>
-          <w:rFonts w:ascii="Inter" w:eastAsia="Times New Roman" w:hAnsi="Inter" w:cs="Times New Roman"/>
-          <w:color w:val="F4F0EB"/>
-          <w:sz w:val="21"/>
-          <w:szCs w:val="21"/>
-          <w:lang w:eastAsia="en-KE"/>
-        </w:rPr>
-      </w:pPr>
-      <w:r>
-        <w:rPr>
-          <w:rFonts w:ascii="Segoe UI Emoji" w:eastAsia="Times New Roman" w:hAnsi="Segoe UI Emoji" w:cs="Segoe UI Emoji"/>
-          <w:color w:val="F4F0EB"/>
-          <w:sz w:val="21"/>
-          <w:szCs w:val="21"/>
-          <w:lang w:eastAsia="en-KE"/>
-        </w:rPr>
-        <w:t>❌</w:t>
-      </w:r>
-      <w:r>
-        <w:rPr>
-          <w:rFonts w:ascii="Inter" w:eastAsia="Times New Roman" w:hAnsi="Inter" w:cs="Times New Roman"/>
-          <w:color w:val="F4F0EB"/>
-          <w:sz w:val="21"/>
-          <w:szCs w:val="21"/>
-          <w:lang w:eastAsia="en-KE"/>
-        </w:rPr>
-        <w:t xml:space="preserve"> Naked level with &lt; 2 confluence factors</w:t>
-      </w:r>
-    </w:p>
-    <w:p>
-      <w:pPr>
-        <w:numPr>
-          <w:ilvl w:val="0"/>
-          <w:numId w:val="10"/>
-        </w:numPr>
-        <w:pBdr>
-          <w:top w:val="single" w:sz="2" w:space="0" w:color="E5E7EB"/>
-          <w:left w:val="single" w:sz="2" w:space="0" w:color="E5E7EB"/>
-          <w:bottom w:val="single" w:sz="2" w:space="0" w:color="E5E7EB"/>
-          <w:right w:val="single" w:sz="2" w:space="0" w:color="E5E7EB"/>
-        </w:pBdr>
-        <w:shd w:val="clear" w:color="auto" w:fill="252523"/>
-        <w:spacing w:before="68" w:after="68" w:line="240" w:lineRule="auto"/>
-        <w:rPr>
-          <w:rFonts w:ascii="Inter" w:eastAsia="Times New Roman" w:hAnsi="Inter" w:cs="Times New Roman"/>
-          <w:color w:val="F4F0EB"/>
-          <w:sz w:val="21"/>
-          <w:szCs w:val="21"/>
-          <w:lang w:eastAsia="en-KE"/>
-        </w:rPr>
-      </w:pPr>
-      <w:r>
-        <w:rPr>
-          <w:rFonts w:ascii="Segoe UI Emoji" w:eastAsia="Times New Roman" w:hAnsi="Segoe UI Emoji" w:cs="Segoe UI Emoji"/>
-          <w:color w:val="F4F0EB"/>
-          <w:sz w:val="21"/>
-          <w:szCs w:val="21"/>
-          <w:lang w:eastAsia="en-KE"/>
-        </w:rPr>
-        <w:lastRenderedPageBreak/>
-        <w:t>❌</w:t>
-      </w:r>
-      <w:r>
-        <w:rPr>
-          <w:rFonts w:ascii="Inter" w:eastAsia="Times New Roman" w:hAnsi="Inter" w:cs="Times New Roman"/>
-          <w:color w:val="F4F0EB"/>
-          <w:sz w:val="21"/>
-          <w:szCs w:val="21"/>
-          <w:lang w:eastAsia="en-KE"/>
-        </w:rPr>
-        <w:t xml:space="preserve"> Tier 3 level as primary signal</w:t>
-      </w:r>
-    </w:p>
-    <w:p>
-      <w:pPr>
-        <w:numPr>
-          <w:ilvl w:val="0"/>
-          <w:numId w:val="10"/>
-        </w:numPr>
-        <w:pBdr>
-          <w:top w:val="single" w:sz="2" w:space="0" w:color="E5E7EB"/>
-          <w:left w:val="single" w:sz="2" w:space="0" w:color="E5E7EB"/>
-          <w:bottom w:val="single" w:sz="2" w:space="0" w:color="E5E7EB"/>
-          <w:right w:val="single" w:sz="2" w:space="0" w:color="E5E7EB"/>
-        </w:pBdr>
-        <w:shd w:val="clear" w:color="auto" w:fill="252523"/>
-        <w:spacing w:before="68" w:after="68" w:line="240" w:lineRule="auto"/>
-        <w:rPr>
-          <w:rFonts w:ascii="Inter" w:eastAsia="Times New Roman" w:hAnsi="Inter" w:cs="Times New Roman"/>
-          <w:color w:val="F4F0EB"/>
-          <w:sz w:val="21"/>
-          <w:szCs w:val="21"/>
-          <w:lang w:eastAsia="en-KE"/>
-        </w:rPr>
-      </w:pPr>
-      <w:r>
-        <w:rPr>
-          <w:rFonts w:ascii="Segoe UI Emoji" w:eastAsia="Times New Roman" w:hAnsi="Segoe UI Emoji" w:cs="Segoe UI Emoji"/>
-          <w:color w:val="F4F0EB"/>
-          <w:sz w:val="21"/>
-          <w:szCs w:val="21"/>
-          <w:lang w:eastAsia="en-KE"/>
-        </w:rPr>
-        <w:t>❌</w:t>
-      </w:r>
-      <w:r>
-        <w:rPr>
-          <w:rFonts w:ascii="Inter" w:eastAsia="Times New Roman" w:hAnsi="Inter" w:cs="Times New Roman"/>
-          <w:color w:val="F4F0EB"/>
-          <w:sz w:val="21"/>
-          <w:szCs w:val="21"/>
-          <w:lang w:eastAsia="en-KE"/>
-        </w:rPr>
-        <w:t xml:space="preserve"> Timeframe below H1</w:t>
-      </w:r>
-    </w:p>
-    <w:p>
-      <w:pPr>
-        <w:spacing w:before="686" w:after="686" w:line="240" w:lineRule="auto"/>
-        <w:rPr>
-          <w:rFonts w:ascii="Times New Roman" w:eastAsia="Times New Roman" w:hAnsi="Times New Roman" w:cs="Times New Roman"/>
-          <w:sz w:val="24"/>
-          <w:szCs w:val="24"/>
-          <w:lang w:eastAsia="en-KE"/>
-        </w:rPr>
-      </w:pPr>
-      <w:r>
-        <w:rPr>
-          <w:rFonts w:ascii="Times New Roman" w:eastAsia="Times New Roman" w:hAnsi="Times New Roman" w:cs="Times New Roman"/>
-          <w:sz w:val="24"/>
-          <w:szCs w:val="24"/>
-          <w:lang w:eastAsia="en-KE"/>
-        </w:rPr>
-        <w:pict w14:anchorId="4C8574BC">
-          <v:rect id="_x0000_i1030" style="width:0;height:0" o:hralign="center" o:hrstd="t" o:hr="t" fillcolor="#a0a0a0" stroked="f"/>
-        </w:pict>
-      </w:r>
-    </w:p>
-    <w:p>
-      <w:pPr>
-        <w:pBdr>
-          <w:top w:val="single" w:sz="2" w:space="0" w:color="E5E7EB"/>
-          <w:left w:val="single" w:sz="2" w:space="0" w:color="E5E7EB"/>
-          <w:bottom w:val="single" w:sz="2" w:space="0" w:color="E5E7EB"/>
-          <w:right w:val="single" w:sz="2" w:space="0" w:color="E5E7EB"/>
-        </w:pBdr>
-        <w:shd w:val="clear" w:color="auto" w:fill="252523"/>
-        <w:spacing w:after="192" w:line="240" w:lineRule="auto"/>
-        <w:outlineLvl w:val="1"/>
-        <w:rPr>
-          <w:rFonts w:ascii="system-ui" w:eastAsia="Times New Roman" w:hAnsi="system-ui" w:cs="Times New Roman"/>
+        <w:t>Silver (XAGUSD).</w:t>
+      </w:r>
+      <w:r>
+        <w:rPr>
+          <w:rFonts w:ascii="Inter" w:eastAsia="Times New Roman" w:hAnsi="Inter" w:cs="Times New Roman"/>
+          <w:color w:val="F4F0EB"/>
+          <w:sz w:val="21"/>
+          <w:szCs w:val="21"/>
+          <w:lang w:eastAsia="en-KE"/>
+        </w:rPr>
+        <w:t> Tiers: $5 Tier 1, $1 Tier 2. Sweep penetration: $0.30–0.60 — Silver sweeps deeper than Gold due to thinner liquidity. Mode A stop: 3.5 × ATR. Mode B stop: 2.5 × ATR. </w:t>
+      </w:r>
+      <w:r>
+        <w:rPr>
+          <w:rFonts w:ascii="Inter" w:eastAsia="Times New Roman" w:hAnsi="Inter" w:cs="Times New Roman"/>
           <w:b/>
           <w:bCs/>
-          <w:color w:val="FFFFFF"/>
-          <w:spacing w:val="-6"/>
-          <w:sz w:val="34"/>
-          <w:szCs w:val="34"/>
-          <w:lang w:eastAsia="en-KE"/>
-        </w:rPr>
-      </w:pPr>
-      <w:r>
-        <w:rPr>
-          <w:rFonts w:ascii="system-ui" w:eastAsia="Times New Roman" w:hAnsi="system-ui" w:cs="Times New Roman"/>
+          <w:color w:val="F4F0EB"/>
+          <w:sz w:val="21"/>
+          <w:szCs w:val="21"/>
+          <w:bdr w:val="single" w:sz="2" w:space="0" w:color="E5E7EB" w:frame="1"/>
+          <w:lang w:eastAsia="en-KE"/>
+        </w:rPr>
+        <w:t>Silver structurally favors Mode B</w:t>
+      </w:r>
+      <w:r>
+        <w:rPr>
+          <w:rFonts w:ascii="Inter" w:eastAsia="Times New Roman" w:hAnsi="Inter" w:cs="Times New Roman"/>
+          <w:color w:val="F4F0EB"/>
+          <w:sz w:val="21"/>
+          <w:szCs w:val="21"/>
+          <w:lang w:eastAsia="en-KE"/>
+        </w:rPr>
+        <w:t> — empirical barrier evidence is weak at standard digit scales, making fading levels higher-risk; trade confirmed structural breaks instead</w:t>
+      </w:r>
+    </w:p>
+    <w:p>
+      <w:pPr>
+        <w:pBdr>
+          <w:top w:val="single" w:sz="2" w:space="0" w:color="E5E7EB"/>
+          <w:left w:val="single" w:sz="2" w:space="0" w:color="E5E7EB"/>
+          <w:bottom w:val="single" w:sz="2" w:space="0" w:color="E5E7EB"/>
+          <w:right w:val="single" w:sz="2" w:space="0" w:color="E5E7EB"/>
+        </w:pBdr>
+        <w:shd w:val="clear" w:color="auto" w:fill="252523"/>
+        <w:spacing w:before="274" w:after="274" w:line="240" w:lineRule="auto"/>
+        <w:rPr>
+          <w:rFonts w:ascii="Inter" w:eastAsia="Times New Roman" w:hAnsi="Inter" w:cs="Times New Roman"/>
+          <w:color w:val="F4F0EB"/>
+          <w:sz w:val="21"/>
+          <w:szCs w:val="21"/>
+          <w:lang w:eastAsia="en-KE"/>
+        </w:rPr>
+      </w:pPr>
+      <w:r>
+        <w:rPr>
+          <w:rFonts w:ascii="Inter" w:eastAsia="Times New Roman" w:hAnsi="Inter" w:cs="Times New Roman"/>
+          <w:color w:val="F4F0EB"/>
+          <w:sz w:val="21"/>
+          <w:szCs w:val="21"/>
+          <w:lang w:eastAsia="en-KE"/>
+        </w:rPr>
+        <w:t>Use Mode A only at Tier 1 ($5) levels and require ≥ 2 of the 4 reversal confirmation signals.</w:t>
+      </w:r>
+      <w:r>
+        <w:rPr>
+          <w:rFonts w:ascii="Inter" w:eastAsia="Times New Roman" w:hAnsi="Inter" w:cs="Times New Roman"/>
+          <w:color w:val="F4F0EB"/>
+          <w:sz w:val="21"/>
+          <w:szCs w:val="21"/>
+          <w:lang w:eastAsia="en-KE"/>
+        </w:rPr>
+        <w:t xml:space="preserve">. Reduce risk to 0.75–1.0%. Optimal session: London–NY overlap. </w:t>
+      </w:r>
+      <w:r>
+        <w:rPr>
+          <w:rFonts w:ascii="Segoe UI Emoji" w:eastAsia="Times New Roman" w:hAnsi="Segoe UI Emoji" w:cs="Segoe UI Emoji"/>
+          <w:color w:val="F4F0EB"/>
+          <w:sz w:val="21"/>
+          <w:szCs w:val="21"/>
+          <w:lang w:eastAsia="en-KE"/>
+        </w:rPr>
+        <w:t>❌</w:t>
+      </w:r>
+      <w:r>
+        <w:rPr>
+          <w:rFonts w:ascii="Inter" w:eastAsia="Times New Roman" w:hAnsi="Inter" w:cs="Times New Roman"/>
+          <w:color w:val="F4F0EB"/>
+          <w:sz w:val="21"/>
+          <w:szCs w:val="21"/>
+          <w:lang w:eastAsia="en-KE"/>
+        </w:rPr>
+        <w:t xml:space="preserve"> No entries around LBMA Silver Auction (12:00 London local time; shifts to 11:00 UTC during BST). Monitor: Gold/Silver Ratio extremes (&gt; 100:1 or &lt; 40:1 can override technical structure), industrial PMI surprises, COMEX margin changes.</w:t>
+      </w:r>
+    </w:p>
+    <w:p>
+      <w:pPr>
+        <w:pBdr>
+          <w:top w:val="single" w:sz="2" w:space="0" w:color="E5E7EB"/>
+          <w:left w:val="single" w:sz="2" w:space="0" w:color="E5E7EB"/>
+          <w:bottom w:val="single" w:sz="2" w:space="0" w:color="E5E7EB"/>
+          <w:right w:val="single" w:sz="2" w:space="0" w:color="E5E7EB"/>
+        </w:pBdr>
+        <w:shd w:val="clear" w:color="auto" w:fill="252523"/>
+        <w:spacing w:before="274" w:after="274" w:line="240" w:lineRule="auto"/>
+        <w:rPr>
+          <w:rFonts w:ascii="Inter" w:eastAsia="Times New Roman" w:hAnsi="Inter" w:cs="Times New Roman"/>
+          <w:color w:val="F4F0EB"/>
+          <w:sz w:val="21"/>
+          <w:szCs w:val="21"/>
+          <w:lang w:eastAsia="en-KE"/>
+        </w:rPr>
+      </w:pPr>
+      <w:r>
+        <w:rPr>
+          <w:rFonts w:ascii="Inter" w:eastAsia="Times New Roman" w:hAnsi="Inter" w:cs="Times New Roman"/>
           <w:b/>
           <w:bCs/>
-          <w:color w:val="FFFFFF"/>
-          <w:spacing w:val="-6"/>
-          <w:sz w:val="34"/>
-          <w:szCs w:val="34"/>
-          <w:lang w:eastAsia="en-KE"/>
-        </w:rPr>
-        <w:t>Instruments</w:t>
-      </w:r>
-    </w:p>
-    <w:p>
-      <w:pPr>
-        <w:pBdr>
-          <w:top w:val="single" w:sz="2" w:space="0" w:color="E5E7EB"/>
-          <w:left w:val="single" w:sz="2" w:space="0" w:color="E5E7EB"/>
-          <w:bottom w:val="single" w:sz="2" w:space="0" w:color="E5E7EB"/>
-          <w:right w:val="single" w:sz="2" w:space="0" w:color="E5E7EB"/>
-        </w:pBdr>
-        <w:shd w:val="clear" w:color="auto" w:fill="252523"/>
-        <w:spacing w:after="274" w:line="240" w:lineRule="auto"/>
-        <w:rPr>
-          <w:rFonts w:ascii="Inter" w:eastAsia="Times New Roman" w:hAnsi="Inter" w:cs="Times New Roman"/>
-          <w:color w:val="F4F0EB"/>
-          <w:sz w:val="21"/>
-          <w:szCs w:val="21"/>
-          <w:lang w:eastAsia="en-KE"/>
-        </w:rPr>
-      </w:pPr>
+          <w:color w:val="F4F0EB"/>
+          <w:sz w:val="21"/>
+          <w:szCs w:val="21"/>
+          <w:bdr w:val="single" w:sz="2" w:space="0" w:color="E5E7EB" w:frame="1"/>
+          <w:lang w:eastAsia="en-KE"/>
+        </w:rPr>
+        <w:t>Oil (USOIL/WTI).</w:t>
+      </w:r>
+      <w:r>
+        <w:rPr>
+          <w:rFonts w:ascii="Inter" w:eastAsia="Times New Roman" w:hAnsi="Inter" w:cs="Times New Roman"/>
+          <w:color w:val="F4F0EB"/>
+          <w:sz w:val="21"/>
+          <w:szCs w:val="21"/>
+          <w:lang w:eastAsia="en-KE"/>
+        </w:rPr>
+        <w:t xml:space="preserve"> Tiers: $10 Tier 1, $5 Tier 2. Sweep penetration: $0.30–0.80. Mode A stop: 3.0 × ATR. </w:t>
+      </w:r>
+      <w:r>
+        <w:rPr>
+          <w:rFonts w:ascii="Inter" w:eastAsia="Times New Roman" w:hAnsi="Inter" w:cs="Times New Roman"/>
+          <w:color w:val="F4F0EB"/>
+          <w:sz w:val="21"/>
+          <w:szCs w:val="21"/>
+          <w:lang w:eastAsia="en-KE"/>
+        </w:rPr>
+        <w:t>Mode B stop: 2.5 x ATR(14).</w:t>
+      </w:r>
+    </w:p>
+    <w:p>
+      <w:pPr>
+        <w:pBdr>
+          <w:top w:val="single" w:sz="2" w:space="0" w:color="E5E7EB"/>
+          <w:left w:val="single" w:sz="2" w:space="0" w:color="E5E7EB"/>
+          <w:bottom w:val="single" w:sz="2" w:space="0" w:color="E5E7EB"/>
+          <w:right w:val="single" w:sz="2" w:space="0" w:color="E5E7EB"/>
+        </w:pBdr>
+        <w:shd w:val="clear" w:color="auto" w:fill="252523"/>
+        <w:spacing w:before="274" w:after="274" w:line="240" w:lineRule="auto"/>
+        <w:rPr>
+          <w:rFonts w:ascii="Inter" w:eastAsia="Times New Roman" w:hAnsi="Inter" w:cs="Times New Roman"/>
+          <w:color w:val="F4F0EB"/>
+          <w:sz w:val="21"/>
+          <w:szCs w:val="21"/>
+          <w:lang w:val="en-US" w:eastAsia="en-KE"/>
+        </w:rPr>
+      </w:pPr>
+      <w:r>
+        <w:rPr>
+          <w:rFonts w:ascii="Inter" w:eastAsia="Times New Roman" w:hAnsi="Inter" w:cs="Times New Roman"/>
+          <w:color w:val="F4F0EB"/>
+          <w:sz w:val="21"/>
+          <w:szCs w:val="21"/>
+          <w:lang w:eastAsia="en-KE"/>
+        </w:rPr>
+        <w:t>Geopolitical supply shocks (disruptions, sanctions): Suspend Oil trading until OVX drops below 40.</w:t>
+      </w:r>
+    </w:p>
+    <w:p>
+      <w:pPr>
+        <w:pBdr>
+          <w:top w:val="single" w:sz="2" w:space="0" w:color="E5E7EB"/>
+          <w:left w:val="single" w:sz="2" w:space="0" w:color="E5E7EB"/>
+          <w:bottom w:val="single" w:sz="2" w:space="0" w:color="E5E7EB"/>
+          <w:right w:val="single" w:sz="2" w:space="0" w:color="E5E7EB"/>
+        </w:pBdr>
+        <w:shd w:val="clear" w:color="auto" w:fill="252523"/>
+        <w:spacing w:before="274" w:after="274" w:line="240" w:lineRule="auto"/>
+        <w:rPr>
+          <w:rFonts w:ascii="Inter" w:eastAsia="Times New Roman" w:hAnsi="Inter" w:cs="Times New Roman"/>
+          <w:color w:val="F4F0EB"/>
+          <w:sz w:val="21"/>
+          <w:szCs w:val="21"/>
+          <w:lang w:eastAsia="en-KE"/>
+        </w:rPr>
+      </w:pPr>
+      <w:r>
+        <w:rPr>
+          <w:rFonts w:ascii="Inter" w:eastAsia="Times New Roman" w:hAnsi="Inter" w:cs="Times New Roman"/>
+          <w:color w:val="F4F0EB"/>
+          <w:sz w:val="21"/>
+          <w:szCs w:val="21"/>
+          <w:lang w:eastAsia="en-KE"/>
+        </w:rPr>
+        <w:t> </w:t>
+      </w:r>
       <w:r>
         <w:rPr>
           <w:rFonts w:ascii="Inter" w:eastAsia="Times New Roman" w:hAnsi="Inter" w:cs="Times New Roman"/>
@@ -4711,37 +5238,18 @@
           <w:bdr w:val="single" w:sz="2" w:space="0" w:color="E5E7EB" w:frame="1"/>
           <w:lang w:eastAsia="en-KE"/>
         </w:rPr>
-        <w:t>Forex (primary).</w:t>
-      </w:r>
-      <w:r>
-        <w:rPr>
-          <w:rFonts w:ascii="Inter" w:eastAsia="Times New Roman" w:hAnsi="Inter" w:cs="Times New Roman"/>
-          <w:color w:val="F4F0EB"/>
-          <w:sz w:val="21"/>
-          <w:szCs w:val="21"/>
-          <w:lang w:eastAsia="en-KE"/>
-        </w:rPr>
-        <w:t> All parameters as written above — these are the baseline values.</w:t>
-      </w:r>
-    </w:p>
-    <w:p>
-      <w:pPr>
-        <w:pBdr>
-          <w:top w:val="single" w:sz="2" w:space="0" w:color="E5E7EB"/>
-          <w:left w:val="single" w:sz="2" w:space="0" w:color="E5E7EB"/>
-          <w:bottom w:val="single" w:sz="2" w:space="0" w:color="E5E7EB"/>
-          <w:right w:val="single" w:sz="2" w:space="0" w:color="E5E7EB"/>
-        </w:pBdr>
-        <w:shd w:val="clear" w:color="auto" w:fill="252523"/>
-        <w:spacing w:before="274" w:after="274" w:line="240" w:lineRule="auto"/>
-        <w:rPr>
-          <w:rFonts w:ascii="Inter" w:eastAsia="Times New Roman" w:hAnsi="Inter" w:cs="Times New Roman"/>
-          <w:color w:val="F4F0EB"/>
-          <w:sz w:val="21"/>
-          <w:szCs w:val="21"/>
-          <w:lang w:eastAsia="en-KE"/>
-        </w:rPr>
-      </w:pPr>
+        <w:t>Directional asymmetry:</w:t>
+      </w:r>
+      <w:r>
+        <w:rPr>
+          <w:rFonts w:ascii="Inter" w:eastAsia="Times New Roman" w:hAnsi="Inter" w:cs="Times New Roman"/>
+          <w:color w:val="F4F0EB"/>
+          <w:sz w:val="21"/>
+          <w:szCs w:val="21"/>
+          <w:lang w:eastAsia="en-KE"/>
+        </w:rPr>
+        <w:t> support breaks are more violent than resistance breaks (panic selling + liquidation cascades vs. supply elasticity capping upside). Upside breaks through $10 Tier 1 levels tend to retrace — require stronger Mode B confirmation on upside breaks (demand volume ≥ 1.5× average instead of 1.2×). Reduce risk to 0.75–1.0%. </w:t>
+      </w:r>
       <w:r>
         <w:rPr>
           <w:rFonts w:ascii="Inter" w:eastAsia="Times New Roman" w:hAnsi="Inter" w:cs="Times New Roman"/>
@@ -4753,37 +5261,18 @@
           <w:bdr w:val="single" w:sz="2" w:space="0" w:color="E5E7EB" w:frame="1"/>
           <w:lang w:eastAsia="en-KE"/>
         </w:rPr>
-        <w:t>Gold (XAUUSD).</w:t>
-      </w:r>
-      <w:r>
-        <w:rPr>
-          <w:rFonts w:ascii="Inter" w:eastAsia="Times New Roman" w:hAnsi="Inter" w:cs="Times New Roman"/>
-          <w:color w:val="F4F0EB"/>
-          <w:sz w:val="21"/>
-          <w:szCs w:val="21"/>
-          <w:lang w:eastAsia="en-KE"/>
-        </w:rPr>
-        <w:t> Sweep penetration: $3–8. Mode A stop: 2.5 × ATR. Mode B stop: 2.0 × ATR. Reduce risk to 0.75–1.5%. Avoid entries around LBMA Gold fixes (10:30 AM and 3:00 PM London local time). H4/Daily only — avoid H1.</w:t>
-      </w:r>
-    </w:p>
-    <w:p>
-      <w:pPr>
-        <w:pBdr>
-          <w:top w:val="single" w:sz="2" w:space="0" w:color="E5E7EB"/>
-          <w:left w:val="single" w:sz="2" w:space="0" w:color="E5E7EB"/>
-          <w:bottom w:val="single" w:sz="2" w:space="0" w:color="E5E7EB"/>
-          <w:right w:val="single" w:sz="2" w:space="0" w:color="E5E7EB"/>
-        </w:pBdr>
-        <w:shd w:val="clear" w:color="auto" w:fill="252523"/>
-        <w:spacing w:before="274" w:after="274" w:line="240" w:lineRule="auto"/>
-        <w:rPr>
-          <w:rFonts w:ascii="Inter" w:eastAsia="Times New Roman" w:hAnsi="Inter" w:cs="Times New Roman"/>
-          <w:color w:val="F4F0EB"/>
-          <w:sz w:val="21"/>
-          <w:szCs w:val="21"/>
-          <w:lang w:eastAsia="en-KE"/>
-        </w:rPr>
-      </w:pPr>
+        <w:t>Inventory blackouts:</w:t>
+      </w:r>
+      <w:r>
+        <w:rPr>
+          <w:rFonts w:ascii="Inter" w:eastAsia="Times New Roman" w:hAnsi="Inter" w:cs="Times New Roman"/>
+          <w:color w:val="F4F0EB"/>
+          <w:sz w:val="21"/>
+          <w:szCs w:val="21"/>
+          <w:lang w:eastAsia="en-KE"/>
+        </w:rPr>
+        <w:t> API (Tue ~4:30 PM EST): 30 min before / 60 min after. EIA (Wed ~10:30 AM EST): 60 min before / 120 min after. </w:t>
+      </w:r>
       <w:r>
         <w:rPr>
           <w:rFonts w:ascii="Inter" w:eastAsia="Times New Roman" w:hAnsi="Inter" w:cs="Times New Roman"/>
@@ -4795,18 +5284,66 @@
           <w:bdr w:val="single" w:sz="2" w:space="0" w:color="E5E7EB" w:frame="1"/>
           <w:lang w:eastAsia="en-KE"/>
         </w:rPr>
-        <w:t>Silver (XAGUSD).</w:t>
-      </w:r>
-      <w:r>
-        <w:rPr>
-          <w:rFonts w:ascii="Inter" w:eastAsia="Times New Roman" w:hAnsi="Inter" w:cs="Times New Roman"/>
-          <w:color w:val="F4F0EB"/>
-          <w:sz w:val="21"/>
-          <w:szCs w:val="21"/>
-          <w:lang w:eastAsia="en-KE"/>
-        </w:rPr>
-        <w:t> Tiers: $5 Tier 1, $1 Tier 2. Sweep penetration: $0.30–0.60 — Silver sweeps deeper than Gold due to thinner liquidity. Mode A stop: 3.0–3.5 × ATR. Mode B stop: 2.0–2.5 × ATR. </w:t>
-      </w:r>
+        <w:t>OPEC+ meetings:</w:t>
+      </w:r>
+      <w:r>
+        <w:rPr>
+          <w:rFonts w:ascii="Inter" w:eastAsia="Times New Roman" w:hAnsi="Inter" w:cs="Times New Roman"/>
+          <w:color w:val="F4F0EB"/>
+          <w:sz w:val="21"/>
+          <w:szCs w:val="21"/>
+          <w:lang w:eastAsia="en-KE"/>
+        </w:rPr>
+        <w:t> full suspension of Oil psychological level trading for the entire trading day</w:t>
+      </w:r>
+    </w:p>
+    <w:p>
+      <w:pPr>
+        <w:pBdr>
+          <w:top w:val="single" w:sz="2" w:space="0" w:color="E5E7EB"/>
+          <w:left w:val="single" w:sz="2" w:space="0" w:color="E5E7EB"/>
+          <w:bottom w:val="single" w:sz="2" w:space="0" w:color="E5E7EB"/>
+          <w:right w:val="single" w:sz="2" w:space="0" w:color="E5E7EB"/>
+        </w:pBdr>
+        <w:shd w:val="clear" w:color="auto" w:fill="252523"/>
+        <w:spacing w:before="274" w:after="274" w:line="240" w:lineRule="auto"/>
+        <w:rPr>
+          <w:rFonts w:ascii="Inter" w:eastAsia="Times New Roman" w:hAnsi="Inter" w:cs="Times New Roman"/>
+          <w:color w:val="F4F0EB"/>
+          <w:sz w:val="21"/>
+          <w:szCs w:val="21"/>
+          <w:lang w:eastAsia="en-KE"/>
+        </w:rPr>
+      </w:pPr>
+      <w:r>
+        <w:rPr>
+          <w:rFonts w:ascii="Inter" w:eastAsia="Times New Roman" w:hAnsi="Inter" w:cs="Times New Roman"/>
+          <w:color w:val="F4F0EB"/>
+          <w:sz w:val="21"/>
+          <w:szCs w:val="21"/>
+          <w:lang w:eastAsia="en-KE"/>
+        </w:rPr>
+        <w:t>Optimal session: London–NY overlap + early US hours. London session is valid, especially for Mode A at Tier 1.</w:t>
+      </w:r>
+    </w:p>
+    <w:p>
+      <w:pPr>
+        <w:pBdr>
+          <w:top w:val="single" w:sz="2" w:space="0" w:color="E5E7EB"/>
+          <w:left w:val="single" w:sz="2" w:space="0" w:color="E5E7EB"/>
+          <w:bottom w:val="single" w:sz="2" w:space="0" w:color="E5E7EB"/>
+          <w:right w:val="single" w:sz="2" w:space="0" w:color="E5E7EB"/>
+        </w:pBdr>
+        <w:shd w:val="clear" w:color="auto" w:fill="252523"/>
+        <w:spacing w:before="274" w:after="274" w:line="240" w:lineRule="auto"/>
+        <w:rPr>
+          <w:rFonts w:ascii="Inter" w:eastAsia="Times New Roman" w:hAnsi="Inter" w:cs="Times New Roman"/>
+          <w:color w:val="F4F0EB"/>
+          <w:sz w:val="21"/>
+          <w:szCs w:val="21"/>
+          <w:lang w:eastAsia="en-KE"/>
+        </w:rPr>
+      </w:pPr>
       <w:r>
         <w:rPr>
           <w:rFonts w:ascii="Inter" w:eastAsia="Times New Roman" w:hAnsi="Inter" w:cs="Times New Roman"/>
@@ -4818,37 +5355,28 @@
           <w:bdr w:val="single" w:sz="2" w:space="0" w:color="E5E7EB" w:frame="1"/>
           <w:lang w:eastAsia="en-KE"/>
         </w:rPr>
-        <w:t>Silver structurally favors Mode B</w:t>
-      </w:r>
-      <w:r>
-        <w:rPr>
-          <w:rFonts w:ascii="Inter" w:eastAsia="Times New Roman" w:hAnsi="Inter" w:cs="Times New Roman"/>
-          <w:color w:val="F4F0EB"/>
-          <w:sz w:val="21"/>
-          <w:szCs w:val="21"/>
-          <w:lang w:eastAsia="en-KE"/>
-        </w:rPr>
-        <w:t xml:space="preserve"> — empirical barrier evidence is weak at standard digit scales, making fading levels higher-risk; trade confirmed structural breaks instead. Use Mode A only at Tier 1 ($5) levels with strong confirmation. Reduce risk to 0.75–1.0%. Optimal session: London–NY overlap. </w:t>
-      </w:r>
-      <w:r>
-        <w:rPr>
-          <w:rFonts w:ascii="Segoe UI Emoji" w:eastAsia="Times New Roman" w:hAnsi="Segoe UI Emoji" w:cs="Segoe UI Emoji"/>
-          <w:color w:val="F4F0EB"/>
-          <w:sz w:val="21"/>
-          <w:szCs w:val="21"/>
-          <w:lang w:eastAsia="en-KE"/>
-        </w:rPr>
-        <w:t>❌</w:t>
-      </w:r>
-      <w:r>
-        <w:rPr>
-          <w:rFonts w:ascii="Inter" w:eastAsia="Times New Roman" w:hAnsi="Inter" w:cs="Times New Roman"/>
-          <w:color w:val="F4F0EB"/>
-          <w:sz w:val="21"/>
-          <w:szCs w:val="21"/>
-          <w:lang w:eastAsia="en-KE"/>
-        </w:rPr>
-        <w:t xml:space="preserve"> No entries around LBMA Silver Auction (12:00 London local time; shifts to 11:00 UTC during BST). Monitor: Gold/Silver Ratio extremes (&gt; 100:1 or &lt; 40:1 can override technical structure), industrial PMI surprises, COMEX margin changes.</w:t>
+        <w:lastRenderedPageBreak/>
+        <w:t>Index CFDs (S&amp;P 500, Nasdaq, Dow).</w:t>
+      </w:r>
+      <w:r>
+        <w:rPr>
+          <w:rFonts w:ascii="Inter" w:eastAsia="Times New Roman" w:hAnsi="Inter" w:cs="Times New Roman"/>
+          <w:color w:val="F4F0EB"/>
+          <w:sz w:val="21"/>
+          <w:szCs w:val="21"/>
+          <w:lang w:eastAsia="en-KE"/>
+        </w:rPr>
+        <w:t xml:space="preserve"> Sweep penetration: 10–30 points. </w:t>
+      </w:r>
+      <w:r>
+        <w:rPr>
+          <w:rFonts w:ascii="Inter" w:eastAsia="Times New Roman" w:hAnsi="Inter" w:cs="Times New Roman"/>
+          <w:color w:val="F4F0EB"/>
+          <w:sz w:val="21"/>
+          <w:szCs w:val="21"/>
+          <w:lang w:eastAsia="en-KE"/>
+        </w:rPr>
+        <w:t>Mode A stop: 2.5 x ATR(14).</w:t>
       </w:r>
     </w:p>
     <w:p>
@@ -4872,159 +5400,22 @@
       <w:r>
         <w:rPr>
           <w:rFonts w:ascii="Inter" w:eastAsia="Times New Roman" w:hAnsi="Inter" w:cs="Times New Roman"/>
-          <w:b/>
-          <w:bCs/>
-          <w:color w:val="F4F0EB"/>
-          <w:sz w:val="21"/>
-          <w:szCs w:val="21"/>
-          <w:bdr w:val="single" w:sz="2" w:space="0" w:color="E5E7EB" w:frame="1"/>
-          <w:lang w:eastAsia="en-KE"/>
-        </w:rPr>
-        <w:t>Oil (USOIL/WTI).</w:t>
-      </w:r>
-      <w:r>
-        <w:rPr>
-          <w:rFonts w:ascii="Inter" w:eastAsia="Times New Roman" w:hAnsi="Inter" w:cs="Times New Roman"/>
-          <w:color w:val="F4F0EB"/>
-          <w:sz w:val="21"/>
-          <w:szCs w:val="21"/>
-          <w:lang w:eastAsia="en-KE"/>
-        </w:rPr>
-        <w:t> Tiers: $10 Tier 1, $5 Tier 2. Sweep penetration: $0.30–0.80. Mode A stop: 3.0 × ATR. Mode B stop: 2.0–2.5 × ATR. </w:t>
-      </w:r>
-      <w:r>
-        <w:rPr>
-          <w:rFonts w:ascii="Inter" w:eastAsia="Times New Roman" w:hAnsi="Inter" w:cs="Times New Roman"/>
-          <w:b/>
-          <w:bCs/>
-          <w:color w:val="F4F0EB"/>
-          <w:sz w:val="21"/>
-          <w:szCs w:val="21"/>
-          <w:bdr w:val="single" w:sz="2" w:space="0" w:color="E5E7EB" w:frame="1"/>
-          <w:lang w:eastAsia="en-KE"/>
-        </w:rPr>
-        <w:t>Directional asymmetry:</w:t>
-      </w:r>
-      <w:r>
-        <w:rPr>
-          <w:rFonts w:ascii="Inter" w:eastAsia="Times New Roman" w:hAnsi="Inter" w:cs="Times New Roman"/>
-          <w:color w:val="F4F0EB"/>
-          <w:sz w:val="21"/>
-          <w:szCs w:val="21"/>
-          <w:lang w:eastAsia="en-KE"/>
-        </w:rPr>
-        <w:t> support breaks are more violent than resistance breaks (panic selling + liquidation cascades vs. supply elasticity capping upside). Upside breaks through $10 Tier 1 levels tend to retrace — require stronger Mode B confirmation on upside breaks (demand volume ≥ 1.5× average instead of 1.2×). Reduce risk to 0.75–1.0%. </w:t>
-      </w:r>
-      <w:r>
-        <w:rPr>
-          <w:rFonts w:ascii="Inter" w:eastAsia="Times New Roman" w:hAnsi="Inter" w:cs="Times New Roman"/>
-          <w:b/>
-          <w:bCs/>
-          <w:color w:val="F4F0EB"/>
-          <w:sz w:val="21"/>
-          <w:szCs w:val="21"/>
-          <w:bdr w:val="single" w:sz="2" w:space="0" w:color="E5E7EB" w:frame="1"/>
-          <w:lang w:eastAsia="en-KE"/>
-        </w:rPr>
-        <w:t>Inventory blackouts:</w:t>
-      </w:r>
-      <w:r>
-        <w:rPr>
-          <w:rFonts w:ascii="Inter" w:eastAsia="Times New Roman" w:hAnsi="Inter" w:cs="Times New Roman"/>
-          <w:color w:val="F4F0EB"/>
-          <w:sz w:val="21"/>
-          <w:szCs w:val="21"/>
-          <w:lang w:eastAsia="en-KE"/>
-        </w:rPr>
-        <w:t> API (Tue ~4:30 PM EST): 30 min before / 60 min after. EIA (Wed ~10:30 AM EST): 60 min before / 120 min after. </w:t>
-      </w:r>
-      <w:r>
-        <w:rPr>
-          <w:rFonts w:ascii="Inter" w:eastAsia="Times New Roman" w:hAnsi="Inter" w:cs="Times New Roman"/>
-          <w:b/>
-          <w:bCs/>
-          <w:color w:val="F4F0EB"/>
-          <w:sz w:val="21"/>
-          <w:szCs w:val="21"/>
-          <w:bdr w:val="single" w:sz="2" w:space="0" w:color="E5E7EB" w:frame="1"/>
-          <w:lang w:eastAsia="en-KE"/>
-        </w:rPr>
-        <w:t>OPEC+ meetings:</w:t>
-      </w:r>
-      <w:r>
-        <w:rPr>
-          <w:rFonts w:ascii="Inter" w:eastAsia="Times New Roman" w:hAnsi="Inter" w:cs="Times New Roman"/>
-          <w:color w:val="F4F0EB"/>
-          <w:sz w:val="21"/>
-          <w:szCs w:val="21"/>
-          <w:lang w:eastAsia="en-KE"/>
-        </w:rPr>
-        <w:t> full suspension of Oil psychological level trading for the entire trading day. </w:t>
-      </w:r>
-      <w:r>
-        <w:rPr>
-          <w:rFonts w:ascii="Inter" w:eastAsia="Times New Roman" w:hAnsi="Inter" w:cs="Times New Roman"/>
-          <w:b/>
-          <w:bCs/>
-          <w:color w:val="F4F0EB"/>
-          <w:sz w:val="21"/>
-          <w:szCs w:val="21"/>
-          <w:bdr w:val="single" w:sz="2" w:space="0" w:color="E5E7EB" w:frame="1"/>
-          <w:lang w:eastAsia="en-KE"/>
-        </w:rPr>
-        <w:t>Geopolitical supply shocks</w:t>
-      </w:r>
-      <w:r>
-        <w:rPr>
-          <w:rFonts w:ascii="Inter" w:eastAsia="Times New Roman" w:hAnsi="Inter" w:cs="Times New Roman"/>
-          <w:color w:val="F4F0EB"/>
-          <w:sz w:val="21"/>
-          <w:szCs w:val="21"/>
-          <w:lang w:eastAsia="en-KE"/>
-        </w:rPr>
-        <w:t> (disruptions, sanctions): suspend Oil trading until OVX reverts to historical norms. Optimal session: London–NY overlap + early US hours. London session is valid, especially for Mode A at Tier 1.</w:t>
-      </w:r>
-    </w:p>
-    <w:p>
-      <w:pPr>
-        <w:pBdr>
-          <w:top w:val="single" w:sz="2" w:space="0" w:color="E5E7EB"/>
-          <w:left w:val="single" w:sz="2" w:space="0" w:color="E5E7EB"/>
-          <w:bottom w:val="single" w:sz="2" w:space="0" w:color="E5E7EB"/>
-          <w:right w:val="single" w:sz="2" w:space="0" w:color="E5E7EB"/>
-        </w:pBdr>
-        <w:shd w:val="clear" w:color="auto" w:fill="252523"/>
-        <w:spacing w:before="274" w:after="274" w:line="240" w:lineRule="auto"/>
-        <w:rPr>
-          <w:rFonts w:ascii="Inter" w:eastAsia="Times New Roman" w:hAnsi="Inter" w:cs="Times New Roman"/>
-          <w:color w:val="F4F0EB"/>
-          <w:sz w:val="21"/>
-          <w:szCs w:val="21"/>
-          <w:lang w:eastAsia="en-KE"/>
-        </w:rPr>
-      </w:pPr>
-      <w:r>
-        <w:rPr>
-          <w:rFonts w:ascii="Inter" w:eastAsia="Times New Roman" w:hAnsi="Inter" w:cs="Times New Roman"/>
-          <w:b/>
-          <w:bCs/>
-          <w:color w:val="F4F0EB"/>
-          <w:sz w:val="21"/>
-          <w:szCs w:val="21"/>
-          <w:bdr w:val="single" w:sz="2" w:space="0" w:color="E5E7EB" w:frame="1"/>
-          <w:lang w:eastAsia="en-KE"/>
-        </w:rPr>
-        <w:t>Index CFDs (S&amp;P 500, Nasdaq, Dow).</w:t>
-      </w:r>
-      <w:r>
-        <w:rPr>
-          <w:rFonts w:ascii="Inter" w:eastAsia="Times New Roman" w:hAnsi="Inter" w:cs="Times New Roman"/>
-          <w:color w:val="F4F0EB"/>
-          <w:sz w:val="21"/>
-          <w:szCs w:val="21"/>
-          <w:lang w:eastAsia="en-KE"/>
-        </w:rPr>
-        <w:t> Sweep penetration: 10–30 points. Mode A stop: 2.0–2.5 × ATR. Mode B stop: 2.0 × ATR. US session only (14:30–21:00 GMT) — skip first 30 min after open. Account for overnight gap risk. Treat all index positions as correlated — do not stack. VIX &gt; 25: reduce size 25%. VIX &gt; 35: do not trade. Mode B tends to outperform Mode A on indices.</w:t>
+          <w:color w:val="F4F0EB"/>
+          <w:sz w:val="21"/>
+          <w:szCs w:val="21"/>
+          <w:lang w:eastAsia="en-KE"/>
+        </w:rPr>
+        <w:t>VIX 20–30: reduce size 25%. VIX &gt; 30: do not trade.</w:t>
+      </w:r>
+      <w:r>
+        <w:rPr>
+          <w:rFonts w:ascii="Inter" w:eastAsia="Times New Roman" w:hAnsi="Inter" w:cs="Times New Roman"/>
+          <w:color w:val="F4F0EB"/>
+          <w:sz w:val="21"/>
+          <w:szCs w:val="21"/>
+          <w:lang w:eastAsia="en-KE"/>
+        </w:rPr>
+        <w:t xml:space="preserve"> Mode B stop: 2.0 × ATR. US session only (14:30–21:00 GMT) — skip first 30 min after open. Account for overnight gap risk. Treat all index positions as correlated — do not stack.. Mode B tends to outperform Mode A on indices.</w:t>
       </w:r>
     </w:p>
     <w:p>
